--- a/compras_app/template_word/modelo_os.docx
+++ b/compras_app/template_word/modelo_os.docx
@@ -22,12 +22,15 @@
             <w:tcW w:w="2972" w:type="dxa"/>
           </w:tcPr>
           <w:p>
+            <w:pPr>
+              <w:shd w:val="clear" w:color="auto" w:fill="FFFFFF" w:themeFill="background1"/>
+            </w:pPr>
             <w:r>
               <w:rPr>
                 <w:noProof/>
               </w:rPr>
               <w:drawing>
-                <wp:anchor distT="0" distB="0" distL="114300" distR="114300" simplePos="0" relativeHeight="251659264" behindDoc="1" locked="0" layoutInCell="1" allowOverlap="1" wp14:anchorId="69BA4E36" wp14:editId="1F21479E">
+                <wp:anchor distT="0" distB="0" distL="114300" distR="114300" simplePos="0" relativeHeight="251659264" behindDoc="1" locked="0" layoutInCell="1" allowOverlap="1" wp14:anchorId="69BA4E36" wp14:editId="0178CAE2">
                   <wp:simplePos x="0" y="0"/>
                   <wp:positionH relativeFrom="column">
                     <wp:posOffset>223019</wp:posOffset>
@@ -94,6 +97,7 @@
           </w:tcPr>
           <w:p>
             <w:pPr>
+              <w:shd w:val="clear" w:color="auto" w:fill="FFFFFF" w:themeFill="background1"/>
               <w:jc w:val="center"/>
               <w:rPr>
                 <w:b/>
@@ -126,6 +130,7 @@
           </w:tcPr>
           <w:p>
             <w:pPr>
+              <w:shd w:val="clear" w:color="auto" w:fill="FFFFFF" w:themeFill="background1"/>
               <w:jc w:val="center"/>
             </w:pPr>
             <w:r>
@@ -137,6 +142,7 @@
           </w:p>
           <w:p>
             <w:pPr>
+              <w:shd w:val="clear" w:color="auto" w:fill="FFFFFF" w:themeFill="background1"/>
               <w:jc w:val="center"/>
               <w:rPr>
                 <w:b/>
@@ -175,6 +181,7 @@
           </w:p>
           <w:p>
             <w:pPr>
+              <w:shd w:val="clear" w:color="auto" w:fill="FFFFFF" w:themeFill="background1"/>
               <w:jc w:val="center"/>
               <w:rPr>
                 <w:b/>
@@ -187,6 +194,7 @@
     </w:tbl>
     <w:p>
       <w:pPr>
+        <w:shd w:val="clear" w:color="auto" w:fill="FFFFFF" w:themeFill="background1"/>
         <w:rPr>
           <w:sz w:val="10"/>
           <w:szCs w:val="10"/>
@@ -218,6 +226,7 @@
       <w:tblPr>
         <w:tblStyle w:val="Tabelacomgrade"/>
         <w:tblW w:w="11330" w:type="dxa"/>
+        <w:shd w:val="clear" w:color="auto" w:fill="FFFFFF" w:themeFill="background1"/>
         <w:tblLook w:val="04A0" w:firstRow="1" w:lastRow="0" w:firstColumn="1" w:lastColumn="0" w:noHBand="0" w:noVBand="1"/>
       </w:tblPr>
       <w:tblGrid>
@@ -231,11 +240,15 @@
           <w:tcPr>
             <w:tcW w:w="11330" w:type="dxa"/>
             <w:gridSpan w:val="4"/>
-            <w:shd w:val="clear" w:color="auto" w:fill="F2F2F2" w:themeFill="background1" w:themeFillShade="F2"/>
-          </w:tcPr>
-          <w:p>
-            <w:pPr>
-              <w:jc w:val="center"/>
+            <w:shd w:val="clear" w:color="auto" w:fill="FFFFFF" w:themeFill="background1"/>
+          </w:tcPr>
+          <w:p>
+            <w:pPr>
+              <w:shd w:val="clear" w:color="auto" w:fill="FFFFFF" w:themeFill="background1"/>
+              <w:tabs>
+                <w:tab w:val="left" w:pos="1776"/>
+                <w:tab w:val="center" w:pos="5557"/>
+              </w:tabs>
               <w:rPr>
                 <w:b/>
                 <w:bCs/>
@@ -243,6 +256,24 @@
                 <w:szCs w:val="24"/>
               </w:rPr>
             </w:pPr>
+            <w:r>
+              <w:rPr>
+                <w:b/>
+                <w:bCs/>
+                <w:sz w:val="24"/>
+                <w:szCs w:val="24"/>
+              </w:rPr>
+              <w:tab/>
+            </w:r>
+            <w:r>
+              <w:rPr>
+                <w:b/>
+                <w:bCs/>
+                <w:sz w:val="24"/>
+                <w:szCs w:val="24"/>
+              </w:rPr>
+              <w:tab/>
+            </w:r>
             <w:r>
               <w:rPr>
                 <w:b/>
@@ -271,10 +302,12 @@
         <w:tc>
           <w:tcPr>
             <w:tcW w:w="1892" w:type="dxa"/>
-            <w:vAlign w:val="center"/>
-          </w:tcPr>
-          <w:p>
-            <w:pPr>
+            <w:shd w:val="clear" w:color="auto" w:fill="FFFFFF" w:themeFill="background1"/>
+            <w:vAlign w:val="center"/>
+          </w:tcPr>
+          <w:p>
+            <w:pPr>
+              <w:shd w:val="clear" w:color="auto" w:fill="FFFFFF" w:themeFill="background1"/>
               <w:jc w:val="center"/>
               <w:rPr>
                 <w:b/>
@@ -293,9 +326,13 @@
         <w:tc>
           <w:tcPr>
             <w:tcW w:w="5616" w:type="dxa"/>
-            <w:vAlign w:val="center"/>
-          </w:tcPr>
-          <w:p>
+            <w:shd w:val="clear" w:color="auto" w:fill="FFFFFF" w:themeFill="background1"/>
+            <w:vAlign w:val="center"/>
+          </w:tcPr>
+          <w:p>
+            <w:pPr>
+              <w:shd w:val="clear" w:color="auto" w:fill="FFFFFF" w:themeFill="background1"/>
+            </w:pPr>
             <w:r>
               <w:t>TJ</w:t>
             </w:r>
@@ -313,10 +350,12 @@
         <w:tc>
           <w:tcPr>
             <w:tcW w:w="1682" w:type="dxa"/>
-            <w:vAlign w:val="center"/>
-          </w:tcPr>
-          <w:p>
-            <w:pPr>
+            <w:shd w:val="clear" w:color="auto" w:fill="FFFFFF" w:themeFill="background1"/>
+            <w:vAlign w:val="center"/>
+          </w:tcPr>
+          <w:p>
+            <w:pPr>
+              <w:shd w:val="clear" w:color="auto" w:fill="FFFFFF" w:themeFill="background1"/>
               <w:jc w:val="center"/>
               <w:rPr>
                 <w:b/>
@@ -335,10 +374,12 @@
         <w:tc>
           <w:tcPr>
             <w:tcW w:w="2140" w:type="dxa"/>
-            <w:vAlign w:val="center"/>
-          </w:tcPr>
-          <w:p>
-            <w:pPr>
+            <w:shd w:val="clear" w:color="auto" w:fill="FFFFFF" w:themeFill="background1"/>
+            <w:vAlign w:val="center"/>
+          </w:tcPr>
+          <w:p>
+            <w:pPr>
+              <w:shd w:val="clear" w:color="auto" w:fill="FFFFFF" w:themeFill="background1"/>
               <w:jc w:val="center"/>
             </w:pPr>
             <w:r>
@@ -354,6 +395,7 @@
         <w:tc>
           <w:tcPr>
             <w:tcW w:w="1892" w:type="dxa"/>
+            <w:shd w:val="clear" w:color="auto" w:fill="FFFFFF" w:themeFill="background1"/>
             <w:vAlign w:val="center"/>
           </w:tcPr>
           <w:p>
@@ -383,6 +425,7 @@
         <w:tc>
           <w:tcPr>
             <w:tcW w:w="5616" w:type="dxa"/>
+            <w:shd w:val="clear" w:color="auto" w:fill="FFFFFF" w:themeFill="background1"/>
             <w:vAlign w:val="center"/>
           </w:tcPr>
           <w:p>
@@ -394,6 +437,7 @@
         <w:tc>
           <w:tcPr>
             <w:tcW w:w="1682" w:type="dxa"/>
+            <w:shd w:val="clear" w:color="auto" w:fill="FFFFFF" w:themeFill="background1"/>
             <w:vAlign w:val="center"/>
           </w:tcPr>
           <w:p>
@@ -416,6 +460,7 @@
         <w:tc>
           <w:tcPr>
             <w:tcW w:w="2140" w:type="dxa"/>
+            <w:shd w:val="clear" w:color="auto" w:fill="FFFFFF" w:themeFill="background1"/>
             <w:vAlign w:val="center"/>
           </w:tcPr>
           <w:p>
@@ -432,6 +477,7 @@
         <w:tc>
           <w:tcPr>
             <w:tcW w:w="1892" w:type="dxa"/>
+            <w:shd w:val="clear" w:color="auto" w:fill="FFFFFF" w:themeFill="background1"/>
             <w:vAlign w:val="center"/>
           </w:tcPr>
           <w:p>
@@ -449,18 +495,28 @@
               </w:rPr>
               <w:t xml:space="preserve">PREVISÃO </w:t>
             </w:r>
-            <w:r>
-              <w:rPr>
-                <w:b/>
-                <w:bCs/>
-              </w:rPr>
-              <w:t>INICIO:</w:t>
+            <w:proofErr w:type="gramStart"/>
+            <w:r>
+              <w:rPr>
+                <w:b/>
+                <w:bCs/>
+              </w:rPr>
+              <w:t>INICIO</w:t>
+            </w:r>
+            <w:proofErr w:type="gramEnd"/>
+            <w:r>
+              <w:rPr>
+                <w:b/>
+                <w:bCs/>
+              </w:rPr>
+              <w:t>:</w:t>
             </w:r>
           </w:p>
         </w:tc>
         <w:tc>
           <w:tcPr>
             <w:tcW w:w="5616" w:type="dxa"/>
+            <w:shd w:val="clear" w:color="auto" w:fill="FFFFFF" w:themeFill="background1"/>
             <w:vAlign w:val="center"/>
           </w:tcPr>
           <w:p>
@@ -475,6 +531,7 @@
         <w:tc>
           <w:tcPr>
             <w:tcW w:w="1682" w:type="dxa"/>
+            <w:shd w:val="clear" w:color="auto" w:fill="FFFFFF" w:themeFill="background1"/>
             <w:vAlign w:val="center"/>
           </w:tcPr>
           <w:p>
@@ -497,6 +554,7 @@
         <w:tc>
           <w:tcPr>
             <w:tcW w:w="2140" w:type="dxa"/>
+            <w:shd w:val="clear" w:color="auto" w:fill="FFFFFF" w:themeFill="background1"/>
             <w:vAlign w:val="center"/>
           </w:tcPr>
           <w:p>
@@ -867,7 +925,23 @@
                 <w:sz w:val="18"/>
                 <w:szCs w:val="18"/>
               </w:rPr>
-              <w:t>FATURAMENTO DIRETO - AR CONDICIONADO COMPLEMENTO SALÃO - GRUPO EURO</w:t>
+              <w:t xml:space="preserve">FATURAMENTO DIRETO - </w:t>
+            </w:r>
+            <w:proofErr w:type="gramStart"/>
+            <w:r>
+              <w:rPr>
+                <w:sz w:val="18"/>
+                <w:szCs w:val="18"/>
+              </w:rPr>
+              <w:t>AR CONDICIONADO</w:t>
+            </w:r>
+            <w:proofErr w:type="gramEnd"/>
+            <w:r>
+              <w:rPr>
+                <w:sz w:val="18"/>
+                <w:szCs w:val="18"/>
+              </w:rPr>
+              <w:t xml:space="preserve"> COMPLEMENTO SALÃO - GRUPO EURO</w:t>
             </w:r>
           </w:p>
         </w:tc>
@@ -2545,46 +2619,72 @@
         </w:rPr>
       </w:pPr>
     </w:p>
+    <w:p>
+      <w:pPr>
+        <w:rPr>
+          <w:sz w:val="10"/>
+          <w:szCs w:val="10"/>
+        </w:rPr>
+      </w:pPr>
+    </w:p>
     <w:tbl>
       <w:tblPr>
-        <w:tblStyle w:val="Tabelacomgrade"/>
-        <w:tblW w:w="11335" w:type="dxa"/>
-        <w:jc w:val="center"/>
-        <w:tblLayout w:type="fixed"/>
+        <w:tblW w:w="11340" w:type="dxa"/>
+        <w:tblCellSpacing w:w="15" w:type="dxa"/>
+        <w:tblCellMar>
+          <w:top w:w="15" w:type="dxa"/>
+          <w:left w:w="15" w:type="dxa"/>
+          <w:bottom w:w="15" w:type="dxa"/>
+          <w:right w:w="15" w:type="dxa"/>
+        </w:tblCellMar>
         <w:tblLook w:val="04A0" w:firstRow="1" w:lastRow="0" w:firstColumn="1" w:lastColumn="0" w:noHBand="0" w:noVBand="1"/>
       </w:tblPr>
       <w:tblGrid>
-        <w:gridCol w:w="241"/>
-        <w:gridCol w:w="5112"/>
-        <w:gridCol w:w="1656"/>
-        <w:gridCol w:w="1152"/>
-        <w:gridCol w:w="1152"/>
-        <w:gridCol w:w="1152"/>
-        <w:gridCol w:w="870"/>
+        <w:gridCol w:w="466"/>
+        <w:gridCol w:w="1128"/>
+        <w:gridCol w:w="2975"/>
+        <w:gridCol w:w="2252"/>
+        <w:gridCol w:w="2252"/>
+        <w:gridCol w:w="2267"/>
       </w:tblGrid>
       <w:tr>
         <w:trPr>
-          <w:jc w:val="center"/>
+          <w:trHeight w:val="365"/>
+          <w:tblCellSpacing w:w="15" w:type="dxa"/>
         </w:trPr>
         <w:tc>
           <w:tcPr>
             <w:tcW w:w="11335" w:type="dxa"/>
-            <w:gridSpan w:val="7"/>
-            <w:shd w:val="clear" w:color="auto" w:fill="E7E6E6" w:themeFill="background2"/>
-            <w:vAlign w:val="center"/>
-          </w:tcPr>
-          <w:p>
-            <w:pPr>
-              <w:jc w:val="center"/>
-              <w:rPr>
-                <w:b/>
-                <w:bCs/>
-              </w:rPr>
-            </w:pPr>
-            <w:r>
-              <w:rPr>
-                <w:b/>
-                <w:bCs/>
+            <w:gridSpan w:val="6"/>
+            <w:tcBorders>
+              <w:top w:val="single" w:sz="8" w:space="0" w:color="auto"/>
+              <w:left w:val="single" w:sz="8" w:space="0" w:color="auto"/>
+              <w:bottom w:val="single" w:sz="8" w:space="0" w:color="auto"/>
+              <w:right w:val="single" w:sz="8" w:space="0" w:color="auto"/>
+            </w:tcBorders>
+            <w:shd w:val="clear" w:color="auto" w:fill="E7E6E6"/>
+            <w:tcMar>
+              <w:top w:w="0" w:type="dxa"/>
+              <w:left w:w="108" w:type="dxa"/>
+              <w:bottom w:w="0" w:type="dxa"/>
+              <w:right w:w="108" w:type="dxa"/>
+            </w:tcMar>
+            <w:vAlign w:val="center"/>
+            <w:hideMark/>
+          </w:tcPr>
+          <w:p>
+            <w:pPr>
+              <w:spacing w:after="0" w:line="240" w:lineRule="auto"/>
+              <w:jc w:val="center"/>
+              <w:rPr>
+                <w:lang w:eastAsia="pt-BR"/>
+              </w:rPr>
+            </w:pPr>
+            <w:r>
+              <w:rPr>
+                <w:b/>
+                <w:bCs/>
+                <w:color w:val="000000"/>
               </w:rPr>
               <w:t xml:space="preserve">PROCESSOS DE PRODUÇÃO </w:t>
             </w:r>
@@ -2600,6 +2700,7 @@
               <w:rPr>
                 <w:b/>
                 <w:bCs/>
+                <w:color w:val="000000"/>
               </w:rPr>
               <w:t>:</w:t>
             </w:r>
@@ -2608,156 +2709,1205 @@
       </w:tr>
       <w:tr>
         <w:trPr>
-          <w:jc w:val="center"/>
+          <w:trHeight w:val="365"/>
+          <w:tblCellSpacing w:w="15" w:type="dxa"/>
         </w:trPr>
         <w:tc>
           <w:tcPr>
-            <w:tcW w:w="241" w:type="dxa"/>
-            <w:vAlign w:val="center"/>
-          </w:tcPr>
-          <w:p/>
-        </w:tc>
-        <w:tc>
-          <w:tcPr>
-            <w:tcW w:w="5112" w:type="dxa"/>
-            <w:vAlign w:val="center"/>
-          </w:tcPr>
-          <w:p>
-            <w:r>
-              <w:t>ATIVIDADE:</w:t>
-            </w:r>
-          </w:p>
-        </w:tc>
-        <w:tc>
-          <w:tcPr>
-            <w:tcW w:w="1656" w:type="dxa"/>
-            <w:vAlign w:val="center"/>
-          </w:tcPr>
-          <w:p>
-            <w:r>
-              <w:t>RESPONSÁVEL:</w:t>
-            </w:r>
-          </w:p>
-        </w:tc>
-        <w:tc>
-          <w:tcPr>
-            <w:tcW w:w="1152" w:type="dxa"/>
-            <w:vAlign w:val="center"/>
-          </w:tcPr>
-          <w:p>
-            <w:r>
-              <w:t>DATA:</w:t>
-            </w:r>
-          </w:p>
-        </w:tc>
-        <w:tc>
-          <w:tcPr>
-            <w:tcW w:w="1152" w:type="dxa"/>
-            <w:vAlign w:val="center"/>
-          </w:tcPr>
-          <w:p>
-            <w:r>
-              <w:t>INÍCIO:</w:t>
-            </w:r>
-          </w:p>
-        </w:tc>
-        <w:tc>
-          <w:tcPr>
-            <w:tcW w:w="1152" w:type="dxa"/>
-            <w:vAlign w:val="center"/>
-          </w:tcPr>
-          <w:p>
-            <w:r>
-              <w:t>FIM:</w:t>
-            </w:r>
-          </w:p>
-        </w:tc>
-        <w:tc>
-          <w:tcPr>
-            <w:tcW w:w="870" w:type="dxa"/>
-            <w:vAlign w:val="center"/>
-          </w:tcPr>
-          <w:p>
-            <w:r>
-              <w:t>FEITO</w:t>
+            <w:tcW w:w="1555" w:type="dxa"/>
+            <w:gridSpan w:val="2"/>
+            <w:tcBorders>
+              <w:top w:val="nil"/>
+              <w:left w:val="single" w:sz="8" w:space="0" w:color="auto"/>
+              <w:bottom w:val="single" w:sz="8" w:space="0" w:color="auto"/>
+              <w:right w:val="single" w:sz="8" w:space="0" w:color="auto"/>
+            </w:tcBorders>
+            <w:tcMar>
+              <w:top w:w="0" w:type="dxa"/>
+              <w:left w:w="108" w:type="dxa"/>
+              <w:bottom w:w="0" w:type="dxa"/>
+              <w:right w:w="108" w:type="dxa"/>
+            </w:tcMar>
+            <w:vAlign w:val="center"/>
+            <w:hideMark/>
+          </w:tcPr>
+          <w:p>
+            <w:pPr>
+              <w:spacing w:after="0" w:line="240" w:lineRule="auto"/>
+              <w:jc w:val="center"/>
+            </w:pPr>
+            <w:r>
+              <w:rPr>
+                <w:b/>
+                <w:bCs/>
+              </w:rPr>
+              <w:t>OK/NOK</w:t>
+            </w:r>
+          </w:p>
+        </w:tc>
+        <w:tc>
+          <w:tcPr>
+            <w:tcW w:w="2979" w:type="dxa"/>
+            <w:tcBorders>
+              <w:top w:val="nil"/>
+              <w:left w:val="nil"/>
+              <w:bottom w:val="single" w:sz="8" w:space="0" w:color="auto"/>
+              <w:right w:val="single" w:sz="8" w:space="0" w:color="auto"/>
+            </w:tcBorders>
+            <w:tcMar>
+              <w:top w:w="0" w:type="dxa"/>
+              <w:left w:w="108" w:type="dxa"/>
+              <w:bottom w:w="0" w:type="dxa"/>
+              <w:right w:w="108" w:type="dxa"/>
+            </w:tcMar>
+            <w:vAlign w:val="center"/>
+            <w:hideMark/>
+          </w:tcPr>
+          <w:p>
+            <w:pPr>
+              <w:spacing w:after="0" w:line="240" w:lineRule="auto"/>
+              <w:jc w:val="center"/>
+            </w:pPr>
+            <w:r>
+              <w:rPr>
+                <w:b/>
+                <w:bCs/>
+              </w:rPr>
+              <w:t>RESPONSAVEL</w:t>
+            </w:r>
+          </w:p>
+        </w:tc>
+        <w:tc>
+          <w:tcPr>
+            <w:tcW w:w="2267" w:type="dxa"/>
+            <w:tcBorders>
+              <w:top w:val="nil"/>
+              <w:left w:val="nil"/>
+              <w:bottom w:val="single" w:sz="8" w:space="0" w:color="auto"/>
+              <w:right w:val="single" w:sz="8" w:space="0" w:color="auto"/>
+            </w:tcBorders>
+            <w:tcMar>
+              <w:top w:w="0" w:type="dxa"/>
+              <w:left w:w="108" w:type="dxa"/>
+              <w:bottom w:w="0" w:type="dxa"/>
+              <w:right w:w="108" w:type="dxa"/>
+            </w:tcMar>
+            <w:vAlign w:val="center"/>
+            <w:hideMark/>
+          </w:tcPr>
+          <w:p>
+            <w:pPr>
+              <w:spacing w:after="0" w:line="240" w:lineRule="auto"/>
+              <w:jc w:val="center"/>
+            </w:pPr>
+            <w:r>
+              <w:rPr>
+                <w:b/>
+                <w:bCs/>
+              </w:rPr>
+              <w:t>DATA</w:t>
+            </w:r>
+          </w:p>
+        </w:tc>
+        <w:tc>
+          <w:tcPr>
+            <w:tcW w:w="2267" w:type="dxa"/>
+            <w:tcBorders>
+              <w:top w:val="nil"/>
+              <w:left w:val="nil"/>
+              <w:bottom w:val="single" w:sz="8" w:space="0" w:color="auto"/>
+              <w:right w:val="single" w:sz="8" w:space="0" w:color="auto"/>
+            </w:tcBorders>
+            <w:tcMar>
+              <w:top w:w="0" w:type="dxa"/>
+              <w:left w:w="108" w:type="dxa"/>
+              <w:bottom w:w="0" w:type="dxa"/>
+              <w:right w:w="108" w:type="dxa"/>
+            </w:tcMar>
+            <w:vAlign w:val="center"/>
+            <w:hideMark/>
+          </w:tcPr>
+          <w:p>
+            <w:pPr>
+              <w:spacing w:after="0" w:line="240" w:lineRule="auto"/>
+              <w:jc w:val="center"/>
+            </w:pPr>
+            <w:r>
+              <w:rPr>
+                <w:b/>
+                <w:bCs/>
+              </w:rPr>
+              <w:t xml:space="preserve">HORA </w:t>
+            </w:r>
+            <w:r>
+              <w:rPr>
+                <w:b/>
+                <w:bCs/>
+              </w:rPr>
+              <w:t>INÍCIO</w:t>
+            </w:r>
+          </w:p>
+        </w:tc>
+        <w:tc>
+          <w:tcPr>
+            <w:tcW w:w="2267" w:type="dxa"/>
+            <w:tcBorders>
+              <w:top w:val="nil"/>
+              <w:left w:val="nil"/>
+              <w:bottom w:val="single" w:sz="8" w:space="0" w:color="auto"/>
+              <w:right w:val="single" w:sz="8" w:space="0" w:color="auto"/>
+            </w:tcBorders>
+            <w:tcMar>
+              <w:top w:w="0" w:type="dxa"/>
+              <w:left w:w="108" w:type="dxa"/>
+              <w:bottom w:w="0" w:type="dxa"/>
+              <w:right w:w="108" w:type="dxa"/>
+            </w:tcMar>
+            <w:vAlign w:val="center"/>
+            <w:hideMark/>
+          </w:tcPr>
+          <w:p>
+            <w:pPr>
+              <w:spacing w:after="0" w:line="240" w:lineRule="auto"/>
+              <w:jc w:val="center"/>
+            </w:pPr>
+            <w:r>
+              <w:rPr>
+                <w:b/>
+                <w:bCs/>
+              </w:rPr>
+              <w:t xml:space="preserve">HORA </w:t>
+            </w:r>
+            <w:r>
+              <w:rPr>
+                <w:b/>
+                <w:bCs/>
+              </w:rPr>
+              <w:t>FIM</w:t>
             </w:r>
           </w:p>
         </w:tc>
       </w:tr>
       <w:tr>
         <w:trPr>
-          <w:jc w:val="center"/>
+          <w:trHeight w:val="365"/>
+          <w:tblCellSpacing w:w="15" w:type="dxa"/>
         </w:trPr>
         <w:tc>
           <w:tcPr>
-            <w:tcW w:w="241" w:type="dxa"/>
-            <w:vAlign w:val="center"/>
-          </w:tcPr>
-          <w:p>
-            <w:pPr>
-              <w:jc w:val="center"/>
-            </w:pPr>
-          </w:p>
-        </w:tc>
-        <w:tc>
-          <w:tcPr>
-            <w:tcW w:w="5112" w:type="dxa"/>
-            <w:vAlign w:val="center"/>
+            <w:tcW w:w="1555" w:type="dxa"/>
+            <w:gridSpan w:val="2"/>
+            <w:tcBorders>
+              <w:top w:val="nil"/>
+              <w:left w:val="single" w:sz="8" w:space="0" w:color="auto"/>
+              <w:bottom w:val="single" w:sz="8" w:space="0" w:color="auto"/>
+              <w:right w:val="single" w:sz="8" w:space="0" w:color="auto"/>
+            </w:tcBorders>
+            <w:tcMar>
+              <w:top w:w="0" w:type="dxa"/>
+              <w:left w:w="108" w:type="dxa"/>
+              <w:bottom w:w="0" w:type="dxa"/>
+              <w:right w:w="108" w:type="dxa"/>
+            </w:tcMar>
+            <w:vAlign w:val="center"/>
+            <w:hideMark/>
+          </w:tcPr>
+          <w:p>
+            <w:pPr>
+              <w:spacing w:after="0" w:line="240" w:lineRule="auto"/>
+              <w:jc w:val="center"/>
+            </w:pPr>
+            <w:r>
+              <w:t>_________</w:t>
+            </w:r>
+          </w:p>
+        </w:tc>
+        <w:tc>
+          <w:tcPr>
+            <w:tcW w:w="2979" w:type="dxa"/>
+            <w:tcBorders>
+              <w:top w:val="nil"/>
+              <w:left w:val="nil"/>
+              <w:bottom w:val="single" w:sz="8" w:space="0" w:color="auto"/>
+              <w:right w:val="single" w:sz="8" w:space="0" w:color="auto"/>
+            </w:tcBorders>
+            <w:tcMar>
+              <w:top w:w="0" w:type="dxa"/>
+              <w:left w:w="108" w:type="dxa"/>
+              <w:bottom w:w="0" w:type="dxa"/>
+              <w:right w:w="108" w:type="dxa"/>
+            </w:tcMar>
+            <w:vAlign w:val="center"/>
+            <w:hideMark/>
+          </w:tcPr>
+          <w:p>
+            <w:pPr>
+              <w:spacing w:after="0" w:line="240" w:lineRule="auto"/>
+              <w:jc w:val="center"/>
+            </w:pPr>
+            <w:r>
+              <w:t>______________________</w:t>
+            </w:r>
+          </w:p>
+        </w:tc>
+        <w:tc>
+          <w:tcPr>
+            <w:tcW w:w="2267" w:type="dxa"/>
+            <w:tcBorders>
+              <w:top w:val="nil"/>
+              <w:left w:val="nil"/>
+              <w:bottom w:val="single" w:sz="8" w:space="0" w:color="auto"/>
+              <w:right w:val="single" w:sz="8" w:space="0" w:color="auto"/>
+            </w:tcBorders>
+            <w:tcMar>
+              <w:top w:w="0" w:type="dxa"/>
+              <w:left w:w="108" w:type="dxa"/>
+              <w:bottom w:w="0" w:type="dxa"/>
+              <w:right w:w="108" w:type="dxa"/>
+            </w:tcMar>
+            <w:vAlign w:val="center"/>
+            <w:hideMark/>
+          </w:tcPr>
+          <w:p>
+            <w:pPr>
+              <w:spacing w:after="0" w:line="240" w:lineRule="auto"/>
+              <w:jc w:val="center"/>
+            </w:pPr>
+            <w:r>
+              <w:t>_______________</w:t>
+            </w:r>
+          </w:p>
+        </w:tc>
+        <w:tc>
+          <w:tcPr>
+            <w:tcW w:w="2267" w:type="dxa"/>
+            <w:tcBorders>
+              <w:top w:val="nil"/>
+              <w:left w:val="nil"/>
+              <w:bottom w:val="single" w:sz="8" w:space="0" w:color="auto"/>
+              <w:right w:val="single" w:sz="8" w:space="0" w:color="auto"/>
+            </w:tcBorders>
+            <w:tcMar>
+              <w:top w:w="0" w:type="dxa"/>
+              <w:left w:w="108" w:type="dxa"/>
+              <w:bottom w:w="0" w:type="dxa"/>
+              <w:right w:w="108" w:type="dxa"/>
+            </w:tcMar>
+            <w:vAlign w:val="center"/>
+            <w:hideMark/>
+          </w:tcPr>
+          <w:p>
+            <w:pPr>
+              <w:spacing w:after="0" w:line="240" w:lineRule="auto"/>
+              <w:jc w:val="center"/>
+            </w:pPr>
+            <w:r>
+              <w:t>_______________</w:t>
+            </w:r>
+          </w:p>
+        </w:tc>
+        <w:tc>
+          <w:tcPr>
+            <w:tcW w:w="2267" w:type="dxa"/>
+            <w:tcBorders>
+              <w:top w:val="nil"/>
+              <w:left w:val="nil"/>
+              <w:bottom w:val="single" w:sz="8" w:space="0" w:color="auto"/>
+              <w:right w:val="single" w:sz="8" w:space="0" w:color="auto"/>
+            </w:tcBorders>
+            <w:tcMar>
+              <w:top w:w="0" w:type="dxa"/>
+              <w:left w:w="108" w:type="dxa"/>
+              <w:bottom w:w="0" w:type="dxa"/>
+              <w:right w:w="108" w:type="dxa"/>
+            </w:tcMar>
+            <w:vAlign w:val="center"/>
+            <w:hideMark/>
+          </w:tcPr>
+          <w:p>
+            <w:pPr>
+              <w:spacing w:after="0" w:line="240" w:lineRule="auto"/>
+              <w:jc w:val="center"/>
+            </w:pPr>
+            <w:r>
+              <w:t>_______________</w:t>
+            </w:r>
+          </w:p>
+        </w:tc>
+      </w:tr>
+      <w:tr>
+        <w:trPr>
+          <w:trHeight w:val="365"/>
+          <w:tblCellSpacing w:w="15" w:type="dxa"/>
+        </w:trPr>
+        <w:tc>
+          <w:tcPr>
+            <w:tcW w:w="421" w:type="dxa"/>
+            <w:tcBorders>
+              <w:top w:val="nil"/>
+              <w:left w:val="single" w:sz="8" w:space="0" w:color="auto"/>
+              <w:bottom w:val="single" w:sz="8" w:space="0" w:color="auto"/>
+              <w:right w:val="single" w:sz="8" w:space="0" w:color="auto"/>
+            </w:tcBorders>
+            <w:tcMar>
+              <w:top w:w="0" w:type="dxa"/>
+              <w:left w:w="108" w:type="dxa"/>
+              <w:bottom w:w="0" w:type="dxa"/>
+              <w:right w:w="108" w:type="dxa"/>
+            </w:tcMar>
+            <w:vAlign w:val="center"/>
+            <w:hideMark/>
+          </w:tcPr>
+          <w:p>
+            <w:pPr>
+              <w:spacing w:after="0" w:line="240" w:lineRule="auto"/>
+            </w:pPr>
+            <w:r>
+              <w:lastRenderedPageBreak/>
+              <w:t>#</w:t>
+            </w:r>
+          </w:p>
+        </w:tc>
+        <w:tc>
+          <w:tcPr>
+            <w:tcW w:w="10914" w:type="dxa"/>
+            <w:gridSpan w:val="5"/>
+            <w:tcBorders>
+              <w:top w:val="nil"/>
+              <w:left w:val="nil"/>
+              <w:bottom w:val="single" w:sz="8" w:space="0" w:color="auto"/>
+              <w:right w:val="single" w:sz="8" w:space="0" w:color="auto"/>
+            </w:tcBorders>
+            <w:tcMar>
+              <w:top w:w="0" w:type="dxa"/>
+              <w:left w:w="108" w:type="dxa"/>
+              <w:bottom w:w="0" w:type="dxa"/>
+              <w:right w:w="108" w:type="dxa"/>
+            </w:tcMar>
+            <w:vAlign w:val="center"/>
+            <w:hideMark/>
+          </w:tcPr>
+          <w:p>
+            <w:pPr>
+              <w:spacing w:after="0" w:line="240" w:lineRule="auto"/>
+              <w:jc w:val="center"/>
+            </w:pPr>
+            <w:r>
+              <w:rPr>
+                <w:b/>
+                <w:bCs/>
+              </w:rPr>
+              <w:t>ATIVIDADE</w:t>
+            </w:r>
+          </w:p>
+        </w:tc>
+      </w:tr>
+      <w:tr>
+        <w:trPr>
+          <w:trHeight w:val="365"/>
+          <w:tblCellSpacing w:w="15" w:type="dxa"/>
+        </w:trPr>
+        <w:tc>
+          <w:tcPr>
+            <w:tcW w:w="421" w:type="dxa"/>
+            <w:tcBorders>
+              <w:top w:val="nil"/>
+              <w:left w:val="single" w:sz="8" w:space="0" w:color="auto"/>
+              <w:bottom w:val="single" w:sz="8" w:space="0" w:color="auto"/>
+              <w:right w:val="single" w:sz="8" w:space="0" w:color="auto"/>
+            </w:tcBorders>
+            <w:tcMar>
+              <w:top w:w="0" w:type="dxa"/>
+              <w:left w:w="108" w:type="dxa"/>
+              <w:bottom w:w="0" w:type="dxa"/>
+              <w:right w:w="108" w:type="dxa"/>
+            </w:tcMar>
+            <w:vAlign w:val="center"/>
+            <w:hideMark/>
+          </w:tcPr>
+          <w:p>
+            <w:pPr>
+              <w:spacing w:after="0" w:line="240" w:lineRule="auto"/>
+              <w:jc w:val="both"/>
+            </w:pPr>
+            <w:r>
+              <w:t> </w:t>
+            </w:r>
+          </w:p>
+        </w:tc>
+        <w:tc>
+          <w:tcPr>
+            <w:tcW w:w="10914" w:type="dxa"/>
+            <w:gridSpan w:val="5"/>
+            <w:tcBorders>
+              <w:top w:val="nil"/>
+              <w:left w:val="nil"/>
+              <w:bottom w:val="single" w:sz="8" w:space="0" w:color="auto"/>
+              <w:right w:val="single" w:sz="8" w:space="0" w:color="auto"/>
+            </w:tcBorders>
+            <w:tcMar>
+              <w:top w:w="0" w:type="dxa"/>
+              <w:left w:w="108" w:type="dxa"/>
+              <w:bottom w:w="0" w:type="dxa"/>
+              <w:right w:w="108" w:type="dxa"/>
+            </w:tcMar>
+            <w:vAlign w:val="center"/>
+            <w:hideMark/>
+          </w:tcPr>
+          <w:p>
+            <w:pPr>
+              <w:spacing w:after="0" w:line="240" w:lineRule="auto"/>
+              <w:jc w:val="center"/>
+            </w:pPr>
+            <w:r>
+              <w:t> </w:t>
+            </w:r>
+          </w:p>
+        </w:tc>
+      </w:tr>
+      <w:tr>
+        <w:trPr>
+          <w:tblCellSpacing w:w="15" w:type="dxa"/>
+        </w:trPr>
+        <w:tc>
+          <w:tcPr>
+            <w:tcW w:w="420" w:type="dxa"/>
+            <w:vAlign w:val="center"/>
+            <w:hideMark/>
           </w:tcPr>
           <w:p/>
         </w:tc>
         <w:tc>
           <w:tcPr>
-            <w:tcW w:w="1656" w:type="dxa"/>
-            <w:vAlign w:val="center"/>
-          </w:tcPr>
-          <w:p>
-            <w:pPr>
-              <w:jc w:val="center"/>
-            </w:pPr>
-          </w:p>
-        </w:tc>
-        <w:tc>
-          <w:tcPr>
-            <w:tcW w:w="1152" w:type="dxa"/>
-            <w:vAlign w:val="center"/>
-          </w:tcPr>
-          <w:p>
-            <w:pPr>
-              <w:jc w:val="center"/>
-            </w:pPr>
-          </w:p>
-        </w:tc>
-        <w:tc>
-          <w:tcPr>
-            <w:tcW w:w="1152" w:type="dxa"/>
-            <w:vAlign w:val="center"/>
-          </w:tcPr>
-          <w:p>
-            <w:pPr>
-              <w:jc w:val="center"/>
-            </w:pPr>
-          </w:p>
-        </w:tc>
-        <w:tc>
-          <w:tcPr>
-            <w:tcW w:w="1152" w:type="dxa"/>
-            <w:vAlign w:val="center"/>
-          </w:tcPr>
-          <w:p>
-            <w:pPr>
-              <w:jc w:val="center"/>
-            </w:pPr>
-          </w:p>
-        </w:tc>
-        <w:tc>
-          <w:tcPr>
-            <w:tcW w:w="870" w:type="dxa"/>
-            <w:vAlign w:val="center"/>
-          </w:tcPr>
-          <w:p>
-            <w:pPr>
-              <w:jc w:val="center"/>
+            <w:tcW w:w="1140" w:type="dxa"/>
+            <w:vAlign w:val="center"/>
+            <w:hideMark/>
+          </w:tcPr>
+          <w:p>
+            <w:pPr>
+              <w:rPr>
+                <w:sz w:val="24"/>
+                <w:szCs w:val="24"/>
+              </w:rPr>
+            </w:pPr>
+          </w:p>
+        </w:tc>
+        <w:tc>
+          <w:tcPr>
+            <w:tcW w:w="2985" w:type="dxa"/>
+            <w:vAlign w:val="center"/>
+            <w:hideMark/>
+          </w:tcPr>
+          <w:p>
+            <w:pPr>
+              <w:rPr>
+                <w:sz w:val="24"/>
+                <w:szCs w:val="24"/>
+              </w:rPr>
+            </w:pPr>
+          </w:p>
+        </w:tc>
+        <w:tc>
+          <w:tcPr>
+            <w:tcW w:w="2265" w:type="dxa"/>
+            <w:vAlign w:val="center"/>
+            <w:hideMark/>
+          </w:tcPr>
+          <w:p>
+            <w:pPr>
+              <w:rPr>
+                <w:sz w:val="24"/>
+                <w:szCs w:val="24"/>
+              </w:rPr>
+            </w:pPr>
+          </w:p>
+        </w:tc>
+        <w:tc>
+          <w:tcPr>
+            <w:tcW w:w="2265" w:type="dxa"/>
+            <w:vAlign w:val="center"/>
+            <w:hideMark/>
+          </w:tcPr>
+          <w:p>
+            <w:pPr>
+              <w:rPr>
+                <w:sz w:val="24"/>
+                <w:szCs w:val="24"/>
+              </w:rPr>
+            </w:pPr>
+          </w:p>
+        </w:tc>
+        <w:tc>
+          <w:tcPr>
+            <w:tcW w:w="2265" w:type="dxa"/>
+            <w:vAlign w:val="center"/>
+            <w:hideMark/>
+          </w:tcPr>
+          <w:p>
+            <w:pPr>
+              <w:rPr>
+                <w:sz w:val="24"/>
+                <w:szCs w:val="24"/>
+              </w:rPr>
+            </w:pPr>
+          </w:p>
+        </w:tc>
+      </w:tr>
+    </w:tbl>
+    <w:p>
+      <w:pPr>
+        <w:spacing w:after="0" w:line="240" w:lineRule="auto"/>
+        <w:rPr>
+          <w:sz w:val="10"/>
+          <w:szCs w:val="10"/>
+        </w:rPr>
+      </w:pPr>
+    </w:p>
+    <w:tbl>
+      <w:tblPr>
+        <w:tblW w:w="11340" w:type="dxa"/>
+        <w:tblCellSpacing w:w="15" w:type="dxa"/>
+        <w:tblCellMar>
+          <w:top w:w="15" w:type="dxa"/>
+          <w:left w:w="15" w:type="dxa"/>
+          <w:bottom w:w="15" w:type="dxa"/>
+          <w:right w:w="15" w:type="dxa"/>
+        </w:tblCellMar>
+        <w:tblLook w:val="04A0" w:firstRow="1" w:lastRow="0" w:firstColumn="1" w:lastColumn="0" w:noHBand="0" w:noVBand="1"/>
+      </w:tblPr>
+      <w:tblGrid>
+        <w:gridCol w:w="466"/>
+        <w:gridCol w:w="1128"/>
+        <w:gridCol w:w="2975"/>
+        <w:gridCol w:w="2252"/>
+        <w:gridCol w:w="2252"/>
+        <w:gridCol w:w="2267"/>
+      </w:tblGrid>
+      <w:tr>
+        <w:trPr>
+          <w:trHeight w:val="365"/>
+          <w:tblCellSpacing w:w="15" w:type="dxa"/>
+        </w:trPr>
+        <w:tc>
+          <w:tcPr>
+            <w:tcW w:w="11280" w:type="dxa"/>
+            <w:gridSpan w:val="6"/>
+            <w:tcBorders>
+              <w:top w:val="single" w:sz="8" w:space="0" w:color="auto"/>
+              <w:left w:val="single" w:sz="8" w:space="0" w:color="auto"/>
+              <w:bottom w:val="single" w:sz="8" w:space="0" w:color="auto"/>
+              <w:right w:val="single" w:sz="8" w:space="0" w:color="auto"/>
+            </w:tcBorders>
+            <w:shd w:val="clear" w:color="auto" w:fill="E7E6E6"/>
+            <w:tcMar>
+              <w:top w:w="0" w:type="dxa"/>
+              <w:left w:w="108" w:type="dxa"/>
+              <w:bottom w:w="0" w:type="dxa"/>
+              <w:right w:w="108" w:type="dxa"/>
+            </w:tcMar>
+            <w:vAlign w:val="center"/>
+            <w:hideMark/>
+          </w:tcPr>
+          <w:p>
+            <w:pPr>
+              <w:spacing w:after="0" w:line="240" w:lineRule="auto"/>
+              <w:jc w:val="center"/>
+              <w:rPr>
+                <w:lang w:eastAsia="pt-BR"/>
+              </w:rPr>
+            </w:pPr>
+            <w:r>
+              <w:rPr>
+                <w:b/>
+                <w:bCs/>
+                <w:color w:val="000000"/>
+              </w:rPr>
+              <w:t xml:space="preserve">PROCESSOS DE PRODUÇÃO </w:t>
+            </w:r>
+            <w:proofErr w:type="gramStart"/>
+            <w:r>
+              <w:rPr>
+                <w:b/>
+                <w:bCs/>
+                <w:color w:val="EE0000"/>
+              </w:rPr>
+              <w:t>AR CONDICIONADO</w:t>
+            </w:r>
+            <w:proofErr w:type="gramEnd"/>
+            <w:r>
+              <w:rPr>
+                <w:b/>
+                <w:bCs/>
+                <w:color w:val="000000"/>
+              </w:rPr>
+              <w:t>:</w:t>
+            </w:r>
+          </w:p>
+        </w:tc>
+      </w:tr>
+      <w:tr>
+        <w:trPr>
+          <w:trHeight w:val="365"/>
+          <w:tblCellSpacing w:w="15" w:type="dxa"/>
+        </w:trPr>
+        <w:tc>
+          <w:tcPr>
+            <w:tcW w:w="1549" w:type="dxa"/>
+            <w:gridSpan w:val="2"/>
+            <w:tcBorders>
+              <w:top w:val="nil"/>
+              <w:left w:val="single" w:sz="8" w:space="0" w:color="auto"/>
+              <w:bottom w:val="single" w:sz="8" w:space="0" w:color="auto"/>
+              <w:right w:val="single" w:sz="8" w:space="0" w:color="auto"/>
+            </w:tcBorders>
+            <w:tcMar>
+              <w:top w:w="0" w:type="dxa"/>
+              <w:left w:w="108" w:type="dxa"/>
+              <w:bottom w:w="0" w:type="dxa"/>
+              <w:right w:w="108" w:type="dxa"/>
+            </w:tcMar>
+            <w:vAlign w:val="center"/>
+            <w:hideMark/>
+          </w:tcPr>
+          <w:p>
+            <w:pPr>
+              <w:spacing w:after="0" w:line="240" w:lineRule="auto"/>
+              <w:jc w:val="center"/>
+            </w:pPr>
+            <w:r>
+              <w:rPr>
+                <w:b/>
+                <w:bCs/>
+              </w:rPr>
+              <w:t>OK/NOK</w:t>
+            </w:r>
+          </w:p>
+        </w:tc>
+        <w:tc>
+          <w:tcPr>
+            <w:tcW w:w="2945" w:type="dxa"/>
+            <w:tcBorders>
+              <w:top w:val="nil"/>
+              <w:left w:val="nil"/>
+              <w:bottom w:val="single" w:sz="8" w:space="0" w:color="auto"/>
+              <w:right w:val="single" w:sz="8" w:space="0" w:color="auto"/>
+            </w:tcBorders>
+            <w:tcMar>
+              <w:top w:w="0" w:type="dxa"/>
+              <w:left w:w="108" w:type="dxa"/>
+              <w:bottom w:w="0" w:type="dxa"/>
+              <w:right w:w="108" w:type="dxa"/>
+            </w:tcMar>
+            <w:vAlign w:val="center"/>
+            <w:hideMark/>
+          </w:tcPr>
+          <w:p>
+            <w:pPr>
+              <w:spacing w:after="0" w:line="240" w:lineRule="auto"/>
+              <w:jc w:val="center"/>
+            </w:pPr>
+            <w:r>
+              <w:rPr>
+                <w:b/>
+                <w:bCs/>
+              </w:rPr>
+              <w:t>RESPONSAVEL</w:t>
+            </w:r>
+          </w:p>
+        </w:tc>
+        <w:tc>
+          <w:tcPr>
+            <w:tcW w:w="2222" w:type="dxa"/>
+            <w:tcBorders>
+              <w:top w:val="nil"/>
+              <w:left w:val="nil"/>
+              <w:bottom w:val="single" w:sz="8" w:space="0" w:color="auto"/>
+              <w:right w:val="single" w:sz="8" w:space="0" w:color="auto"/>
+            </w:tcBorders>
+            <w:tcMar>
+              <w:top w:w="0" w:type="dxa"/>
+              <w:left w:w="108" w:type="dxa"/>
+              <w:bottom w:w="0" w:type="dxa"/>
+              <w:right w:w="108" w:type="dxa"/>
+            </w:tcMar>
+            <w:vAlign w:val="center"/>
+            <w:hideMark/>
+          </w:tcPr>
+          <w:p>
+            <w:pPr>
+              <w:spacing w:after="0" w:line="240" w:lineRule="auto"/>
+              <w:jc w:val="center"/>
+            </w:pPr>
+            <w:r>
+              <w:rPr>
+                <w:b/>
+                <w:bCs/>
+              </w:rPr>
+              <w:t>DATA</w:t>
+            </w:r>
+          </w:p>
+        </w:tc>
+        <w:tc>
+          <w:tcPr>
+            <w:tcW w:w="2222" w:type="dxa"/>
+            <w:tcBorders>
+              <w:top w:val="nil"/>
+              <w:left w:val="nil"/>
+              <w:bottom w:val="single" w:sz="8" w:space="0" w:color="auto"/>
+              <w:right w:val="single" w:sz="8" w:space="0" w:color="auto"/>
+            </w:tcBorders>
+            <w:tcMar>
+              <w:top w:w="0" w:type="dxa"/>
+              <w:left w:w="108" w:type="dxa"/>
+              <w:bottom w:w="0" w:type="dxa"/>
+              <w:right w:w="108" w:type="dxa"/>
+            </w:tcMar>
+            <w:vAlign w:val="center"/>
+            <w:hideMark/>
+          </w:tcPr>
+          <w:p>
+            <w:pPr>
+              <w:spacing w:after="0" w:line="240" w:lineRule="auto"/>
+              <w:jc w:val="center"/>
+            </w:pPr>
+            <w:r>
+              <w:rPr>
+                <w:b/>
+                <w:bCs/>
+              </w:rPr>
+              <w:t>HORA INÍCIO</w:t>
+            </w:r>
+          </w:p>
+        </w:tc>
+        <w:tc>
+          <w:tcPr>
+            <w:tcW w:w="2222" w:type="dxa"/>
+            <w:tcBorders>
+              <w:top w:val="nil"/>
+              <w:left w:val="nil"/>
+              <w:bottom w:val="single" w:sz="8" w:space="0" w:color="auto"/>
+              <w:right w:val="single" w:sz="8" w:space="0" w:color="auto"/>
+            </w:tcBorders>
+            <w:tcMar>
+              <w:top w:w="0" w:type="dxa"/>
+              <w:left w:w="108" w:type="dxa"/>
+              <w:bottom w:w="0" w:type="dxa"/>
+              <w:right w:w="108" w:type="dxa"/>
+            </w:tcMar>
+            <w:vAlign w:val="center"/>
+            <w:hideMark/>
+          </w:tcPr>
+          <w:p>
+            <w:pPr>
+              <w:spacing w:after="0" w:line="240" w:lineRule="auto"/>
+              <w:jc w:val="center"/>
+            </w:pPr>
+            <w:r>
+              <w:rPr>
+                <w:b/>
+                <w:bCs/>
+              </w:rPr>
+              <w:t>HORA FIM</w:t>
+            </w:r>
+          </w:p>
+        </w:tc>
+      </w:tr>
+      <w:tr>
+        <w:trPr>
+          <w:trHeight w:val="365"/>
+          <w:tblCellSpacing w:w="15" w:type="dxa"/>
+        </w:trPr>
+        <w:tc>
+          <w:tcPr>
+            <w:tcW w:w="1549" w:type="dxa"/>
+            <w:gridSpan w:val="2"/>
+            <w:tcBorders>
+              <w:top w:val="nil"/>
+              <w:left w:val="single" w:sz="8" w:space="0" w:color="auto"/>
+              <w:bottom w:val="single" w:sz="8" w:space="0" w:color="auto"/>
+              <w:right w:val="single" w:sz="8" w:space="0" w:color="auto"/>
+            </w:tcBorders>
+            <w:tcMar>
+              <w:top w:w="0" w:type="dxa"/>
+              <w:left w:w="108" w:type="dxa"/>
+              <w:bottom w:w="0" w:type="dxa"/>
+              <w:right w:w="108" w:type="dxa"/>
+            </w:tcMar>
+            <w:vAlign w:val="center"/>
+            <w:hideMark/>
+          </w:tcPr>
+          <w:p>
+            <w:pPr>
+              <w:spacing w:after="0" w:line="240" w:lineRule="auto"/>
+              <w:jc w:val="center"/>
+            </w:pPr>
+            <w:r>
+              <w:t>_________</w:t>
+            </w:r>
+          </w:p>
+        </w:tc>
+        <w:tc>
+          <w:tcPr>
+            <w:tcW w:w="2945" w:type="dxa"/>
+            <w:tcBorders>
+              <w:top w:val="nil"/>
+              <w:left w:val="nil"/>
+              <w:bottom w:val="single" w:sz="8" w:space="0" w:color="auto"/>
+              <w:right w:val="single" w:sz="8" w:space="0" w:color="auto"/>
+            </w:tcBorders>
+            <w:tcMar>
+              <w:top w:w="0" w:type="dxa"/>
+              <w:left w:w="108" w:type="dxa"/>
+              <w:bottom w:w="0" w:type="dxa"/>
+              <w:right w:w="108" w:type="dxa"/>
+            </w:tcMar>
+            <w:vAlign w:val="center"/>
+            <w:hideMark/>
+          </w:tcPr>
+          <w:p>
+            <w:pPr>
+              <w:spacing w:after="0" w:line="240" w:lineRule="auto"/>
+              <w:jc w:val="center"/>
+            </w:pPr>
+            <w:r>
+              <w:t>______________________</w:t>
+            </w:r>
+          </w:p>
+        </w:tc>
+        <w:tc>
+          <w:tcPr>
+            <w:tcW w:w="2222" w:type="dxa"/>
+            <w:tcBorders>
+              <w:top w:val="nil"/>
+              <w:left w:val="nil"/>
+              <w:bottom w:val="single" w:sz="8" w:space="0" w:color="auto"/>
+              <w:right w:val="single" w:sz="8" w:space="0" w:color="auto"/>
+            </w:tcBorders>
+            <w:tcMar>
+              <w:top w:w="0" w:type="dxa"/>
+              <w:left w:w="108" w:type="dxa"/>
+              <w:bottom w:w="0" w:type="dxa"/>
+              <w:right w:w="108" w:type="dxa"/>
+            </w:tcMar>
+            <w:vAlign w:val="center"/>
+            <w:hideMark/>
+          </w:tcPr>
+          <w:p>
+            <w:pPr>
+              <w:spacing w:after="0" w:line="240" w:lineRule="auto"/>
+              <w:jc w:val="center"/>
+            </w:pPr>
+            <w:r>
+              <w:t>_______________</w:t>
+            </w:r>
+          </w:p>
+        </w:tc>
+        <w:tc>
+          <w:tcPr>
+            <w:tcW w:w="2222" w:type="dxa"/>
+            <w:tcBorders>
+              <w:top w:val="nil"/>
+              <w:left w:val="nil"/>
+              <w:bottom w:val="single" w:sz="8" w:space="0" w:color="auto"/>
+              <w:right w:val="single" w:sz="8" w:space="0" w:color="auto"/>
+            </w:tcBorders>
+            <w:tcMar>
+              <w:top w:w="0" w:type="dxa"/>
+              <w:left w:w="108" w:type="dxa"/>
+              <w:bottom w:w="0" w:type="dxa"/>
+              <w:right w:w="108" w:type="dxa"/>
+            </w:tcMar>
+            <w:vAlign w:val="center"/>
+            <w:hideMark/>
+          </w:tcPr>
+          <w:p>
+            <w:pPr>
+              <w:spacing w:after="0" w:line="240" w:lineRule="auto"/>
+              <w:jc w:val="center"/>
+            </w:pPr>
+            <w:r>
+              <w:t>_______________</w:t>
+            </w:r>
+          </w:p>
+        </w:tc>
+        <w:tc>
+          <w:tcPr>
+            <w:tcW w:w="2222" w:type="dxa"/>
+            <w:tcBorders>
+              <w:top w:val="nil"/>
+              <w:left w:val="nil"/>
+              <w:bottom w:val="single" w:sz="8" w:space="0" w:color="auto"/>
+              <w:right w:val="single" w:sz="8" w:space="0" w:color="auto"/>
+            </w:tcBorders>
+            <w:tcMar>
+              <w:top w:w="0" w:type="dxa"/>
+              <w:left w:w="108" w:type="dxa"/>
+              <w:bottom w:w="0" w:type="dxa"/>
+              <w:right w:w="108" w:type="dxa"/>
+            </w:tcMar>
+            <w:vAlign w:val="center"/>
+            <w:hideMark/>
+          </w:tcPr>
+          <w:p>
+            <w:pPr>
+              <w:spacing w:after="0" w:line="240" w:lineRule="auto"/>
+              <w:jc w:val="center"/>
+            </w:pPr>
+            <w:r>
+              <w:t>_______________</w:t>
+            </w:r>
+          </w:p>
+        </w:tc>
+      </w:tr>
+      <w:tr>
+        <w:trPr>
+          <w:trHeight w:val="365"/>
+          <w:tblCellSpacing w:w="15" w:type="dxa"/>
+        </w:trPr>
+        <w:tc>
+          <w:tcPr>
+            <w:tcW w:w="421" w:type="dxa"/>
+            <w:tcBorders>
+              <w:top w:val="nil"/>
+              <w:left w:val="single" w:sz="8" w:space="0" w:color="auto"/>
+              <w:bottom w:val="single" w:sz="8" w:space="0" w:color="auto"/>
+              <w:right w:val="single" w:sz="8" w:space="0" w:color="auto"/>
+            </w:tcBorders>
+            <w:tcMar>
+              <w:top w:w="0" w:type="dxa"/>
+              <w:left w:w="108" w:type="dxa"/>
+              <w:bottom w:w="0" w:type="dxa"/>
+              <w:right w:w="108" w:type="dxa"/>
+            </w:tcMar>
+            <w:vAlign w:val="center"/>
+            <w:hideMark/>
+          </w:tcPr>
+          <w:p>
+            <w:pPr>
+              <w:spacing w:after="0" w:line="240" w:lineRule="auto"/>
+            </w:pPr>
+            <w:r>
+              <w:t>#</w:t>
+            </w:r>
+          </w:p>
+        </w:tc>
+        <w:tc>
+          <w:tcPr>
+            <w:tcW w:w="10829" w:type="dxa"/>
+            <w:gridSpan w:val="5"/>
+            <w:tcBorders>
+              <w:top w:val="nil"/>
+              <w:left w:val="nil"/>
+              <w:bottom w:val="single" w:sz="8" w:space="0" w:color="auto"/>
+              <w:right w:val="single" w:sz="8" w:space="0" w:color="auto"/>
+            </w:tcBorders>
+            <w:tcMar>
+              <w:top w:w="0" w:type="dxa"/>
+              <w:left w:w="108" w:type="dxa"/>
+              <w:bottom w:w="0" w:type="dxa"/>
+              <w:right w:w="108" w:type="dxa"/>
+            </w:tcMar>
+            <w:vAlign w:val="center"/>
+            <w:hideMark/>
+          </w:tcPr>
+          <w:p>
+            <w:pPr>
+              <w:spacing w:after="0" w:line="240" w:lineRule="auto"/>
+              <w:jc w:val="center"/>
+            </w:pPr>
+            <w:r>
+              <w:rPr>
+                <w:b/>
+                <w:bCs/>
+              </w:rPr>
+              <w:t>ATIVIDADE</w:t>
+            </w:r>
+          </w:p>
+        </w:tc>
+      </w:tr>
+      <w:tr>
+        <w:trPr>
+          <w:trHeight w:val="365"/>
+          <w:tblCellSpacing w:w="15" w:type="dxa"/>
+        </w:trPr>
+        <w:tc>
+          <w:tcPr>
+            <w:tcW w:w="421" w:type="dxa"/>
+            <w:tcBorders>
+              <w:top w:val="nil"/>
+              <w:left w:val="single" w:sz="8" w:space="0" w:color="auto"/>
+              <w:bottom w:val="single" w:sz="8" w:space="0" w:color="auto"/>
+              <w:right w:val="single" w:sz="8" w:space="0" w:color="auto"/>
+            </w:tcBorders>
+            <w:tcMar>
+              <w:top w:w="0" w:type="dxa"/>
+              <w:left w:w="108" w:type="dxa"/>
+              <w:bottom w:w="0" w:type="dxa"/>
+              <w:right w:w="108" w:type="dxa"/>
+            </w:tcMar>
+            <w:vAlign w:val="center"/>
+            <w:hideMark/>
+          </w:tcPr>
+          <w:p>
+            <w:pPr>
+              <w:spacing w:after="0" w:line="240" w:lineRule="auto"/>
+              <w:jc w:val="both"/>
+            </w:pPr>
+            <w:r>
+              <w:t> </w:t>
+            </w:r>
+          </w:p>
+        </w:tc>
+        <w:tc>
+          <w:tcPr>
+            <w:tcW w:w="10829" w:type="dxa"/>
+            <w:gridSpan w:val="5"/>
+            <w:tcBorders>
+              <w:top w:val="nil"/>
+              <w:left w:val="nil"/>
+              <w:bottom w:val="single" w:sz="8" w:space="0" w:color="auto"/>
+              <w:right w:val="single" w:sz="8" w:space="0" w:color="auto"/>
+            </w:tcBorders>
+            <w:tcMar>
+              <w:top w:w="0" w:type="dxa"/>
+              <w:left w:w="108" w:type="dxa"/>
+              <w:bottom w:w="0" w:type="dxa"/>
+              <w:right w:w="108" w:type="dxa"/>
+            </w:tcMar>
+            <w:vAlign w:val="center"/>
+            <w:hideMark/>
+          </w:tcPr>
+          <w:p>
+            <w:pPr>
+              <w:spacing w:after="0" w:line="240" w:lineRule="auto"/>
+              <w:jc w:val="center"/>
+            </w:pPr>
+            <w:r>
+              <w:t> </w:t>
+            </w:r>
+          </w:p>
+        </w:tc>
+      </w:tr>
+      <w:tr>
+        <w:trPr>
+          <w:tblCellSpacing w:w="15" w:type="dxa"/>
+        </w:trPr>
+        <w:tc>
+          <w:tcPr>
+            <w:tcW w:w="421" w:type="dxa"/>
+            <w:tcBorders>
+              <w:top w:val="nil"/>
+              <w:left w:val="nil"/>
+              <w:bottom w:val="nil"/>
+              <w:right w:val="nil"/>
+            </w:tcBorders>
+            <w:vAlign w:val="center"/>
+            <w:hideMark/>
+          </w:tcPr>
+          <w:p/>
+        </w:tc>
+        <w:tc>
+          <w:tcPr>
+            <w:tcW w:w="1098" w:type="dxa"/>
+            <w:tcBorders>
+              <w:top w:val="nil"/>
+              <w:left w:val="nil"/>
+              <w:bottom w:val="nil"/>
+              <w:right w:val="nil"/>
+            </w:tcBorders>
+            <w:vAlign w:val="center"/>
+            <w:hideMark/>
+          </w:tcPr>
+          <w:p>
+            <w:pPr>
+              <w:rPr>
+                <w:sz w:val="24"/>
+                <w:szCs w:val="24"/>
+              </w:rPr>
+            </w:pPr>
+          </w:p>
+        </w:tc>
+        <w:tc>
+          <w:tcPr>
+            <w:tcW w:w="2945" w:type="dxa"/>
+            <w:tcBorders>
+              <w:top w:val="nil"/>
+              <w:left w:val="nil"/>
+              <w:bottom w:val="nil"/>
+              <w:right w:val="nil"/>
+            </w:tcBorders>
+            <w:vAlign w:val="center"/>
+            <w:hideMark/>
+          </w:tcPr>
+          <w:p>
+            <w:pPr>
+              <w:rPr>
+                <w:sz w:val="24"/>
+                <w:szCs w:val="24"/>
+              </w:rPr>
+            </w:pPr>
+          </w:p>
+        </w:tc>
+        <w:tc>
+          <w:tcPr>
+            <w:tcW w:w="2222" w:type="dxa"/>
+            <w:tcBorders>
+              <w:top w:val="nil"/>
+              <w:left w:val="nil"/>
+              <w:bottom w:val="nil"/>
+              <w:right w:val="nil"/>
+            </w:tcBorders>
+            <w:vAlign w:val="center"/>
+            <w:hideMark/>
+          </w:tcPr>
+          <w:p>
+            <w:pPr>
+              <w:rPr>
+                <w:sz w:val="24"/>
+                <w:szCs w:val="24"/>
+              </w:rPr>
+            </w:pPr>
+          </w:p>
+        </w:tc>
+        <w:tc>
+          <w:tcPr>
+            <w:tcW w:w="2222" w:type="dxa"/>
+            <w:tcBorders>
+              <w:top w:val="nil"/>
+              <w:left w:val="nil"/>
+              <w:bottom w:val="nil"/>
+              <w:right w:val="nil"/>
+            </w:tcBorders>
+            <w:vAlign w:val="center"/>
+            <w:hideMark/>
+          </w:tcPr>
+          <w:p>
+            <w:pPr>
+              <w:rPr>
+                <w:sz w:val="24"/>
+                <w:szCs w:val="24"/>
+              </w:rPr>
+            </w:pPr>
+          </w:p>
+        </w:tc>
+        <w:tc>
+          <w:tcPr>
+            <w:tcW w:w="2222" w:type="dxa"/>
+            <w:tcBorders>
+              <w:top w:val="nil"/>
+              <w:left w:val="nil"/>
+              <w:bottom w:val="nil"/>
+              <w:right w:val="nil"/>
+            </w:tcBorders>
+            <w:vAlign w:val="center"/>
+            <w:hideMark/>
+          </w:tcPr>
+          <w:p>
+            <w:pPr>
+              <w:rPr>
+                <w:sz w:val="24"/>
+                <w:szCs w:val="24"/>
+              </w:rPr>
             </w:pPr>
           </w:p>
         </w:tc>
@@ -2773,44 +3923,62 @@
     </w:p>
     <w:tbl>
       <w:tblPr>
-        <w:tblStyle w:val="Tabelacomgrade"/>
-        <w:tblW w:w="11335" w:type="dxa"/>
-        <w:jc w:val="center"/>
-        <w:tblLayout w:type="fixed"/>
+        <w:tblW w:w="11340" w:type="dxa"/>
+        <w:tblCellSpacing w:w="15" w:type="dxa"/>
+        <w:tblCellMar>
+          <w:top w:w="15" w:type="dxa"/>
+          <w:left w:w="15" w:type="dxa"/>
+          <w:bottom w:w="15" w:type="dxa"/>
+          <w:right w:w="15" w:type="dxa"/>
+        </w:tblCellMar>
         <w:tblLook w:val="04A0" w:firstRow="1" w:lastRow="0" w:firstColumn="1" w:lastColumn="0" w:noHBand="0" w:noVBand="1"/>
       </w:tblPr>
       <w:tblGrid>
-        <w:gridCol w:w="367"/>
-        <w:gridCol w:w="5112"/>
-        <w:gridCol w:w="1656"/>
-        <w:gridCol w:w="1152"/>
-        <w:gridCol w:w="1152"/>
-        <w:gridCol w:w="1152"/>
-        <w:gridCol w:w="744"/>
+        <w:gridCol w:w="466"/>
+        <w:gridCol w:w="1128"/>
+        <w:gridCol w:w="2975"/>
+        <w:gridCol w:w="2252"/>
+        <w:gridCol w:w="2252"/>
+        <w:gridCol w:w="2267"/>
       </w:tblGrid>
       <w:tr>
         <w:trPr>
-          <w:jc w:val="center"/>
+          <w:trHeight w:val="365"/>
+          <w:tblCellSpacing w:w="15" w:type="dxa"/>
         </w:trPr>
         <w:tc>
           <w:tcPr>
-            <w:tcW w:w="11335" w:type="dxa"/>
-            <w:gridSpan w:val="7"/>
-            <w:shd w:val="clear" w:color="auto" w:fill="E7E6E6" w:themeFill="background2"/>
-            <w:vAlign w:val="center"/>
-          </w:tcPr>
-          <w:p>
-            <w:pPr>
-              <w:jc w:val="center"/>
-              <w:rPr>
-                <w:b/>
-                <w:bCs/>
-              </w:rPr>
-            </w:pPr>
-            <w:r>
-              <w:rPr>
-                <w:b/>
-                <w:bCs/>
+            <w:tcW w:w="11280" w:type="dxa"/>
+            <w:gridSpan w:val="6"/>
+            <w:tcBorders>
+              <w:top w:val="single" w:sz="8" w:space="0" w:color="auto"/>
+              <w:left w:val="single" w:sz="8" w:space="0" w:color="auto"/>
+              <w:bottom w:val="single" w:sz="8" w:space="0" w:color="auto"/>
+              <w:right w:val="single" w:sz="8" w:space="0" w:color="auto"/>
+            </w:tcBorders>
+            <w:shd w:val="clear" w:color="auto" w:fill="E7E6E6"/>
+            <w:tcMar>
+              <w:top w:w="0" w:type="dxa"/>
+              <w:left w:w="108" w:type="dxa"/>
+              <w:bottom w:w="0" w:type="dxa"/>
+              <w:right w:w="108" w:type="dxa"/>
+            </w:tcMar>
+            <w:vAlign w:val="center"/>
+            <w:hideMark/>
+          </w:tcPr>
+          <w:p>
+            <w:pPr>
+              <w:spacing w:after="0" w:line="240" w:lineRule="auto"/>
+              <w:jc w:val="center"/>
+              <w:rPr>
+                <w:lang w:eastAsia="pt-BR"/>
+              </w:rPr>
+            </w:pPr>
+            <w:r>
+              <w:rPr>
+                <w:b/>
+                <w:bCs/>
+                <w:color w:val="000000"/>
               </w:rPr>
               <w:t xml:space="preserve">PROCESSOS DE PRODUÇÃO </w:t>
             </w:r>
@@ -2820,198 +3988,636 @@
                 <w:bCs/>
                 <w:color w:val="EE0000"/>
               </w:rPr>
-              <w:t>AR CONDICIONADO:</w:t>
+              <w:t>PREPARAÇÃO DE PEÇAS</w:t>
+            </w:r>
+            <w:r>
+              <w:rPr>
+                <w:b/>
+                <w:bCs/>
+                <w:color w:val="000000"/>
+              </w:rPr>
+              <w:t>:</w:t>
             </w:r>
           </w:p>
         </w:tc>
       </w:tr>
       <w:tr>
         <w:trPr>
-          <w:jc w:val="center"/>
+          <w:trHeight w:val="365"/>
+          <w:tblCellSpacing w:w="15" w:type="dxa"/>
         </w:trPr>
         <w:tc>
           <w:tcPr>
-            <w:tcW w:w="367" w:type="dxa"/>
-            <w:vAlign w:val="center"/>
-          </w:tcPr>
-          <w:p>
-            <w:r>
-              <w:lastRenderedPageBreak/>
-              <w:t>#</w:t>
-            </w:r>
-          </w:p>
-        </w:tc>
-        <w:tc>
-          <w:tcPr>
-            <w:tcW w:w="5112" w:type="dxa"/>
-            <w:vAlign w:val="center"/>
-          </w:tcPr>
-          <w:p>
-            <w:r>
-              <w:t>ATIVIDADE:</w:t>
-            </w:r>
-          </w:p>
-        </w:tc>
-        <w:tc>
-          <w:tcPr>
-            <w:tcW w:w="1656" w:type="dxa"/>
-            <w:vAlign w:val="center"/>
-          </w:tcPr>
-          <w:p>
-            <w:r>
-              <w:t>RESPONSÁVEL:</w:t>
-            </w:r>
-          </w:p>
-        </w:tc>
-        <w:tc>
-          <w:tcPr>
-            <w:tcW w:w="1152" w:type="dxa"/>
-            <w:vAlign w:val="center"/>
-          </w:tcPr>
-          <w:p>
-            <w:r>
-              <w:t>DATA:</w:t>
-            </w:r>
-          </w:p>
-        </w:tc>
-        <w:tc>
-          <w:tcPr>
-            <w:tcW w:w="1152" w:type="dxa"/>
-            <w:vAlign w:val="center"/>
-          </w:tcPr>
-          <w:p>
-            <w:r>
-              <w:t>INÍCIO:</w:t>
-            </w:r>
-          </w:p>
-        </w:tc>
-        <w:tc>
-          <w:tcPr>
-            <w:tcW w:w="1152" w:type="dxa"/>
-            <w:vAlign w:val="center"/>
-          </w:tcPr>
-          <w:p>
-            <w:r>
-              <w:t>FIM:</w:t>
-            </w:r>
-          </w:p>
-        </w:tc>
-        <w:tc>
-          <w:tcPr>
-            <w:tcW w:w="744" w:type="dxa"/>
-            <w:vAlign w:val="center"/>
-          </w:tcPr>
-          <w:p>
-            <w:r>
-              <w:t>FEITO</w:t>
+            <w:tcW w:w="1549" w:type="dxa"/>
+            <w:gridSpan w:val="2"/>
+            <w:tcBorders>
+              <w:top w:val="nil"/>
+              <w:left w:val="single" w:sz="8" w:space="0" w:color="auto"/>
+              <w:bottom w:val="single" w:sz="8" w:space="0" w:color="auto"/>
+              <w:right w:val="single" w:sz="8" w:space="0" w:color="auto"/>
+            </w:tcBorders>
+            <w:tcMar>
+              <w:top w:w="0" w:type="dxa"/>
+              <w:left w:w="108" w:type="dxa"/>
+              <w:bottom w:w="0" w:type="dxa"/>
+              <w:right w:w="108" w:type="dxa"/>
+            </w:tcMar>
+            <w:vAlign w:val="center"/>
+            <w:hideMark/>
+          </w:tcPr>
+          <w:p>
+            <w:pPr>
+              <w:spacing w:after="0" w:line="240" w:lineRule="auto"/>
+              <w:jc w:val="center"/>
+            </w:pPr>
+            <w:r>
+              <w:rPr>
+                <w:b/>
+                <w:bCs/>
+              </w:rPr>
+              <w:t>OK/NOK</w:t>
+            </w:r>
+          </w:p>
+        </w:tc>
+        <w:tc>
+          <w:tcPr>
+            <w:tcW w:w="2945" w:type="dxa"/>
+            <w:tcBorders>
+              <w:top w:val="nil"/>
+              <w:left w:val="nil"/>
+              <w:bottom w:val="single" w:sz="8" w:space="0" w:color="auto"/>
+              <w:right w:val="single" w:sz="8" w:space="0" w:color="auto"/>
+            </w:tcBorders>
+            <w:tcMar>
+              <w:top w:w="0" w:type="dxa"/>
+              <w:left w:w="108" w:type="dxa"/>
+              <w:bottom w:w="0" w:type="dxa"/>
+              <w:right w:w="108" w:type="dxa"/>
+            </w:tcMar>
+            <w:vAlign w:val="center"/>
+            <w:hideMark/>
+          </w:tcPr>
+          <w:p>
+            <w:pPr>
+              <w:spacing w:after="0" w:line="240" w:lineRule="auto"/>
+              <w:jc w:val="center"/>
+            </w:pPr>
+            <w:r>
+              <w:rPr>
+                <w:b/>
+                <w:bCs/>
+              </w:rPr>
+              <w:t>RESPONSAVEL</w:t>
+            </w:r>
+          </w:p>
+        </w:tc>
+        <w:tc>
+          <w:tcPr>
+            <w:tcW w:w="2222" w:type="dxa"/>
+            <w:tcBorders>
+              <w:top w:val="nil"/>
+              <w:left w:val="nil"/>
+              <w:bottom w:val="single" w:sz="8" w:space="0" w:color="auto"/>
+              <w:right w:val="single" w:sz="8" w:space="0" w:color="auto"/>
+            </w:tcBorders>
+            <w:tcMar>
+              <w:top w:w="0" w:type="dxa"/>
+              <w:left w:w="108" w:type="dxa"/>
+              <w:bottom w:w="0" w:type="dxa"/>
+              <w:right w:w="108" w:type="dxa"/>
+            </w:tcMar>
+            <w:vAlign w:val="center"/>
+            <w:hideMark/>
+          </w:tcPr>
+          <w:p>
+            <w:pPr>
+              <w:spacing w:after="0" w:line="240" w:lineRule="auto"/>
+              <w:jc w:val="center"/>
+            </w:pPr>
+            <w:r>
+              <w:rPr>
+                <w:b/>
+                <w:bCs/>
+              </w:rPr>
+              <w:t>DATA</w:t>
+            </w:r>
+          </w:p>
+        </w:tc>
+        <w:tc>
+          <w:tcPr>
+            <w:tcW w:w="2222" w:type="dxa"/>
+            <w:tcBorders>
+              <w:top w:val="nil"/>
+              <w:left w:val="nil"/>
+              <w:bottom w:val="single" w:sz="8" w:space="0" w:color="auto"/>
+              <w:right w:val="single" w:sz="8" w:space="0" w:color="auto"/>
+            </w:tcBorders>
+            <w:tcMar>
+              <w:top w:w="0" w:type="dxa"/>
+              <w:left w:w="108" w:type="dxa"/>
+              <w:bottom w:w="0" w:type="dxa"/>
+              <w:right w:w="108" w:type="dxa"/>
+            </w:tcMar>
+            <w:vAlign w:val="center"/>
+            <w:hideMark/>
+          </w:tcPr>
+          <w:p>
+            <w:pPr>
+              <w:spacing w:after="0" w:line="240" w:lineRule="auto"/>
+              <w:jc w:val="center"/>
+            </w:pPr>
+            <w:r>
+              <w:rPr>
+                <w:b/>
+                <w:bCs/>
+              </w:rPr>
+              <w:t>HORA INÍCIO</w:t>
+            </w:r>
+          </w:p>
+        </w:tc>
+        <w:tc>
+          <w:tcPr>
+            <w:tcW w:w="2222" w:type="dxa"/>
+            <w:tcBorders>
+              <w:top w:val="nil"/>
+              <w:left w:val="nil"/>
+              <w:bottom w:val="single" w:sz="8" w:space="0" w:color="auto"/>
+              <w:right w:val="single" w:sz="8" w:space="0" w:color="auto"/>
+            </w:tcBorders>
+            <w:tcMar>
+              <w:top w:w="0" w:type="dxa"/>
+              <w:left w:w="108" w:type="dxa"/>
+              <w:bottom w:w="0" w:type="dxa"/>
+              <w:right w:w="108" w:type="dxa"/>
+            </w:tcMar>
+            <w:vAlign w:val="center"/>
+            <w:hideMark/>
+          </w:tcPr>
+          <w:p>
+            <w:pPr>
+              <w:spacing w:after="0" w:line="240" w:lineRule="auto"/>
+              <w:jc w:val="center"/>
+            </w:pPr>
+            <w:r>
+              <w:rPr>
+                <w:b/>
+                <w:bCs/>
+              </w:rPr>
+              <w:t>HORA FIM</w:t>
             </w:r>
           </w:p>
         </w:tc>
       </w:tr>
       <w:tr>
         <w:trPr>
-          <w:jc w:val="center"/>
+          <w:trHeight w:val="365"/>
+          <w:tblCellSpacing w:w="15" w:type="dxa"/>
         </w:trPr>
         <w:tc>
           <w:tcPr>
-            <w:tcW w:w="367" w:type="dxa"/>
-            <w:vAlign w:val="center"/>
-          </w:tcPr>
-          <w:p>
-            <w:pPr>
-              <w:jc w:val="center"/>
-              <w:rPr>
-                <w:b/>
-                <w:bCs/>
-              </w:rPr>
-            </w:pPr>
-          </w:p>
-        </w:tc>
-        <w:tc>
-          <w:tcPr>
-            <w:tcW w:w="5112" w:type="dxa"/>
-            <w:vAlign w:val="center"/>
-          </w:tcPr>
-          <w:p>
-            <w:pPr>
-              <w:rPr>
-                <w:b/>
-                <w:bCs/>
-              </w:rPr>
-            </w:pPr>
-          </w:p>
-        </w:tc>
-        <w:tc>
-          <w:tcPr>
-            <w:tcW w:w="1656" w:type="dxa"/>
-            <w:vAlign w:val="center"/>
-          </w:tcPr>
-          <w:p>
-            <w:pPr>
-              <w:jc w:val="center"/>
-              <w:rPr>
-                <w:b/>
-                <w:bCs/>
-              </w:rPr>
-            </w:pPr>
-          </w:p>
-        </w:tc>
-        <w:tc>
-          <w:tcPr>
-            <w:tcW w:w="1152" w:type="dxa"/>
-            <w:vAlign w:val="center"/>
-          </w:tcPr>
-          <w:p>
-            <w:pPr>
-              <w:jc w:val="center"/>
-              <w:rPr>
-                <w:b/>
-                <w:bCs/>
-              </w:rPr>
-            </w:pPr>
-          </w:p>
-        </w:tc>
-        <w:tc>
-          <w:tcPr>
-            <w:tcW w:w="1152" w:type="dxa"/>
-            <w:vAlign w:val="center"/>
-          </w:tcPr>
-          <w:p>
-            <w:pPr>
-              <w:jc w:val="center"/>
-              <w:rPr>
-                <w:b/>
-                <w:bCs/>
-              </w:rPr>
-            </w:pPr>
-          </w:p>
-        </w:tc>
-        <w:tc>
-          <w:tcPr>
-            <w:tcW w:w="1152" w:type="dxa"/>
-            <w:vAlign w:val="center"/>
-          </w:tcPr>
-          <w:p>
-            <w:pPr>
-              <w:jc w:val="center"/>
-              <w:rPr>
-                <w:b/>
-                <w:bCs/>
-              </w:rPr>
-            </w:pPr>
-          </w:p>
-        </w:tc>
-        <w:tc>
-          <w:tcPr>
-            <w:tcW w:w="744" w:type="dxa"/>
-            <w:vAlign w:val="center"/>
-          </w:tcPr>
-          <w:p>
-            <w:pPr>
-              <w:jc w:val="center"/>
-              <w:rPr>
-                <w:b/>
-                <w:bCs/>
+            <w:tcW w:w="1549" w:type="dxa"/>
+            <w:gridSpan w:val="2"/>
+            <w:tcBorders>
+              <w:top w:val="nil"/>
+              <w:left w:val="single" w:sz="8" w:space="0" w:color="auto"/>
+              <w:bottom w:val="single" w:sz="8" w:space="0" w:color="auto"/>
+              <w:right w:val="single" w:sz="8" w:space="0" w:color="auto"/>
+            </w:tcBorders>
+            <w:tcMar>
+              <w:top w:w="0" w:type="dxa"/>
+              <w:left w:w="108" w:type="dxa"/>
+              <w:bottom w:w="0" w:type="dxa"/>
+              <w:right w:w="108" w:type="dxa"/>
+            </w:tcMar>
+            <w:vAlign w:val="center"/>
+            <w:hideMark/>
+          </w:tcPr>
+          <w:p>
+            <w:pPr>
+              <w:spacing w:after="0" w:line="240" w:lineRule="auto"/>
+              <w:jc w:val="center"/>
+            </w:pPr>
+            <w:r>
+              <w:t>_________</w:t>
+            </w:r>
+          </w:p>
+        </w:tc>
+        <w:tc>
+          <w:tcPr>
+            <w:tcW w:w="2945" w:type="dxa"/>
+            <w:tcBorders>
+              <w:top w:val="nil"/>
+              <w:left w:val="nil"/>
+              <w:bottom w:val="single" w:sz="8" w:space="0" w:color="auto"/>
+              <w:right w:val="single" w:sz="8" w:space="0" w:color="auto"/>
+            </w:tcBorders>
+            <w:tcMar>
+              <w:top w:w="0" w:type="dxa"/>
+              <w:left w:w="108" w:type="dxa"/>
+              <w:bottom w:w="0" w:type="dxa"/>
+              <w:right w:w="108" w:type="dxa"/>
+            </w:tcMar>
+            <w:vAlign w:val="center"/>
+            <w:hideMark/>
+          </w:tcPr>
+          <w:p>
+            <w:pPr>
+              <w:spacing w:after="0" w:line="240" w:lineRule="auto"/>
+              <w:jc w:val="center"/>
+            </w:pPr>
+            <w:r>
+              <w:t>______________________</w:t>
+            </w:r>
+          </w:p>
+        </w:tc>
+        <w:tc>
+          <w:tcPr>
+            <w:tcW w:w="2222" w:type="dxa"/>
+            <w:tcBorders>
+              <w:top w:val="nil"/>
+              <w:left w:val="nil"/>
+              <w:bottom w:val="single" w:sz="8" w:space="0" w:color="auto"/>
+              <w:right w:val="single" w:sz="8" w:space="0" w:color="auto"/>
+            </w:tcBorders>
+            <w:tcMar>
+              <w:top w:w="0" w:type="dxa"/>
+              <w:left w:w="108" w:type="dxa"/>
+              <w:bottom w:w="0" w:type="dxa"/>
+              <w:right w:w="108" w:type="dxa"/>
+            </w:tcMar>
+            <w:vAlign w:val="center"/>
+            <w:hideMark/>
+          </w:tcPr>
+          <w:p>
+            <w:pPr>
+              <w:spacing w:after="0" w:line="240" w:lineRule="auto"/>
+              <w:jc w:val="center"/>
+            </w:pPr>
+            <w:r>
+              <w:t>_______________</w:t>
+            </w:r>
+          </w:p>
+        </w:tc>
+        <w:tc>
+          <w:tcPr>
+            <w:tcW w:w="2222" w:type="dxa"/>
+            <w:tcBorders>
+              <w:top w:val="nil"/>
+              <w:left w:val="nil"/>
+              <w:bottom w:val="single" w:sz="8" w:space="0" w:color="auto"/>
+              <w:right w:val="single" w:sz="8" w:space="0" w:color="auto"/>
+            </w:tcBorders>
+            <w:tcMar>
+              <w:top w:w="0" w:type="dxa"/>
+              <w:left w:w="108" w:type="dxa"/>
+              <w:bottom w:w="0" w:type="dxa"/>
+              <w:right w:w="108" w:type="dxa"/>
+            </w:tcMar>
+            <w:vAlign w:val="center"/>
+            <w:hideMark/>
+          </w:tcPr>
+          <w:p>
+            <w:pPr>
+              <w:spacing w:after="0" w:line="240" w:lineRule="auto"/>
+              <w:jc w:val="center"/>
+            </w:pPr>
+            <w:r>
+              <w:t>_______________</w:t>
+            </w:r>
+          </w:p>
+        </w:tc>
+        <w:tc>
+          <w:tcPr>
+            <w:tcW w:w="2222" w:type="dxa"/>
+            <w:tcBorders>
+              <w:top w:val="nil"/>
+              <w:left w:val="nil"/>
+              <w:bottom w:val="single" w:sz="8" w:space="0" w:color="auto"/>
+              <w:right w:val="single" w:sz="8" w:space="0" w:color="auto"/>
+            </w:tcBorders>
+            <w:tcMar>
+              <w:top w:w="0" w:type="dxa"/>
+              <w:left w:w="108" w:type="dxa"/>
+              <w:bottom w:w="0" w:type="dxa"/>
+              <w:right w:w="108" w:type="dxa"/>
+            </w:tcMar>
+            <w:vAlign w:val="center"/>
+            <w:hideMark/>
+          </w:tcPr>
+          <w:p>
+            <w:pPr>
+              <w:spacing w:after="0" w:line="240" w:lineRule="auto"/>
+              <w:jc w:val="center"/>
+            </w:pPr>
+            <w:r>
+              <w:t>_______________</w:t>
+            </w:r>
+          </w:p>
+        </w:tc>
+      </w:tr>
+      <w:tr>
+        <w:trPr>
+          <w:trHeight w:val="365"/>
+          <w:tblCellSpacing w:w="15" w:type="dxa"/>
+        </w:trPr>
+        <w:tc>
+          <w:tcPr>
+            <w:tcW w:w="421" w:type="dxa"/>
+            <w:tcBorders>
+              <w:top w:val="nil"/>
+              <w:left w:val="single" w:sz="8" w:space="0" w:color="auto"/>
+              <w:bottom w:val="single" w:sz="8" w:space="0" w:color="auto"/>
+              <w:right w:val="single" w:sz="8" w:space="0" w:color="auto"/>
+            </w:tcBorders>
+            <w:tcMar>
+              <w:top w:w="0" w:type="dxa"/>
+              <w:left w:w="108" w:type="dxa"/>
+              <w:bottom w:w="0" w:type="dxa"/>
+              <w:right w:w="108" w:type="dxa"/>
+            </w:tcMar>
+            <w:vAlign w:val="center"/>
+            <w:hideMark/>
+          </w:tcPr>
+          <w:p>
+            <w:pPr>
+              <w:spacing w:after="0" w:line="240" w:lineRule="auto"/>
+            </w:pPr>
+            <w:r>
+              <w:t>#</w:t>
+            </w:r>
+          </w:p>
+        </w:tc>
+        <w:tc>
+          <w:tcPr>
+            <w:tcW w:w="10829" w:type="dxa"/>
+            <w:gridSpan w:val="5"/>
+            <w:tcBorders>
+              <w:top w:val="nil"/>
+              <w:left w:val="nil"/>
+              <w:bottom w:val="single" w:sz="8" w:space="0" w:color="auto"/>
+              <w:right w:val="single" w:sz="8" w:space="0" w:color="auto"/>
+            </w:tcBorders>
+            <w:tcMar>
+              <w:top w:w="0" w:type="dxa"/>
+              <w:left w:w="108" w:type="dxa"/>
+              <w:bottom w:w="0" w:type="dxa"/>
+              <w:right w:w="108" w:type="dxa"/>
+            </w:tcMar>
+            <w:vAlign w:val="center"/>
+            <w:hideMark/>
+          </w:tcPr>
+          <w:p>
+            <w:pPr>
+              <w:spacing w:after="0" w:line="240" w:lineRule="auto"/>
+              <w:jc w:val="center"/>
+            </w:pPr>
+            <w:r>
+              <w:rPr>
+                <w:b/>
+                <w:bCs/>
+              </w:rPr>
+              <w:t>ATIVIDADE</w:t>
+            </w:r>
+          </w:p>
+        </w:tc>
+      </w:tr>
+      <w:tr>
+        <w:trPr>
+          <w:trHeight w:val="365"/>
+          <w:tblCellSpacing w:w="15" w:type="dxa"/>
+        </w:trPr>
+        <w:tc>
+          <w:tcPr>
+            <w:tcW w:w="421" w:type="dxa"/>
+            <w:tcBorders>
+              <w:top w:val="nil"/>
+              <w:left w:val="single" w:sz="8" w:space="0" w:color="auto"/>
+              <w:bottom w:val="single" w:sz="8" w:space="0" w:color="auto"/>
+              <w:right w:val="single" w:sz="8" w:space="0" w:color="auto"/>
+            </w:tcBorders>
+            <w:tcMar>
+              <w:top w:w="0" w:type="dxa"/>
+              <w:left w:w="108" w:type="dxa"/>
+              <w:bottom w:w="0" w:type="dxa"/>
+              <w:right w:w="108" w:type="dxa"/>
+            </w:tcMar>
+            <w:vAlign w:val="center"/>
+            <w:hideMark/>
+          </w:tcPr>
+          <w:p>
+            <w:pPr>
+              <w:spacing w:after="0" w:line="240" w:lineRule="auto"/>
+              <w:jc w:val="both"/>
+            </w:pPr>
+            <w:r>
+              <w:t> </w:t>
+            </w:r>
+          </w:p>
+        </w:tc>
+        <w:tc>
+          <w:tcPr>
+            <w:tcW w:w="10829" w:type="dxa"/>
+            <w:gridSpan w:val="5"/>
+            <w:tcBorders>
+              <w:top w:val="nil"/>
+              <w:left w:val="nil"/>
+              <w:bottom w:val="single" w:sz="8" w:space="0" w:color="auto"/>
+              <w:right w:val="single" w:sz="8" w:space="0" w:color="auto"/>
+            </w:tcBorders>
+            <w:tcMar>
+              <w:top w:w="0" w:type="dxa"/>
+              <w:left w:w="108" w:type="dxa"/>
+              <w:bottom w:w="0" w:type="dxa"/>
+              <w:right w:w="108" w:type="dxa"/>
+            </w:tcMar>
+            <w:vAlign w:val="center"/>
+            <w:hideMark/>
+          </w:tcPr>
+          <w:p>
+            <w:pPr>
+              <w:spacing w:after="0" w:line="240" w:lineRule="auto"/>
+              <w:jc w:val="center"/>
+            </w:pPr>
+            <w:r>
+              <w:t> </w:t>
+            </w:r>
+          </w:p>
+        </w:tc>
+      </w:tr>
+      <w:tr>
+        <w:trPr>
+          <w:trHeight w:val="365"/>
+          <w:tblCellSpacing w:w="15" w:type="dxa"/>
+        </w:trPr>
+        <w:tc>
+          <w:tcPr>
+            <w:tcW w:w="421" w:type="dxa"/>
+            <w:tcBorders>
+              <w:top w:val="nil"/>
+              <w:left w:val="single" w:sz="8" w:space="0" w:color="auto"/>
+              <w:bottom w:val="single" w:sz="8" w:space="0" w:color="auto"/>
+              <w:right w:val="single" w:sz="8" w:space="0" w:color="auto"/>
+            </w:tcBorders>
+            <w:tcMar>
+              <w:top w:w="0" w:type="dxa"/>
+              <w:left w:w="108" w:type="dxa"/>
+              <w:bottom w:w="0" w:type="dxa"/>
+              <w:right w:w="108" w:type="dxa"/>
+            </w:tcMar>
+            <w:vAlign w:val="center"/>
+          </w:tcPr>
+          <w:p>
+            <w:pPr>
+              <w:spacing w:after="0" w:line="240" w:lineRule="auto"/>
+              <w:jc w:val="both"/>
+            </w:pPr>
+          </w:p>
+        </w:tc>
+        <w:tc>
+          <w:tcPr>
+            <w:tcW w:w="10829" w:type="dxa"/>
+            <w:gridSpan w:val="5"/>
+            <w:tcBorders>
+              <w:top w:val="nil"/>
+              <w:left w:val="nil"/>
+              <w:bottom w:val="single" w:sz="8" w:space="0" w:color="auto"/>
+              <w:right w:val="single" w:sz="8" w:space="0" w:color="auto"/>
+            </w:tcBorders>
+            <w:tcMar>
+              <w:top w:w="0" w:type="dxa"/>
+              <w:left w:w="108" w:type="dxa"/>
+              <w:bottom w:w="0" w:type="dxa"/>
+              <w:right w:w="108" w:type="dxa"/>
+            </w:tcMar>
+            <w:vAlign w:val="center"/>
+          </w:tcPr>
+          <w:p>
+            <w:pPr>
+              <w:spacing w:after="0" w:line="240" w:lineRule="auto"/>
+              <w:jc w:val="center"/>
+            </w:pPr>
+          </w:p>
+        </w:tc>
+      </w:tr>
+      <w:tr>
+        <w:trPr>
+          <w:tblCellSpacing w:w="15" w:type="dxa"/>
+        </w:trPr>
+        <w:tc>
+          <w:tcPr>
+            <w:tcW w:w="421" w:type="dxa"/>
+            <w:tcBorders>
+              <w:top w:val="nil"/>
+              <w:left w:val="nil"/>
+              <w:bottom w:val="nil"/>
+              <w:right w:val="nil"/>
+            </w:tcBorders>
+            <w:vAlign w:val="center"/>
+            <w:hideMark/>
+          </w:tcPr>
+          <w:p/>
+        </w:tc>
+        <w:tc>
+          <w:tcPr>
+            <w:tcW w:w="1098" w:type="dxa"/>
+            <w:tcBorders>
+              <w:top w:val="nil"/>
+              <w:left w:val="nil"/>
+              <w:bottom w:val="nil"/>
+              <w:right w:val="nil"/>
+            </w:tcBorders>
+            <w:vAlign w:val="center"/>
+            <w:hideMark/>
+          </w:tcPr>
+          <w:p>
+            <w:pPr>
+              <w:rPr>
+                <w:sz w:val="24"/>
+                <w:szCs w:val="24"/>
+              </w:rPr>
+            </w:pPr>
+          </w:p>
+        </w:tc>
+        <w:tc>
+          <w:tcPr>
+            <w:tcW w:w="2945" w:type="dxa"/>
+            <w:tcBorders>
+              <w:top w:val="nil"/>
+              <w:left w:val="nil"/>
+              <w:bottom w:val="nil"/>
+              <w:right w:val="nil"/>
+            </w:tcBorders>
+            <w:vAlign w:val="center"/>
+            <w:hideMark/>
+          </w:tcPr>
+          <w:p>
+            <w:pPr>
+              <w:rPr>
+                <w:sz w:val="24"/>
+                <w:szCs w:val="24"/>
+              </w:rPr>
+            </w:pPr>
+          </w:p>
+        </w:tc>
+        <w:tc>
+          <w:tcPr>
+            <w:tcW w:w="2222" w:type="dxa"/>
+            <w:tcBorders>
+              <w:top w:val="nil"/>
+              <w:left w:val="nil"/>
+              <w:bottom w:val="nil"/>
+              <w:right w:val="nil"/>
+            </w:tcBorders>
+            <w:vAlign w:val="center"/>
+            <w:hideMark/>
+          </w:tcPr>
+          <w:p>
+            <w:pPr>
+              <w:rPr>
+                <w:sz w:val="24"/>
+                <w:szCs w:val="24"/>
+              </w:rPr>
+            </w:pPr>
+          </w:p>
+        </w:tc>
+        <w:tc>
+          <w:tcPr>
+            <w:tcW w:w="2222" w:type="dxa"/>
+            <w:tcBorders>
+              <w:top w:val="nil"/>
+              <w:left w:val="nil"/>
+              <w:bottom w:val="nil"/>
+              <w:right w:val="nil"/>
+            </w:tcBorders>
+            <w:vAlign w:val="center"/>
+            <w:hideMark/>
+          </w:tcPr>
+          <w:p>
+            <w:pPr>
+              <w:rPr>
+                <w:sz w:val="24"/>
+                <w:szCs w:val="24"/>
+              </w:rPr>
+            </w:pPr>
+          </w:p>
+        </w:tc>
+        <w:tc>
+          <w:tcPr>
+            <w:tcW w:w="2222" w:type="dxa"/>
+            <w:tcBorders>
+              <w:top w:val="nil"/>
+              <w:left w:val="nil"/>
+              <w:bottom w:val="nil"/>
+              <w:right w:val="nil"/>
+            </w:tcBorders>
+            <w:vAlign w:val="center"/>
+            <w:hideMark/>
+          </w:tcPr>
+          <w:p>
+            <w:pPr>
+              <w:rPr>
+                <w:sz w:val="24"/>
+                <w:szCs w:val="24"/>
               </w:rPr>
             </w:pPr>
           </w:p>
@@ -3028,44 +4634,62 @@
     </w:p>
     <w:tbl>
       <w:tblPr>
-        <w:tblStyle w:val="Tabelacomgrade"/>
-        <w:tblW w:w="11335" w:type="dxa"/>
-        <w:jc w:val="center"/>
-        <w:tblLayout w:type="fixed"/>
+        <w:tblW w:w="11340" w:type="dxa"/>
+        <w:tblCellSpacing w:w="15" w:type="dxa"/>
+        <w:tblCellMar>
+          <w:top w:w="15" w:type="dxa"/>
+          <w:left w:w="15" w:type="dxa"/>
+          <w:bottom w:w="15" w:type="dxa"/>
+          <w:right w:w="15" w:type="dxa"/>
+        </w:tblCellMar>
         <w:tblLook w:val="04A0" w:firstRow="1" w:lastRow="0" w:firstColumn="1" w:lastColumn="0" w:noHBand="0" w:noVBand="1"/>
       </w:tblPr>
       <w:tblGrid>
-        <w:gridCol w:w="421"/>
-        <w:gridCol w:w="4927"/>
-        <w:gridCol w:w="1656"/>
-        <w:gridCol w:w="1152"/>
-        <w:gridCol w:w="1152"/>
-        <w:gridCol w:w="1177"/>
-        <w:gridCol w:w="850"/>
+        <w:gridCol w:w="466"/>
+        <w:gridCol w:w="1128"/>
+        <w:gridCol w:w="2975"/>
+        <w:gridCol w:w="2252"/>
+        <w:gridCol w:w="2252"/>
+        <w:gridCol w:w="2267"/>
       </w:tblGrid>
       <w:tr>
         <w:trPr>
-          <w:jc w:val="center"/>
+          <w:trHeight w:val="365"/>
+          <w:tblCellSpacing w:w="15" w:type="dxa"/>
         </w:trPr>
         <w:tc>
           <w:tcPr>
-            <w:tcW w:w="11335" w:type="dxa"/>
-            <w:gridSpan w:val="7"/>
-            <w:shd w:val="clear" w:color="auto" w:fill="E7E6E6" w:themeFill="background2"/>
-            <w:vAlign w:val="center"/>
-          </w:tcPr>
-          <w:p>
-            <w:pPr>
-              <w:jc w:val="center"/>
-              <w:rPr>
-                <w:b/>
-                <w:bCs/>
-              </w:rPr>
-            </w:pPr>
-            <w:r>
-              <w:rPr>
-                <w:b/>
-                <w:bCs/>
+            <w:tcW w:w="11280" w:type="dxa"/>
+            <w:gridSpan w:val="6"/>
+            <w:tcBorders>
+              <w:top w:val="single" w:sz="8" w:space="0" w:color="auto"/>
+              <w:left w:val="single" w:sz="8" w:space="0" w:color="auto"/>
+              <w:bottom w:val="single" w:sz="8" w:space="0" w:color="auto"/>
+              <w:right w:val="single" w:sz="8" w:space="0" w:color="auto"/>
+            </w:tcBorders>
+            <w:shd w:val="clear" w:color="auto" w:fill="E7E6E6"/>
+            <w:tcMar>
+              <w:top w:w="0" w:type="dxa"/>
+              <w:left w:w="108" w:type="dxa"/>
+              <w:bottom w:w="0" w:type="dxa"/>
+              <w:right w:w="108" w:type="dxa"/>
+            </w:tcMar>
+            <w:vAlign w:val="center"/>
+            <w:hideMark/>
+          </w:tcPr>
+          <w:p>
+            <w:pPr>
+              <w:spacing w:after="0" w:line="240" w:lineRule="auto"/>
+              <w:jc w:val="center"/>
+              <w:rPr>
+                <w:lang w:eastAsia="pt-BR"/>
+              </w:rPr>
+            </w:pPr>
+            <w:r>
+              <w:rPr>
+                <w:b/>
+                <w:bCs/>
+                <w:color w:val="000000"/>
               </w:rPr>
               <w:t xml:space="preserve">PROCESSOS DE PRODUÇÃO </w:t>
             </w:r>
@@ -3075,168 +4699,582 @@
                 <w:bCs/>
                 <w:color w:val="EE0000"/>
               </w:rPr>
-              <w:t>PREPARAÇÃO DE PEÇAS:</w:t>
+              <w:t>ELÉTRICA 1</w:t>
+            </w:r>
+            <w:r>
+              <w:rPr>
+                <w:b/>
+                <w:bCs/>
+                <w:color w:val="000000"/>
+              </w:rPr>
+              <w:t>:</w:t>
             </w:r>
           </w:p>
         </w:tc>
       </w:tr>
       <w:tr>
         <w:trPr>
-          <w:trHeight w:val="416"/>
-          <w:jc w:val="center"/>
+          <w:trHeight w:val="365"/>
+          <w:tblCellSpacing w:w="15" w:type="dxa"/>
         </w:trPr>
         <w:tc>
           <w:tcPr>
-            <w:tcW w:w="421" w:type="dxa"/>
-            <w:vAlign w:val="center"/>
-          </w:tcPr>
-          <w:p>
-            <w:r>
-              <w:t>#</w:t>
-            </w:r>
-          </w:p>
-        </w:tc>
-        <w:tc>
-          <w:tcPr>
-            <w:tcW w:w="4927" w:type="dxa"/>
-            <w:vAlign w:val="center"/>
-          </w:tcPr>
-          <w:p>
-            <w:r>
-              <w:t>ATIVIDADE:</w:t>
-            </w:r>
-          </w:p>
-        </w:tc>
-        <w:tc>
-          <w:tcPr>
-            <w:tcW w:w="1656" w:type="dxa"/>
-            <w:vAlign w:val="center"/>
-          </w:tcPr>
-          <w:p>
-            <w:r>
-              <w:t>RESPONSÁVEL:</w:t>
-            </w:r>
-          </w:p>
-        </w:tc>
-        <w:tc>
-          <w:tcPr>
-            <w:tcW w:w="1152" w:type="dxa"/>
-            <w:vAlign w:val="center"/>
-          </w:tcPr>
-          <w:p>
-            <w:r>
-              <w:t>DATA:</w:t>
-            </w:r>
-          </w:p>
-        </w:tc>
-        <w:tc>
-          <w:tcPr>
-            <w:tcW w:w="1152" w:type="dxa"/>
-            <w:vAlign w:val="center"/>
-          </w:tcPr>
-          <w:p>
-            <w:r>
-              <w:t>INÍCIO:</w:t>
-            </w:r>
-          </w:p>
-        </w:tc>
-        <w:tc>
-          <w:tcPr>
-            <w:tcW w:w="1177" w:type="dxa"/>
-            <w:vAlign w:val="center"/>
-          </w:tcPr>
-          <w:p>
-            <w:r>
-              <w:t>FIM:</w:t>
-            </w:r>
-          </w:p>
-        </w:tc>
-        <w:tc>
-          <w:tcPr>
-            <w:tcW w:w="850" w:type="dxa"/>
-            <w:vAlign w:val="center"/>
-          </w:tcPr>
-          <w:p>
-            <w:r>
-              <w:t>FEITO</w:t>
+            <w:tcW w:w="1549" w:type="dxa"/>
+            <w:gridSpan w:val="2"/>
+            <w:tcBorders>
+              <w:top w:val="nil"/>
+              <w:left w:val="single" w:sz="8" w:space="0" w:color="auto"/>
+              <w:bottom w:val="single" w:sz="8" w:space="0" w:color="auto"/>
+              <w:right w:val="single" w:sz="8" w:space="0" w:color="auto"/>
+            </w:tcBorders>
+            <w:tcMar>
+              <w:top w:w="0" w:type="dxa"/>
+              <w:left w:w="108" w:type="dxa"/>
+              <w:bottom w:w="0" w:type="dxa"/>
+              <w:right w:w="108" w:type="dxa"/>
+            </w:tcMar>
+            <w:vAlign w:val="center"/>
+            <w:hideMark/>
+          </w:tcPr>
+          <w:p>
+            <w:pPr>
+              <w:spacing w:after="0" w:line="240" w:lineRule="auto"/>
+              <w:jc w:val="center"/>
+            </w:pPr>
+            <w:r>
+              <w:rPr>
+                <w:b/>
+                <w:bCs/>
+              </w:rPr>
+              <w:t>OK/NOK</w:t>
+            </w:r>
+          </w:p>
+        </w:tc>
+        <w:tc>
+          <w:tcPr>
+            <w:tcW w:w="2945" w:type="dxa"/>
+            <w:tcBorders>
+              <w:top w:val="nil"/>
+              <w:left w:val="nil"/>
+              <w:bottom w:val="single" w:sz="8" w:space="0" w:color="auto"/>
+              <w:right w:val="single" w:sz="8" w:space="0" w:color="auto"/>
+            </w:tcBorders>
+            <w:tcMar>
+              <w:top w:w="0" w:type="dxa"/>
+              <w:left w:w="108" w:type="dxa"/>
+              <w:bottom w:w="0" w:type="dxa"/>
+              <w:right w:w="108" w:type="dxa"/>
+            </w:tcMar>
+            <w:vAlign w:val="center"/>
+            <w:hideMark/>
+          </w:tcPr>
+          <w:p>
+            <w:pPr>
+              <w:spacing w:after="0" w:line="240" w:lineRule="auto"/>
+              <w:jc w:val="center"/>
+            </w:pPr>
+            <w:r>
+              <w:rPr>
+                <w:b/>
+                <w:bCs/>
+              </w:rPr>
+              <w:t>RESPONSAVEL</w:t>
+            </w:r>
+          </w:p>
+        </w:tc>
+        <w:tc>
+          <w:tcPr>
+            <w:tcW w:w="2222" w:type="dxa"/>
+            <w:tcBorders>
+              <w:top w:val="nil"/>
+              <w:left w:val="nil"/>
+              <w:bottom w:val="single" w:sz="8" w:space="0" w:color="auto"/>
+              <w:right w:val="single" w:sz="8" w:space="0" w:color="auto"/>
+            </w:tcBorders>
+            <w:tcMar>
+              <w:top w:w="0" w:type="dxa"/>
+              <w:left w:w="108" w:type="dxa"/>
+              <w:bottom w:w="0" w:type="dxa"/>
+              <w:right w:w="108" w:type="dxa"/>
+            </w:tcMar>
+            <w:vAlign w:val="center"/>
+            <w:hideMark/>
+          </w:tcPr>
+          <w:p>
+            <w:pPr>
+              <w:spacing w:after="0" w:line="240" w:lineRule="auto"/>
+              <w:jc w:val="center"/>
+            </w:pPr>
+            <w:r>
+              <w:rPr>
+                <w:b/>
+                <w:bCs/>
+              </w:rPr>
+              <w:t>DATA</w:t>
+            </w:r>
+          </w:p>
+        </w:tc>
+        <w:tc>
+          <w:tcPr>
+            <w:tcW w:w="2222" w:type="dxa"/>
+            <w:tcBorders>
+              <w:top w:val="nil"/>
+              <w:left w:val="nil"/>
+              <w:bottom w:val="single" w:sz="8" w:space="0" w:color="auto"/>
+              <w:right w:val="single" w:sz="8" w:space="0" w:color="auto"/>
+            </w:tcBorders>
+            <w:tcMar>
+              <w:top w:w="0" w:type="dxa"/>
+              <w:left w:w="108" w:type="dxa"/>
+              <w:bottom w:w="0" w:type="dxa"/>
+              <w:right w:w="108" w:type="dxa"/>
+            </w:tcMar>
+            <w:vAlign w:val="center"/>
+            <w:hideMark/>
+          </w:tcPr>
+          <w:p>
+            <w:pPr>
+              <w:spacing w:after="0" w:line="240" w:lineRule="auto"/>
+              <w:jc w:val="center"/>
+            </w:pPr>
+            <w:r>
+              <w:rPr>
+                <w:b/>
+                <w:bCs/>
+              </w:rPr>
+              <w:t>HORA INÍCIO</w:t>
+            </w:r>
+          </w:p>
+        </w:tc>
+        <w:tc>
+          <w:tcPr>
+            <w:tcW w:w="2222" w:type="dxa"/>
+            <w:tcBorders>
+              <w:top w:val="nil"/>
+              <w:left w:val="nil"/>
+              <w:bottom w:val="single" w:sz="8" w:space="0" w:color="auto"/>
+              <w:right w:val="single" w:sz="8" w:space="0" w:color="auto"/>
+            </w:tcBorders>
+            <w:tcMar>
+              <w:top w:w="0" w:type="dxa"/>
+              <w:left w:w="108" w:type="dxa"/>
+              <w:bottom w:w="0" w:type="dxa"/>
+              <w:right w:w="108" w:type="dxa"/>
+            </w:tcMar>
+            <w:vAlign w:val="center"/>
+            <w:hideMark/>
+          </w:tcPr>
+          <w:p>
+            <w:pPr>
+              <w:spacing w:after="0" w:line="240" w:lineRule="auto"/>
+              <w:jc w:val="center"/>
+            </w:pPr>
+            <w:r>
+              <w:rPr>
+                <w:b/>
+                <w:bCs/>
+              </w:rPr>
+              <w:t>HORA FIM</w:t>
             </w:r>
           </w:p>
         </w:tc>
       </w:tr>
       <w:tr>
         <w:trPr>
-          <w:jc w:val="center"/>
+          <w:trHeight w:val="365"/>
+          <w:tblCellSpacing w:w="15" w:type="dxa"/>
         </w:trPr>
         <w:tc>
           <w:tcPr>
+            <w:tcW w:w="1549" w:type="dxa"/>
+            <w:gridSpan w:val="2"/>
+            <w:tcBorders>
+              <w:top w:val="nil"/>
+              <w:left w:val="single" w:sz="8" w:space="0" w:color="auto"/>
+              <w:bottom w:val="single" w:sz="8" w:space="0" w:color="auto"/>
+              <w:right w:val="single" w:sz="8" w:space="0" w:color="auto"/>
+            </w:tcBorders>
+            <w:tcMar>
+              <w:top w:w="0" w:type="dxa"/>
+              <w:left w:w="108" w:type="dxa"/>
+              <w:bottom w:w="0" w:type="dxa"/>
+              <w:right w:w="108" w:type="dxa"/>
+            </w:tcMar>
+            <w:vAlign w:val="center"/>
+            <w:hideMark/>
+          </w:tcPr>
+          <w:p>
+            <w:pPr>
+              <w:spacing w:after="0" w:line="240" w:lineRule="auto"/>
+              <w:jc w:val="center"/>
+            </w:pPr>
+            <w:r>
+              <w:t>_________</w:t>
+            </w:r>
+          </w:p>
+        </w:tc>
+        <w:tc>
+          <w:tcPr>
+            <w:tcW w:w="2945" w:type="dxa"/>
+            <w:tcBorders>
+              <w:top w:val="nil"/>
+              <w:left w:val="nil"/>
+              <w:bottom w:val="single" w:sz="8" w:space="0" w:color="auto"/>
+              <w:right w:val="single" w:sz="8" w:space="0" w:color="auto"/>
+            </w:tcBorders>
+            <w:tcMar>
+              <w:top w:w="0" w:type="dxa"/>
+              <w:left w:w="108" w:type="dxa"/>
+              <w:bottom w:w="0" w:type="dxa"/>
+              <w:right w:w="108" w:type="dxa"/>
+            </w:tcMar>
+            <w:vAlign w:val="center"/>
+            <w:hideMark/>
+          </w:tcPr>
+          <w:p>
+            <w:pPr>
+              <w:spacing w:after="0" w:line="240" w:lineRule="auto"/>
+              <w:jc w:val="center"/>
+            </w:pPr>
+            <w:r>
+              <w:t>______________________</w:t>
+            </w:r>
+          </w:p>
+        </w:tc>
+        <w:tc>
+          <w:tcPr>
+            <w:tcW w:w="2222" w:type="dxa"/>
+            <w:tcBorders>
+              <w:top w:val="nil"/>
+              <w:left w:val="nil"/>
+              <w:bottom w:val="single" w:sz="8" w:space="0" w:color="auto"/>
+              <w:right w:val="single" w:sz="8" w:space="0" w:color="auto"/>
+            </w:tcBorders>
+            <w:tcMar>
+              <w:top w:w="0" w:type="dxa"/>
+              <w:left w:w="108" w:type="dxa"/>
+              <w:bottom w:w="0" w:type="dxa"/>
+              <w:right w:w="108" w:type="dxa"/>
+            </w:tcMar>
+            <w:vAlign w:val="center"/>
+            <w:hideMark/>
+          </w:tcPr>
+          <w:p>
+            <w:pPr>
+              <w:spacing w:after="0" w:line="240" w:lineRule="auto"/>
+              <w:jc w:val="center"/>
+            </w:pPr>
+            <w:r>
+              <w:t>_______________</w:t>
+            </w:r>
+          </w:p>
+        </w:tc>
+        <w:tc>
+          <w:tcPr>
+            <w:tcW w:w="2222" w:type="dxa"/>
+            <w:tcBorders>
+              <w:top w:val="nil"/>
+              <w:left w:val="nil"/>
+              <w:bottom w:val="single" w:sz="8" w:space="0" w:color="auto"/>
+              <w:right w:val="single" w:sz="8" w:space="0" w:color="auto"/>
+            </w:tcBorders>
+            <w:tcMar>
+              <w:top w:w="0" w:type="dxa"/>
+              <w:left w:w="108" w:type="dxa"/>
+              <w:bottom w:w="0" w:type="dxa"/>
+              <w:right w:w="108" w:type="dxa"/>
+            </w:tcMar>
+            <w:vAlign w:val="center"/>
+            <w:hideMark/>
+          </w:tcPr>
+          <w:p>
+            <w:pPr>
+              <w:spacing w:after="0" w:line="240" w:lineRule="auto"/>
+              <w:jc w:val="center"/>
+            </w:pPr>
+            <w:r>
+              <w:t>_______________</w:t>
+            </w:r>
+          </w:p>
+        </w:tc>
+        <w:tc>
+          <w:tcPr>
+            <w:tcW w:w="2222" w:type="dxa"/>
+            <w:tcBorders>
+              <w:top w:val="nil"/>
+              <w:left w:val="nil"/>
+              <w:bottom w:val="single" w:sz="8" w:space="0" w:color="auto"/>
+              <w:right w:val="single" w:sz="8" w:space="0" w:color="auto"/>
+            </w:tcBorders>
+            <w:tcMar>
+              <w:top w:w="0" w:type="dxa"/>
+              <w:left w:w="108" w:type="dxa"/>
+              <w:bottom w:w="0" w:type="dxa"/>
+              <w:right w:w="108" w:type="dxa"/>
+            </w:tcMar>
+            <w:vAlign w:val="center"/>
+            <w:hideMark/>
+          </w:tcPr>
+          <w:p>
+            <w:pPr>
+              <w:spacing w:after="0" w:line="240" w:lineRule="auto"/>
+              <w:jc w:val="center"/>
+            </w:pPr>
+            <w:r>
+              <w:t>_______________</w:t>
+            </w:r>
+          </w:p>
+        </w:tc>
+      </w:tr>
+      <w:tr>
+        <w:trPr>
+          <w:trHeight w:val="365"/>
+          <w:tblCellSpacing w:w="15" w:type="dxa"/>
+        </w:trPr>
+        <w:tc>
+          <w:tcPr>
             <w:tcW w:w="421" w:type="dxa"/>
-            <w:vAlign w:val="center"/>
-          </w:tcPr>
-          <w:p>
-            <w:pPr>
-              <w:jc w:val="center"/>
-            </w:pPr>
-          </w:p>
-        </w:tc>
-        <w:tc>
-          <w:tcPr>
-            <w:tcW w:w="4927" w:type="dxa"/>
-            <w:vAlign w:val="center"/>
+            <w:tcBorders>
+              <w:top w:val="nil"/>
+              <w:left w:val="single" w:sz="8" w:space="0" w:color="auto"/>
+              <w:bottom w:val="single" w:sz="8" w:space="0" w:color="auto"/>
+              <w:right w:val="single" w:sz="8" w:space="0" w:color="auto"/>
+            </w:tcBorders>
+            <w:tcMar>
+              <w:top w:w="0" w:type="dxa"/>
+              <w:left w:w="108" w:type="dxa"/>
+              <w:bottom w:w="0" w:type="dxa"/>
+              <w:right w:w="108" w:type="dxa"/>
+            </w:tcMar>
+            <w:vAlign w:val="center"/>
+            <w:hideMark/>
+          </w:tcPr>
+          <w:p>
+            <w:pPr>
+              <w:spacing w:after="0" w:line="240" w:lineRule="auto"/>
+            </w:pPr>
+            <w:r>
+              <w:t>#</w:t>
+            </w:r>
+          </w:p>
+        </w:tc>
+        <w:tc>
+          <w:tcPr>
+            <w:tcW w:w="10829" w:type="dxa"/>
+            <w:gridSpan w:val="5"/>
+            <w:tcBorders>
+              <w:top w:val="nil"/>
+              <w:left w:val="nil"/>
+              <w:bottom w:val="single" w:sz="8" w:space="0" w:color="auto"/>
+              <w:right w:val="single" w:sz="8" w:space="0" w:color="auto"/>
+            </w:tcBorders>
+            <w:tcMar>
+              <w:top w:w="0" w:type="dxa"/>
+              <w:left w:w="108" w:type="dxa"/>
+              <w:bottom w:w="0" w:type="dxa"/>
+              <w:right w:w="108" w:type="dxa"/>
+            </w:tcMar>
+            <w:vAlign w:val="center"/>
+            <w:hideMark/>
+          </w:tcPr>
+          <w:p>
+            <w:pPr>
+              <w:spacing w:after="0" w:line="240" w:lineRule="auto"/>
+              <w:jc w:val="center"/>
+            </w:pPr>
+            <w:r>
+              <w:rPr>
+                <w:b/>
+                <w:bCs/>
+              </w:rPr>
+              <w:t>ATIVIDADE</w:t>
+            </w:r>
+          </w:p>
+        </w:tc>
+      </w:tr>
+      <w:tr>
+        <w:trPr>
+          <w:trHeight w:val="365"/>
+          <w:tblCellSpacing w:w="15" w:type="dxa"/>
+        </w:trPr>
+        <w:tc>
+          <w:tcPr>
+            <w:tcW w:w="421" w:type="dxa"/>
+            <w:tcBorders>
+              <w:top w:val="nil"/>
+              <w:left w:val="single" w:sz="8" w:space="0" w:color="auto"/>
+              <w:bottom w:val="single" w:sz="8" w:space="0" w:color="auto"/>
+              <w:right w:val="single" w:sz="8" w:space="0" w:color="auto"/>
+            </w:tcBorders>
+            <w:tcMar>
+              <w:top w:w="0" w:type="dxa"/>
+              <w:left w:w="108" w:type="dxa"/>
+              <w:bottom w:w="0" w:type="dxa"/>
+              <w:right w:w="108" w:type="dxa"/>
+            </w:tcMar>
+            <w:vAlign w:val="center"/>
+            <w:hideMark/>
+          </w:tcPr>
+          <w:p>
+            <w:pPr>
+              <w:spacing w:after="0" w:line="240" w:lineRule="auto"/>
+              <w:jc w:val="both"/>
+            </w:pPr>
+            <w:r>
+              <w:t> </w:t>
+            </w:r>
+          </w:p>
+        </w:tc>
+        <w:tc>
+          <w:tcPr>
+            <w:tcW w:w="10829" w:type="dxa"/>
+            <w:gridSpan w:val="5"/>
+            <w:tcBorders>
+              <w:top w:val="nil"/>
+              <w:left w:val="nil"/>
+              <w:bottom w:val="single" w:sz="8" w:space="0" w:color="auto"/>
+              <w:right w:val="single" w:sz="8" w:space="0" w:color="auto"/>
+            </w:tcBorders>
+            <w:tcMar>
+              <w:top w:w="0" w:type="dxa"/>
+              <w:left w:w="108" w:type="dxa"/>
+              <w:bottom w:w="0" w:type="dxa"/>
+              <w:right w:w="108" w:type="dxa"/>
+            </w:tcMar>
+            <w:vAlign w:val="center"/>
+            <w:hideMark/>
+          </w:tcPr>
+          <w:p>
+            <w:pPr>
+              <w:spacing w:after="0" w:line="240" w:lineRule="auto"/>
+              <w:jc w:val="center"/>
+            </w:pPr>
+            <w:r>
+              <w:t> </w:t>
+            </w:r>
+          </w:p>
+        </w:tc>
+      </w:tr>
+      <w:tr>
+        <w:trPr>
+          <w:tblCellSpacing w:w="15" w:type="dxa"/>
+        </w:trPr>
+        <w:tc>
+          <w:tcPr>
+            <w:tcW w:w="421" w:type="dxa"/>
+            <w:tcBorders>
+              <w:top w:val="nil"/>
+              <w:left w:val="nil"/>
+              <w:bottom w:val="nil"/>
+              <w:right w:val="nil"/>
+            </w:tcBorders>
+            <w:vAlign w:val="center"/>
+            <w:hideMark/>
           </w:tcPr>
           <w:p/>
         </w:tc>
         <w:tc>
           <w:tcPr>
-            <w:tcW w:w="1656" w:type="dxa"/>
-            <w:vAlign w:val="center"/>
-          </w:tcPr>
-          <w:p>
-            <w:pPr>
-              <w:jc w:val="center"/>
-            </w:pPr>
-          </w:p>
-        </w:tc>
-        <w:tc>
-          <w:tcPr>
-            <w:tcW w:w="1152" w:type="dxa"/>
-            <w:vAlign w:val="center"/>
-          </w:tcPr>
-          <w:p>
-            <w:pPr>
-              <w:jc w:val="center"/>
-            </w:pPr>
-          </w:p>
-        </w:tc>
-        <w:tc>
-          <w:tcPr>
-            <w:tcW w:w="1152" w:type="dxa"/>
-            <w:vAlign w:val="center"/>
-          </w:tcPr>
-          <w:p>
-            <w:pPr>
-              <w:jc w:val="center"/>
-            </w:pPr>
-          </w:p>
-        </w:tc>
-        <w:tc>
-          <w:tcPr>
-            <w:tcW w:w="1177" w:type="dxa"/>
-            <w:vAlign w:val="center"/>
-          </w:tcPr>
-          <w:p>
-            <w:pPr>
-              <w:jc w:val="center"/>
-            </w:pPr>
-          </w:p>
-        </w:tc>
-        <w:tc>
-          <w:tcPr>
-            <w:tcW w:w="850" w:type="dxa"/>
-            <w:vAlign w:val="center"/>
-          </w:tcPr>
-          <w:p>
-            <w:pPr>
-              <w:jc w:val="center"/>
+            <w:tcW w:w="1098" w:type="dxa"/>
+            <w:tcBorders>
+              <w:top w:val="nil"/>
+              <w:left w:val="nil"/>
+              <w:bottom w:val="nil"/>
+              <w:right w:val="nil"/>
+            </w:tcBorders>
+            <w:vAlign w:val="center"/>
+            <w:hideMark/>
+          </w:tcPr>
+          <w:p>
+            <w:pPr>
+              <w:rPr>
+                <w:sz w:val="24"/>
+                <w:szCs w:val="24"/>
+              </w:rPr>
+            </w:pPr>
+          </w:p>
+        </w:tc>
+        <w:tc>
+          <w:tcPr>
+            <w:tcW w:w="2945" w:type="dxa"/>
+            <w:tcBorders>
+              <w:top w:val="nil"/>
+              <w:left w:val="nil"/>
+              <w:bottom w:val="nil"/>
+              <w:right w:val="nil"/>
+            </w:tcBorders>
+            <w:vAlign w:val="center"/>
+            <w:hideMark/>
+          </w:tcPr>
+          <w:p>
+            <w:pPr>
+              <w:rPr>
+                <w:sz w:val="24"/>
+                <w:szCs w:val="24"/>
+              </w:rPr>
+            </w:pPr>
+          </w:p>
+        </w:tc>
+        <w:tc>
+          <w:tcPr>
+            <w:tcW w:w="2222" w:type="dxa"/>
+            <w:tcBorders>
+              <w:top w:val="nil"/>
+              <w:left w:val="nil"/>
+              <w:bottom w:val="nil"/>
+              <w:right w:val="nil"/>
+            </w:tcBorders>
+            <w:vAlign w:val="center"/>
+            <w:hideMark/>
+          </w:tcPr>
+          <w:p>
+            <w:pPr>
+              <w:rPr>
+                <w:sz w:val="24"/>
+                <w:szCs w:val="24"/>
+              </w:rPr>
+            </w:pPr>
+          </w:p>
+        </w:tc>
+        <w:tc>
+          <w:tcPr>
+            <w:tcW w:w="2222" w:type="dxa"/>
+            <w:tcBorders>
+              <w:top w:val="nil"/>
+              <w:left w:val="nil"/>
+              <w:bottom w:val="nil"/>
+              <w:right w:val="nil"/>
+            </w:tcBorders>
+            <w:vAlign w:val="center"/>
+            <w:hideMark/>
+          </w:tcPr>
+          <w:p>
+            <w:pPr>
+              <w:rPr>
+                <w:sz w:val="24"/>
+                <w:szCs w:val="24"/>
+              </w:rPr>
+            </w:pPr>
+          </w:p>
+        </w:tc>
+        <w:tc>
+          <w:tcPr>
+            <w:tcW w:w="2222" w:type="dxa"/>
+            <w:tcBorders>
+              <w:top w:val="nil"/>
+              <w:left w:val="nil"/>
+              <w:bottom w:val="nil"/>
+              <w:right w:val="nil"/>
+            </w:tcBorders>
+            <w:vAlign w:val="center"/>
+            <w:hideMark/>
+          </w:tcPr>
+          <w:p>
+            <w:pPr>
+              <w:rPr>
+                <w:sz w:val="24"/>
+                <w:szCs w:val="24"/>
+              </w:rPr>
             </w:pPr>
           </w:p>
         </w:tc>
@@ -3252,44 +5290,62 @@
     </w:p>
     <w:tbl>
       <w:tblPr>
-        <w:tblStyle w:val="Tabelacomgrade"/>
-        <w:tblW w:w="11335" w:type="dxa"/>
-        <w:jc w:val="center"/>
-        <w:tblLayout w:type="fixed"/>
+        <w:tblW w:w="11340" w:type="dxa"/>
+        <w:tblCellSpacing w:w="15" w:type="dxa"/>
+        <w:tblCellMar>
+          <w:top w:w="15" w:type="dxa"/>
+          <w:left w:w="15" w:type="dxa"/>
+          <w:bottom w:w="15" w:type="dxa"/>
+          <w:right w:w="15" w:type="dxa"/>
+        </w:tblCellMar>
         <w:tblLook w:val="04A0" w:firstRow="1" w:lastRow="0" w:firstColumn="1" w:lastColumn="0" w:noHBand="0" w:noVBand="1"/>
       </w:tblPr>
       <w:tblGrid>
-        <w:gridCol w:w="367"/>
-        <w:gridCol w:w="5112"/>
-        <w:gridCol w:w="1656"/>
-        <w:gridCol w:w="1152"/>
-        <w:gridCol w:w="1152"/>
-        <w:gridCol w:w="1046"/>
-        <w:gridCol w:w="850"/>
+        <w:gridCol w:w="466"/>
+        <w:gridCol w:w="1128"/>
+        <w:gridCol w:w="2975"/>
+        <w:gridCol w:w="2252"/>
+        <w:gridCol w:w="2252"/>
+        <w:gridCol w:w="2267"/>
       </w:tblGrid>
       <w:tr>
         <w:trPr>
-          <w:jc w:val="center"/>
+          <w:trHeight w:val="365"/>
+          <w:tblCellSpacing w:w="15" w:type="dxa"/>
         </w:trPr>
         <w:tc>
           <w:tcPr>
-            <w:tcW w:w="11335" w:type="dxa"/>
-            <w:gridSpan w:val="7"/>
-            <w:shd w:val="clear" w:color="auto" w:fill="E7E6E6" w:themeFill="background2"/>
-            <w:vAlign w:val="center"/>
-          </w:tcPr>
-          <w:p>
-            <w:pPr>
-              <w:jc w:val="center"/>
-              <w:rPr>
-                <w:b/>
-                <w:bCs/>
-              </w:rPr>
-            </w:pPr>
-            <w:r>
-              <w:rPr>
-                <w:b/>
-                <w:bCs/>
+            <w:tcW w:w="11280" w:type="dxa"/>
+            <w:gridSpan w:val="6"/>
+            <w:tcBorders>
+              <w:top w:val="single" w:sz="8" w:space="0" w:color="auto"/>
+              <w:left w:val="single" w:sz="8" w:space="0" w:color="auto"/>
+              <w:bottom w:val="single" w:sz="8" w:space="0" w:color="auto"/>
+              <w:right w:val="single" w:sz="8" w:space="0" w:color="auto"/>
+            </w:tcBorders>
+            <w:shd w:val="clear" w:color="auto" w:fill="E7E6E6"/>
+            <w:tcMar>
+              <w:top w:w="0" w:type="dxa"/>
+              <w:left w:w="108" w:type="dxa"/>
+              <w:bottom w:w="0" w:type="dxa"/>
+              <w:right w:w="108" w:type="dxa"/>
+            </w:tcMar>
+            <w:vAlign w:val="center"/>
+            <w:hideMark/>
+          </w:tcPr>
+          <w:p>
+            <w:pPr>
+              <w:spacing w:after="0" w:line="240" w:lineRule="auto"/>
+              <w:jc w:val="center"/>
+              <w:rPr>
+                <w:lang w:eastAsia="pt-BR"/>
+              </w:rPr>
+            </w:pPr>
+            <w:r>
+              <w:rPr>
+                <w:b/>
+                <w:bCs/>
+                <w:color w:val="000000"/>
               </w:rPr>
               <w:t xml:space="preserve">PROCESSOS DE PRODUÇÃO </w:t>
             </w:r>
@@ -3299,168 +5355,582 @@
                 <w:bCs/>
                 <w:color w:val="EE0000"/>
               </w:rPr>
-              <w:t>ELÉTRICA 1:</w:t>
+              <w:t>ISOLAMENTO</w:t>
+            </w:r>
+            <w:r>
+              <w:rPr>
+                <w:b/>
+                <w:bCs/>
+                <w:color w:val="000000"/>
+              </w:rPr>
+              <w:t>:</w:t>
             </w:r>
           </w:p>
         </w:tc>
       </w:tr>
       <w:tr>
         <w:trPr>
-          <w:trHeight w:val="265"/>
-          <w:jc w:val="center"/>
+          <w:trHeight w:val="365"/>
+          <w:tblCellSpacing w:w="15" w:type="dxa"/>
         </w:trPr>
         <w:tc>
           <w:tcPr>
-            <w:tcW w:w="367" w:type="dxa"/>
-            <w:vAlign w:val="center"/>
-          </w:tcPr>
-          <w:p>
-            <w:r>
-              <w:t>#</w:t>
-            </w:r>
-          </w:p>
-        </w:tc>
-        <w:tc>
-          <w:tcPr>
-            <w:tcW w:w="5112" w:type="dxa"/>
-            <w:vAlign w:val="center"/>
-          </w:tcPr>
-          <w:p>
-            <w:r>
-              <w:t>ATIVIDADE:</w:t>
-            </w:r>
-          </w:p>
-        </w:tc>
-        <w:tc>
-          <w:tcPr>
-            <w:tcW w:w="1656" w:type="dxa"/>
-            <w:vAlign w:val="center"/>
-          </w:tcPr>
-          <w:p>
-            <w:r>
-              <w:t>RESPONSÁVEL:</w:t>
-            </w:r>
-          </w:p>
-        </w:tc>
-        <w:tc>
-          <w:tcPr>
-            <w:tcW w:w="1152" w:type="dxa"/>
-            <w:vAlign w:val="center"/>
-          </w:tcPr>
-          <w:p>
-            <w:r>
-              <w:t>DATA:</w:t>
-            </w:r>
-          </w:p>
-        </w:tc>
-        <w:tc>
-          <w:tcPr>
-            <w:tcW w:w="1152" w:type="dxa"/>
-            <w:vAlign w:val="center"/>
-          </w:tcPr>
-          <w:p>
-            <w:r>
-              <w:t>INÍCIO:</w:t>
-            </w:r>
-          </w:p>
-        </w:tc>
-        <w:tc>
-          <w:tcPr>
-            <w:tcW w:w="1046" w:type="dxa"/>
-            <w:vAlign w:val="center"/>
-          </w:tcPr>
-          <w:p>
-            <w:r>
-              <w:t>FIM:</w:t>
-            </w:r>
-          </w:p>
-        </w:tc>
-        <w:tc>
-          <w:tcPr>
-            <w:tcW w:w="850" w:type="dxa"/>
-            <w:vAlign w:val="center"/>
-          </w:tcPr>
-          <w:p>
-            <w:r>
-              <w:t>FEITO</w:t>
+            <w:tcW w:w="1549" w:type="dxa"/>
+            <w:gridSpan w:val="2"/>
+            <w:tcBorders>
+              <w:top w:val="nil"/>
+              <w:left w:val="single" w:sz="8" w:space="0" w:color="auto"/>
+              <w:bottom w:val="single" w:sz="8" w:space="0" w:color="auto"/>
+              <w:right w:val="single" w:sz="8" w:space="0" w:color="auto"/>
+            </w:tcBorders>
+            <w:tcMar>
+              <w:top w:w="0" w:type="dxa"/>
+              <w:left w:w="108" w:type="dxa"/>
+              <w:bottom w:w="0" w:type="dxa"/>
+              <w:right w:w="108" w:type="dxa"/>
+            </w:tcMar>
+            <w:vAlign w:val="center"/>
+            <w:hideMark/>
+          </w:tcPr>
+          <w:p>
+            <w:pPr>
+              <w:spacing w:after="0" w:line="240" w:lineRule="auto"/>
+              <w:jc w:val="center"/>
+            </w:pPr>
+            <w:r>
+              <w:rPr>
+                <w:b/>
+                <w:bCs/>
+              </w:rPr>
+              <w:t>OK/NOK</w:t>
+            </w:r>
+          </w:p>
+        </w:tc>
+        <w:tc>
+          <w:tcPr>
+            <w:tcW w:w="2945" w:type="dxa"/>
+            <w:tcBorders>
+              <w:top w:val="nil"/>
+              <w:left w:val="nil"/>
+              <w:bottom w:val="single" w:sz="8" w:space="0" w:color="auto"/>
+              <w:right w:val="single" w:sz="8" w:space="0" w:color="auto"/>
+            </w:tcBorders>
+            <w:tcMar>
+              <w:top w:w="0" w:type="dxa"/>
+              <w:left w:w="108" w:type="dxa"/>
+              <w:bottom w:w="0" w:type="dxa"/>
+              <w:right w:w="108" w:type="dxa"/>
+            </w:tcMar>
+            <w:vAlign w:val="center"/>
+            <w:hideMark/>
+          </w:tcPr>
+          <w:p>
+            <w:pPr>
+              <w:spacing w:after="0" w:line="240" w:lineRule="auto"/>
+              <w:jc w:val="center"/>
+            </w:pPr>
+            <w:r>
+              <w:rPr>
+                <w:b/>
+                <w:bCs/>
+              </w:rPr>
+              <w:t>RESPONSAVEL</w:t>
+            </w:r>
+          </w:p>
+        </w:tc>
+        <w:tc>
+          <w:tcPr>
+            <w:tcW w:w="2222" w:type="dxa"/>
+            <w:tcBorders>
+              <w:top w:val="nil"/>
+              <w:left w:val="nil"/>
+              <w:bottom w:val="single" w:sz="8" w:space="0" w:color="auto"/>
+              <w:right w:val="single" w:sz="8" w:space="0" w:color="auto"/>
+            </w:tcBorders>
+            <w:tcMar>
+              <w:top w:w="0" w:type="dxa"/>
+              <w:left w:w="108" w:type="dxa"/>
+              <w:bottom w:w="0" w:type="dxa"/>
+              <w:right w:w="108" w:type="dxa"/>
+            </w:tcMar>
+            <w:vAlign w:val="center"/>
+            <w:hideMark/>
+          </w:tcPr>
+          <w:p>
+            <w:pPr>
+              <w:spacing w:after="0" w:line="240" w:lineRule="auto"/>
+              <w:jc w:val="center"/>
+            </w:pPr>
+            <w:r>
+              <w:rPr>
+                <w:b/>
+                <w:bCs/>
+              </w:rPr>
+              <w:t>DATA</w:t>
+            </w:r>
+          </w:p>
+        </w:tc>
+        <w:tc>
+          <w:tcPr>
+            <w:tcW w:w="2222" w:type="dxa"/>
+            <w:tcBorders>
+              <w:top w:val="nil"/>
+              <w:left w:val="nil"/>
+              <w:bottom w:val="single" w:sz="8" w:space="0" w:color="auto"/>
+              <w:right w:val="single" w:sz="8" w:space="0" w:color="auto"/>
+            </w:tcBorders>
+            <w:tcMar>
+              <w:top w:w="0" w:type="dxa"/>
+              <w:left w:w="108" w:type="dxa"/>
+              <w:bottom w:w="0" w:type="dxa"/>
+              <w:right w:w="108" w:type="dxa"/>
+            </w:tcMar>
+            <w:vAlign w:val="center"/>
+            <w:hideMark/>
+          </w:tcPr>
+          <w:p>
+            <w:pPr>
+              <w:spacing w:after="0" w:line="240" w:lineRule="auto"/>
+              <w:jc w:val="center"/>
+            </w:pPr>
+            <w:r>
+              <w:rPr>
+                <w:b/>
+                <w:bCs/>
+              </w:rPr>
+              <w:t>HORA INÍCIO</w:t>
+            </w:r>
+          </w:p>
+        </w:tc>
+        <w:tc>
+          <w:tcPr>
+            <w:tcW w:w="2222" w:type="dxa"/>
+            <w:tcBorders>
+              <w:top w:val="nil"/>
+              <w:left w:val="nil"/>
+              <w:bottom w:val="single" w:sz="8" w:space="0" w:color="auto"/>
+              <w:right w:val="single" w:sz="8" w:space="0" w:color="auto"/>
+            </w:tcBorders>
+            <w:tcMar>
+              <w:top w:w="0" w:type="dxa"/>
+              <w:left w:w="108" w:type="dxa"/>
+              <w:bottom w:w="0" w:type="dxa"/>
+              <w:right w:w="108" w:type="dxa"/>
+            </w:tcMar>
+            <w:vAlign w:val="center"/>
+            <w:hideMark/>
+          </w:tcPr>
+          <w:p>
+            <w:pPr>
+              <w:spacing w:after="0" w:line="240" w:lineRule="auto"/>
+              <w:jc w:val="center"/>
+            </w:pPr>
+            <w:r>
+              <w:rPr>
+                <w:b/>
+                <w:bCs/>
+              </w:rPr>
+              <w:t>HORA FIM</w:t>
             </w:r>
           </w:p>
         </w:tc>
       </w:tr>
       <w:tr>
         <w:trPr>
-          <w:jc w:val="center"/>
+          <w:trHeight w:val="365"/>
+          <w:tblCellSpacing w:w="15" w:type="dxa"/>
         </w:trPr>
         <w:tc>
           <w:tcPr>
-            <w:tcW w:w="367" w:type="dxa"/>
-            <w:vAlign w:val="center"/>
-          </w:tcPr>
-          <w:p>
-            <w:pPr>
-              <w:jc w:val="center"/>
-            </w:pPr>
-          </w:p>
-        </w:tc>
-        <w:tc>
-          <w:tcPr>
-            <w:tcW w:w="5112" w:type="dxa"/>
-            <w:vAlign w:val="center"/>
+            <w:tcW w:w="1549" w:type="dxa"/>
+            <w:gridSpan w:val="2"/>
+            <w:tcBorders>
+              <w:top w:val="nil"/>
+              <w:left w:val="single" w:sz="8" w:space="0" w:color="auto"/>
+              <w:bottom w:val="single" w:sz="8" w:space="0" w:color="auto"/>
+              <w:right w:val="single" w:sz="8" w:space="0" w:color="auto"/>
+            </w:tcBorders>
+            <w:tcMar>
+              <w:top w:w="0" w:type="dxa"/>
+              <w:left w:w="108" w:type="dxa"/>
+              <w:bottom w:w="0" w:type="dxa"/>
+              <w:right w:w="108" w:type="dxa"/>
+            </w:tcMar>
+            <w:vAlign w:val="center"/>
+            <w:hideMark/>
+          </w:tcPr>
+          <w:p>
+            <w:pPr>
+              <w:spacing w:after="0" w:line="240" w:lineRule="auto"/>
+              <w:jc w:val="center"/>
+            </w:pPr>
+            <w:r>
+              <w:t>_________</w:t>
+            </w:r>
+          </w:p>
+        </w:tc>
+        <w:tc>
+          <w:tcPr>
+            <w:tcW w:w="2945" w:type="dxa"/>
+            <w:tcBorders>
+              <w:top w:val="nil"/>
+              <w:left w:val="nil"/>
+              <w:bottom w:val="single" w:sz="8" w:space="0" w:color="auto"/>
+              <w:right w:val="single" w:sz="8" w:space="0" w:color="auto"/>
+            </w:tcBorders>
+            <w:tcMar>
+              <w:top w:w="0" w:type="dxa"/>
+              <w:left w:w="108" w:type="dxa"/>
+              <w:bottom w:w="0" w:type="dxa"/>
+              <w:right w:w="108" w:type="dxa"/>
+            </w:tcMar>
+            <w:vAlign w:val="center"/>
+            <w:hideMark/>
+          </w:tcPr>
+          <w:p>
+            <w:pPr>
+              <w:spacing w:after="0" w:line="240" w:lineRule="auto"/>
+              <w:jc w:val="center"/>
+            </w:pPr>
+            <w:r>
+              <w:t>______________________</w:t>
+            </w:r>
+          </w:p>
+        </w:tc>
+        <w:tc>
+          <w:tcPr>
+            <w:tcW w:w="2222" w:type="dxa"/>
+            <w:tcBorders>
+              <w:top w:val="nil"/>
+              <w:left w:val="nil"/>
+              <w:bottom w:val="single" w:sz="8" w:space="0" w:color="auto"/>
+              <w:right w:val="single" w:sz="8" w:space="0" w:color="auto"/>
+            </w:tcBorders>
+            <w:tcMar>
+              <w:top w:w="0" w:type="dxa"/>
+              <w:left w:w="108" w:type="dxa"/>
+              <w:bottom w:w="0" w:type="dxa"/>
+              <w:right w:w="108" w:type="dxa"/>
+            </w:tcMar>
+            <w:vAlign w:val="center"/>
+            <w:hideMark/>
+          </w:tcPr>
+          <w:p>
+            <w:pPr>
+              <w:spacing w:after="0" w:line="240" w:lineRule="auto"/>
+              <w:jc w:val="center"/>
+            </w:pPr>
+            <w:r>
+              <w:t>_______________</w:t>
+            </w:r>
+          </w:p>
+        </w:tc>
+        <w:tc>
+          <w:tcPr>
+            <w:tcW w:w="2222" w:type="dxa"/>
+            <w:tcBorders>
+              <w:top w:val="nil"/>
+              <w:left w:val="nil"/>
+              <w:bottom w:val="single" w:sz="8" w:space="0" w:color="auto"/>
+              <w:right w:val="single" w:sz="8" w:space="0" w:color="auto"/>
+            </w:tcBorders>
+            <w:tcMar>
+              <w:top w:w="0" w:type="dxa"/>
+              <w:left w:w="108" w:type="dxa"/>
+              <w:bottom w:w="0" w:type="dxa"/>
+              <w:right w:w="108" w:type="dxa"/>
+            </w:tcMar>
+            <w:vAlign w:val="center"/>
+            <w:hideMark/>
+          </w:tcPr>
+          <w:p>
+            <w:pPr>
+              <w:spacing w:after="0" w:line="240" w:lineRule="auto"/>
+              <w:jc w:val="center"/>
+            </w:pPr>
+            <w:r>
+              <w:t>_______________</w:t>
+            </w:r>
+          </w:p>
+        </w:tc>
+        <w:tc>
+          <w:tcPr>
+            <w:tcW w:w="2222" w:type="dxa"/>
+            <w:tcBorders>
+              <w:top w:val="nil"/>
+              <w:left w:val="nil"/>
+              <w:bottom w:val="single" w:sz="8" w:space="0" w:color="auto"/>
+              <w:right w:val="single" w:sz="8" w:space="0" w:color="auto"/>
+            </w:tcBorders>
+            <w:tcMar>
+              <w:top w:w="0" w:type="dxa"/>
+              <w:left w:w="108" w:type="dxa"/>
+              <w:bottom w:w="0" w:type="dxa"/>
+              <w:right w:w="108" w:type="dxa"/>
+            </w:tcMar>
+            <w:vAlign w:val="center"/>
+            <w:hideMark/>
+          </w:tcPr>
+          <w:p>
+            <w:pPr>
+              <w:spacing w:after="0" w:line="240" w:lineRule="auto"/>
+              <w:jc w:val="center"/>
+            </w:pPr>
+            <w:r>
+              <w:t>_______________</w:t>
+            </w:r>
+          </w:p>
+        </w:tc>
+      </w:tr>
+      <w:tr>
+        <w:trPr>
+          <w:trHeight w:val="365"/>
+          <w:tblCellSpacing w:w="15" w:type="dxa"/>
+        </w:trPr>
+        <w:tc>
+          <w:tcPr>
+            <w:tcW w:w="421" w:type="dxa"/>
+            <w:tcBorders>
+              <w:top w:val="nil"/>
+              <w:left w:val="single" w:sz="8" w:space="0" w:color="auto"/>
+              <w:bottom w:val="single" w:sz="8" w:space="0" w:color="auto"/>
+              <w:right w:val="single" w:sz="8" w:space="0" w:color="auto"/>
+            </w:tcBorders>
+            <w:tcMar>
+              <w:top w:w="0" w:type="dxa"/>
+              <w:left w:w="108" w:type="dxa"/>
+              <w:bottom w:w="0" w:type="dxa"/>
+              <w:right w:w="108" w:type="dxa"/>
+            </w:tcMar>
+            <w:vAlign w:val="center"/>
+            <w:hideMark/>
+          </w:tcPr>
+          <w:p>
+            <w:pPr>
+              <w:spacing w:after="0" w:line="240" w:lineRule="auto"/>
+            </w:pPr>
+            <w:r>
+              <w:t>#</w:t>
+            </w:r>
+          </w:p>
+        </w:tc>
+        <w:tc>
+          <w:tcPr>
+            <w:tcW w:w="10829" w:type="dxa"/>
+            <w:gridSpan w:val="5"/>
+            <w:tcBorders>
+              <w:top w:val="nil"/>
+              <w:left w:val="nil"/>
+              <w:bottom w:val="single" w:sz="8" w:space="0" w:color="auto"/>
+              <w:right w:val="single" w:sz="8" w:space="0" w:color="auto"/>
+            </w:tcBorders>
+            <w:tcMar>
+              <w:top w:w="0" w:type="dxa"/>
+              <w:left w:w="108" w:type="dxa"/>
+              <w:bottom w:w="0" w:type="dxa"/>
+              <w:right w:w="108" w:type="dxa"/>
+            </w:tcMar>
+            <w:vAlign w:val="center"/>
+            <w:hideMark/>
+          </w:tcPr>
+          <w:p>
+            <w:pPr>
+              <w:spacing w:after="0" w:line="240" w:lineRule="auto"/>
+              <w:jc w:val="center"/>
+            </w:pPr>
+            <w:r>
+              <w:rPr>
+                <w:b/>
+                <w:bCs/>
+              </w:rPr>
+              <w:t>ATIVIDADE</w:t>
+            </w:r>
+          </w:p>
+        </w:tc>
+      </w:tr>
+      <w:tr>
+        <w:trPr>
+          <w:trHeight w:val="365"/>
+          <w:tblCellSpacing w:w="15" w:type="dxa"/>
+        </w:trPr>
+        <w:tc>
+          <w:tcPr>
+            <w:tcW w:w="421" w:type="dxa"/>
+            <w:tcBorders>
+              <w:top w:val="nil"/>
+              <w:left w:val="single" w:sz="8" w:space="0" w:color="auto"/>
+              <w:bottom w:val="single" w:sz="8" w:space="0" w:color="auto"/>
+              <w:right w:val="single" w:sz="8" w:space="0" w:color="auto"/>
+            </w:tcBorders>
+            <w:tcMar>
+              <w:top w:w="0" w:type="dxa"/>
+              <w:left w:w="108" w:type="dxa"/>
+              <w:bottom w:w="0" w:type="dxa"/>
+              <w:right w:w="108" w:type="dxa"/>
+            </w:tcMar>
+            <w:vAlign w:val="center"/>
+            <w:hideMark/>
+          </w:tcPr>
+          <w:p>
+            <w:pPr>
+              <w:spacing w:after="0" w:line="240" w:lineRule="auto"/>
+              <w:jc w:val="both"/>
+            </w:pPr>
+            <w:r>
+              <w:t> </w:t>
+            </w:r>
+          </w:p>
+        </w:tc>
+        <w:tc>
+          <w:tcPr>
+            <w:tcW w:w="10829" w:type="dxa"/>
+            <w:gridSpan w:val="5"/>
+            <w:tcBorders>
+              <w:top w:val="nil"/>
+              <w:left w:val="nil"/>
+              <w:bottom w:val="single" w:sz="8" w:space="0" w:color="auto"/>
+              <w:right w:val="single" w:sz="8" w:space="0" w:color="auto"/>
+            </w:tcBorders>
+            <w:tcMar>
+              <w:top w:w="0" w:type="dxa"/>
+              <w:left w:w="108" w:type="dxa"/>
+              <w:bottom w:w="0" w:type="dxa"/>
+              <w:right w:w="108" w:type="dxa"/>
+            </w:tcMar>
+            <w:vAlign w:val="center"/>
+            <w:hideMark/>
+          </w:tcPr>
+          <w:p>
+            <w:pPr>
+              <w:spacing w:after="0" w:line="240" w:lineRule="auto"/>
+              <w:jc w:val="center"/>
+            </w:pPr>
+            <w:r>
+              <w:t> </w:t>
+            </w:r>
+          </w:p>
+        </w:tc>
+      </w:tr>
+      <w:tr>
+        <w:trPr>
+          <w:tblCellSpacing w:w="15" w:type="dxa"/>
+        </w:trPr>
+        <w:tc>
+          <w:tcPr>
+            <w:tcW w:w="421" w:type="dxa"/>
+            <w:tcBorders>
+              <w:top w:val="nil"/>
+              <w:left w:val="nil"/>
+              <w:bottom w:val="nil"/>
+              <w:right w:val="nil"/>
+            </w:tcBorders>
+            <w:vAlign w:val="center"/>
+            <w:hideMark/>
           </w:tcPr>
           <w:p/>
         </w:tc>
         <w:tc>
           <w:tcPr>
-            <w:tcW w:w="1656" w:type="dxa"/>
-            <w:vAlign w:val="center"/>
-          </w:tcPr>
-          <w:p>
-            <w:pPr>
-              <w:jc w:val="center"/>
-            </w:pPr>
-          </w:p>
-        </w:tc>
-        <w:tc>
-          <w:tcPr>
-            <w:tcW w:w="1152" w:type="dxa"/>
-            <w:vAlign w:val="center"/>
-          </w:tcPr>
-          <w:p>
-            <w:pPr>
-              <w:jc w:val="center"/>
-            </w:pPr>
-          </w:p>
-        </w:tc>
-        <w:tc>
-          <w:tcPr>
-            <w:tcW w:w="1152" w:type="dxa"/>
-            <w:vAlign w:val="center"/>
-          </w:tcPr>
-          <w:p>
-            <w:pPr>
-              <w:jc w:val="center"/>
-            </w:pPr>
-          </w:p>
-        </w:tc>
-        <w:tc>
-          <w:tcPr>
-            <w:tcW w:w="1046" w:type="dxa"/>
-            <w:vAlign w:val="center"/>
-          </w:tcPr>
-          <w:p>
-            <w:pPr>
-              <w:jc w:val="center"/>
-            </w:pPr>
-          </w:p>
-        </w:tc>
-        <w:tc>
-          <w:tcPr>
-            <w:tcW w:w="850" w:type="dxa"/>
-            <w:vAlign w:val="center"/>
-          </w:tcPr>
-          <w:p>
-            <w:pPr>
-              <w:jc w:val="center"/>
+            <w:tcW w:w="1098" w:type="dxa"/>
+            <w:tcBorders>
+              <w:top w:val="nil"/>
+              <w:left w:val="nil"/>
+              <w:bottom w:val="nil"/>
+              <w:right w:val="nil"/>
+            </w:tcBorders>
+            <w:vAlign w:val="center"/>
+            <w:hideMark/>
+          </w:tcPr>
+          <w:p>
+            <w:pPr>
+              <w:rPr>
+                <w:sz w:val="24"/>
+                <w:szCs w:val="24"/>
+              </w:rPr>
+            </w:pPr>
+          </w:p>
+        </w:tc>
+        <w:tc>
+          <w:tcPr>
+            <w:tcW w:w="2945" w:type="dxa"/>
+            <w:tcBorders>
+              <w:top w:val="nil"/>
+              <w:left w:val="nil"/>
+              <w:bottom w:val="nil"/>
+              <w:right w:val="nil"/>
+            </w:tcBorders>
+            <w:vAlign w:val="center"/>
+            <w:hideMark/>
+          </w:tcPr>
+          <w:p>
+            <w:pPr>
+              <w:rPr>
+                <w:sz w:val="24"/>
+                <w:szCs w:val="24"/>
+              </w:rPr>
+            </w:pPr>
+          </w:p>
+        </w:tc>
+        <w:tc>
+          <w:tcPr>
+            <w:tcW w:w="2222" w:type="dxa"/>
+            <w:tcBorders>
+              <w:top w:val="nil"/>
+              <w:left w:val="nil"/>
+              <w:bottom w:val="nil"/>
+              <w:right w:val="nil"/>
+            </w:tcBorders>
+            <w:vAlign w:val="center"/>
+            <w:hideMark/>
+          </w:tcPr>
+          <w:p>
+            <w:pPr>
+              <w:rPr>
+                <w:sz w:val="24"/>
+                <w:szCs w:val="24"/>
+              </w:rPr>
+            </w:pPr>
+          </w:p>
+        </w:tc>
+        <w:tc>
+          <w:tcPr>
+            <w:tcW w:w="2222" w:type="dxa"/>
+            <w:tcBorders>
+              <w:top w:val="nil"/>
+              <w:left w:val="nil"/>
+              <w:bottom w:val="nil"/>
+              <w:right w:val="nil"/>
+            </w:tcBorders>
+            <w:vAlign w:val="center"/>
+            <w:hideMark/>
+          </w:tcPr>
+          <w:p>
+            <w:pPr>
+              <w:rPr>
+                <w:sz w:val="24"/>
+                <w:szCs w:val="24"/>
+              </w:rPr>
+            </w:pPr>
+          </w:p>
+        </w:tc>
+        <w:tc>
+          <w:tcPr>
+            <w:tcW w:w="2222" w:type="dxa"/>
+            <w:tcBorders>
+              <w:top w:val="nil"/>
+              <w:left w:val="nil"/>
+              <w:bottom w:val="nil"/>
+              <w:right w:val="nil"/>
+            </w:tcBorders>
+            <w:vAlign w:val="center"/>
+            <w:hideMark/>
+          </w:tcPr>
+          <w:p>
+            <w:pPr>
+              <w:rPr>
+                <w:sz w:val="24"/>
+                <w:szCs w:val="24"/>
+              </w:rPr>
             </w:pPr>
           </w:p>
         </w:tc>
@@ -3476,44 +5946,62 @@
     </w:p>
     <w:tbl>
       <w:tblPr>
-        <w:tblStyle w:val="Tabelacomgrade"/>
         <w:tblW w:w="11340" w:type="dxa"/>
-        <w:jc w:val="center"/>
-        <w:tblLayout w:type="fixed"/>
+        <w:tblCellSpacing w:w="15" w:type="dxa"/>
+        <w:tblCellMar>
+          <w:top w:w="15" w:type="dxa"/>
+          <w:left w:w="15" w:type="dxa"/>
+          <w:bottom w:w="15" w:type="dxa"/>
+          <w:right w:w="15" w:type="dxa"/>
+        </w:tblCellMar>
         <w:tblLook w:val="04A0" w:firstRow="1" w:lastRow="0" w:firstColumn="1" w:lastColumn="0" w:noHBand="0" w:noVBand="1"/>
       </w:tblPr>
       <w:tblGrid>
-        <w:gridCol w:w="367"/>
-        <w:gridCol w:w="5112"/>
-        <w:gridCol w:w="1656"/>
-        <w:gridCol w:w="1152"/>
-        <w:gridCol w:w="1152"/>
-        <w:gridCol w:w="1152"/>
-        <w:gridCol w:w="749"/>
+        <w:gridCol w:w="466"/>
+        <w:gridCol w:w="1128"/>
+        <w:gridCol w:w="2975"/>
+        <w:gridCol w:w="2252"/>
+        <w:gridCol w:w="2252"/>
+        <w:gridCol w:w="2267"/>
       </w:tblGrid>
       <w:tr>
         <w:trPr>
-          <w:jc w:val="center"/>
+          <w:trHeight w:val="365"/>
+          <w:tblCellSpacing w:w="15" w:type="dxa"/>
         </w:trPr>
         <w:tc>
           <w:tcPr>
-            <w:tcW w:w="11340" w:type="dxa"/>
-            <w:gridSpan w:val="7"/>
-            <w:shd w:val="clear" w:color="auto" w:fill="E7E6E6" w:themeFill="background2"/>
-            <w:vAlign w:val="center"/>
-          </w:tcPr>
-          <w:p>
-            <w:pPr>
-              <w:jc w:val="center"/>
-              <w:rPr>
-                <w:b/>
-                <w:bCs/>
-              </w:rPr>
-            </w:pPr>
-            <w:r>
-              <w:rPr>
-                <w:b/>
-                <w:bCs/>
+            <w:tcW w:w="11280" w:type="dxa"/>
+            <w:gridSpan w:val="6"/>
+            <w:tcBorders>
+              <w:top w:val="single" w:sz="8" w:space="0" w:color="auto"/>
+              <w:left w:val="single" w:sz="8" w:space="0" w:color="auto"/>
+              <w:bottom w:val="single" w:sz="8" w:space="0" w:color="auto"/>
+              <w:right w:val="single" w:sz="8" w:space="0" w:color="auto"/>
+            </w:tcBorders>
+            <w:shd w:val="clear" w:color="auto" w:fill="E7E6E6"/>
+            <w:tcMar>
+              <w:top w:w="0" w:type="dxa"/>
+              <w:left w:w="108" w:type="dxa"/>
+              <w:bottom w:w="0" w:type="dxa"/>
+              <w:right w:w="108" w:type="dxa"/>
+            </w:tcMar>
+            <w:vAlign w:val="center"/>
+            <w:hideMark/>
+          </w:tcPr>
+          <w:p>
+            <w:pPr>
+              <w:spacing w:after="0" w:line="240" w:lineRule="auto"/>
+              <w:jc w:val="center"/>
+              <w:rPr>
+                <w:lang w:eastAsia="pt-BR"/>
+              </w:rPr>
+            </w:pPr>
+            <w:r>
+              <w:rPr>
+                <w:b/>
+                <w:bCs/>
+                <w:color w:val="000000"/>
               </w:rPr>
               <w:t xml:space="preserve">PROCESSOS DE PRODUÇÃO </w:t>
             </w:r>
@@ -3523,167 +6011,582 @@
                 <w:bCs/>
                 <w:color w:val="EE0000"/>
               </w:rPr>
-              <w:t>ISOLAMENTO:</w:t>
+              <w:t>REVESTIMENTO 1</w:t>
+            </w:r>
+            <w:r>
+              <w:rPr>
+                <w:b/>
+                <w:bCs/>
+                <w:color w:val="000000"/>
+              </w:rPr>
+              <w:t>:</w:t>
             </w:r>
           </w:p>
         </w:tc>
       </w:tr>
       <w:tr>
         <w:trPr>
-          <w:jc w:val="center"/>
+          <w:trHeight w:val="365"/>
+          <w:tblCellSpacing w:w="15" w:type="dxa"/>
         </w:trPr>
         <w:tc>
           <w:tcPr>
-            <w:tcW w:w="367" w:type="dxa"/>
-            <w:vAlign w:val="center"/>
-          </w:tcPr>
-          <w:p>
-            <w:r>
-              <w:t>#</w:t>
-            </w:r>
-          </w:p>
-        </w:tc>
-        <w:tc>
-          <w:tcPr>
-            <w:tcW w:w="5112" w:type="dxa"/>
-            <w:vAlign w:val="center"/>
-          </w:tcPr>
-          <w:p>
-            <w:r>
-              <w:t>ATIVIDADE:</w:t>
-            </w:r>
-          </w:p>
-        </w:tc>
-        <w:tc>
-          <w:tcPr>
-            <w:tcW w:w="1656" w:type="dxa"/>
-            <w:vAlign w:val="center"/>
-          </w:tcPr>
-          <w:p>
-            <w:r>
-              <w:t>RESPONSÁVEL:</w:t>
-            </w:r>
-          </w:p>
-        </w:tc>
-        <w:tc>
-          <w:tcPr>
-            <w:tcW w:w="1152" w:type="dxa"/>
-            <w:vAlign w:val="center"/>
-          </w:tcPr>
-          <w:p>
-            <w:r>
-              <w:t>DATA:</w:t>
-            </w:r>
-          </w:p>
-        </w:tc>
-        <w:tc>
-          <w:tcPr>
-            <w:tcW w:w="1152" w:type="dxa"/>
-            <w:vAlign w:val="center"/>
-          </w:tcPr>
-          <w:p>
-            <w:r>
-              <w:t>INÍCIO:</w:t>
-            </w:r>
-          </w:p>
-        </w:tc>
-        <w:tc>
-          <w:tcPr>
-            <w:tcW w:w="1152" w:type="dxa"/>
-            <w:vAlign w:val="center"/>
-          </w:tcPr>
-          <w:p>
-            <w:r>
-              <w:t>FIM:</w:t>
-            </w:r>
-          </w:p>
-        </w:tc>
-        <w:tc>
-          <w:tcPr>
-            <w:tcW w:w="749" w:type="dxa"/>
-            <w:vAlign w:val="center"/>
-          </w:tcPr>
-          <w:p>
-            <w:r>
-              <w:t>FEITO</w:t>
+            <w:tcW w:w="1549" w:type="dxa"/>
+            <w:gridSpan w:val="2"/>
+            <w:tcBorders>
+              <w:top w:val="nil"/>
+              <w:left w:val="single" w:sz="8" w:space="0" w:color="auto"/>
+              <w:bottom w:val="single" w:sz="8" w:space="0" w:color="auto"/>
+              <w:right w:val="single" w:sz="8" w:space="0" w:color="auto"/>
+            </w:tcBorders>
+            <w:tcMar>
+              <w:top w:w="0" w:type="dxa"/>
+              <w:left w:w="108" w:type="dxa"/>
+              <w:bottom w:w="0" w:type="dxa"/>
+              <w:right w:w="108" w:type="dxa"/>
+            </w:tcMar>
+            <w:vAlign w:val="center"/>
+            <w:hideMark/>
+          </w:tcPr>
+          <w:p>
+            <w:pPr>
+              <w:spacing w:after="0" w:line="240" w:lineRule="auto"/>
+              <w:jc w:val="center"/>
+            </w:pPr>
+            <w:r>
+              <w:rPr>
+                <w:b/>
+                <w:bCs/>
+              </w:rPr>
+              <w:t>OK/NOK</w:t>
+            </w:r>
+          </w:p>
+        </w:tc>
+        <w:tc>
+          <w:tcPr>
+            <w:tcW w:w="2945" w:type="dxa"/>
+            <w:tcBorders>
+              <w:top w:val="nil"/>
+              <w:left w:val="nil"/>
+              <w:bottom w:val="single" w:sz="8" w:space="0" w:color="auto"/>
+              <w:right w:val="single" w:sz="8" w:space="0" w:color="auto"/>
+            </w:tcBorders>
+            <w:tcMar>
+              <w:top w:w="0" w:type="dxa"/>
+              <w:left w:w="108" w:type="dxa"/>
+              <w:bottom w:w="0" w:type="dxa"/>
+              <w:right w:w="108" w:type="dxa"/>
+            </w:tcMar>
+            <w:vAlign w:val="center"/>
+            <w:hideMark/>
+          </w:tcPr>
+          <w:p>
+            <w:pPr>
+              <w:spacing w:after="0" w:line="240" w:lineRule="auto"/>
+              <w:jc w:val="center"/>
+            </w:pPr>
+            <w:r>
+              <w:rPr>
+                <w:b/>
+                <w:bCs/>
+              </w:rPr>
+              <w:t>RESPONSAVEL</w:t>
+            </w:r>
+          </w:p>
+        </w:tc>
+        <w:tc>
+          <w:tcPr>
+            <w:tcW w:w="2222" w:type="dxa"/>
+            <w:tcBorders>
+              <w:top w:val="nil"/>
+              <w:left w:val="nil"/>
+              <w:bottom w:val="single" w:sz="8" w:space="0" w:color="auto"/>
+              <w:right w:val="single" w:sz="8" w:space="0" w:color="auto"/>
+            </w:tcBorders>
+            <w:tcMar>
+              <w:top w:w="0" w:type="dxa"/>
+              <w:left w:w="108" w:type="dxa"/>
+              <w:bottom w:w="0" w:type="dxa"/>
+              <w:right w:w="108" w:type="dxa"/>
+            </w:tcMar>
+            <w:vAlign w:val="center"/>
+            <w:hideMark/>
+          </w:tcPr>
+          <w:p>
+            <w:pPr>
+              <w:spacing w:after="0" w:line="240" w:lineRule="auto"/>
+              <w:jc w:val="center"/>
+            </w:pPr>
+            <w:r>
+              <w:rPr>
+                <w:b/>
+                <w:bCs/>
+              </w:rPr>
+              <w:t>DATA</w:t>
+            </w:r>
+          </w:p>
+        </w:tc>
+        <w:tc>
+          <w:tcPr>
+            <w:tcW w:w="2222" w:type="dxa"/>
+            <w:tcBorders>
+              <w:top w:val="nil"/>
+              <w:left w:val="nil"/>
+              <w:bottom w:val="single" w:sz="8" w:space="0" w:color="auto"/>
+              <w:right w:val="single" w:sz="8" w:space="0" w:color="auto"/>
+            </w:tcBorders>
+            <w:tcMar>
+              <w:top w:w="0" w:type="dxa"/>
+              <w:left w:w="108" w:type="dxa"/>
+              <w:bottom w:w="0" w:type="dxa"/>
+              <w:right w:w="108" w:type="dxa"/>
+            </w:tcMar>
+            <w:vAlign w:val="center"/>
+            <w:hideMark/>
+          </w:tcPr>
+          <w:p>
+            <w:pPr>
+              <w:spacing w:after="0" w:line="240" w:lineRule="auto"/>
+              <w:jc w:val="center"/>
+            </w:pPr>
+            <w:r>
+              <w:rPr>
+                <w:b/>
+                <w:bCs/>
+              </w:rPr>
+              <w:t>HORA INÍCIO</w:t>
+            </w:r>
+          </w:p>
+        </w:tc>
+        <w:tc>
+          <w:tcPr>
+            <w:tcW w:w="2222" w:type="dxa"/>
+            <w:tcBorders>
+              <w:top w:val="nil"/>
+              <w:left w:val="nil"/>
+              <w:bottom w:val="single" w:sz="8" w:space="0" w:color="auto"/>
+              <w:right w:val="single" w:sz="8" w:space="0" w:color="auto"/>
+            </w:tcBorders>
+            <w:tcMar>
+              <w:top w:w="0" w:type="dxa"/>
+              <w:left w:w="108" w:type="dxa"/>
+              <w:bottom w:w="0" w:type="dxa"/>
+              <w:right w:w="108" w:type="dxa"/>
+            </w:tcMar>
+            <w:vAlign w:val="center"/>
+            <w:hideMark/>
+          </w:tcPr>
+          <w:p>
+            <w:pPr>
+              <w:spacing w:after="0" w:line="240" w:lineRule="auto"/>
+              <w:jc w:val="center"/>
+            </w:pPr>
+            <w:r>
+              <w:rPr>
+                <w:b/>
+                <w:bCs/>
+              </w:rPr>
+              <w:t>HORA FIM</w:t>
             </w:r>
           </w:p>
         </w:tc>
       </w:tr>
       <w:tr>
         <w:trPr>
-          <w:jc w:val="center"/>
+          <w:trHeight w:val="365"/>
+          <w:tblCellSpacing w:w="15" w:type="dxa"/>
         </w:trPr>
         <w:tc>
           <w:tcPr>
-            <w:tcW w:w="367" w:type="dxa"/>
-            <w:vAlign w:val="center"/>
-          </w:tcPr>
-          <w:p>
-            <w:pPr>
-              <w:jc w:val="center"/>
-            </w:pPr>
-          </w:p>
-        </w:tc>
-        <w:tc>
-          <w:tcPr>
-            <w:tcW w:w="5112" w:type="dxa"/>
-            <w:vAlign w:val="center"/>
+            <w:tcW w:w="1549" w:type="dxa"/>
+            <w:gridSpan w:val="2"/>
+            <w:tcBorders>
+              <w:top w:val="nil"/>
+              <w:left w:val="single" w:sz="8" w:space="0" w:color="auto"/>
+              <w:bottom w:val="single" w:sz="8" w:space="0" w:color="auto"/>
+              <w:right w:val="single" w:sz="8" w:space="0" w:color="auto"/>
+            </w:tcBorders>
+            <w:tcMar>
+              <w:top w:w="0" w:type="dxa"/>
+              <w:left w:w="108" w:type="dxa"/>
+              <w:bottom w:w="0" w:type="dxa"/>
+              <w:right w:w="108" w:type="dxa"/>
+            </w:tcMar>
+            <w:vAlign w:val="center"/>
+            <w:hideMark/>
+          </w:tcPr>
+          <w:p>
+            <w:pPr>
+              <w:spacing w:after="0" w:line="240" w:lineRule="auto"/>
+              <w:jc w:val="center"/>
+            </w:pPr>
+            <w:r>
+              <w:t>_________</w:t>
+            </w:r>
+          </w:p>
+        </w:tc>
+        <w:tc>
+          <w:tcPr>
+            <w:tcW w:w="2945" w:type="dxa"/>
+            <w:tcBorders>
+              <w:top w:val="nil"/>
+              <w:left w:val="nil"/>
+              <w:bottom w:val="single" w:sz="8" w:space="0" w:color="auto"/>
+              <w:right w:val="single" w:sz="8" w:space="0" w:color="auto"/>
+            </w:tcBorders>
+            <w:tcMar>
+              <w:top w:w="0" w:type="dxa"/>
+              <w:left w:w="108" w:type="dxa"/>
+              <w:bottom w:w="0" w:type="dxa"/>
+              <w:right w:w="108" w:type="dxa"/>
+            </w:tcMar>
+            <w:vAlign w:val="center"/>
+            <w:hideMark/>
+          </w:tcPr>
+          <w:p>
+            <w:pPr>
+              <w:spacing w:after="0" w:line="240" w:lineRule="auto"/>
+              <w:jc w:val="center"/>
+            </w:pPr>
+            <w:r>
+              <w:t>______________________</w:t>
+            </w:r>
+          </w:p>
+        </w:tc>
+        <w:tc>
+          <w:tcPr>
+            <w:tcW w:w="2222" w:type="dxa"/>
+            <w:tcBorders>
+              <w:top w:val="nil"/>
+              <w:left w:val="nil"/>
+              <w:bottom w:val="single" w:sz="8" w:space="0" w:color="auto"/>
+              <w:right w:val="single" w:sz="8" w:space="0" w:color="auto"/>
+            </w:tcBorders>
+            <w:tcMar>
+              <w:top w:w="0" w:type="dxa"/>
+              <w:left w:w="108" w:type="dxa"/>
+              <w:bottom w:w="0" w:type="dxa"/>
+              <w:right w:w="108" w:type="dxa"/>
+            </w:tcMar>
+            <w:vAlign w:val="center"/>
+            <w:hideMark/>
+          </w:tcPr>
+          <w:p>
+            <w:pPr>
+              <w:spacing w:after="0" w:line="240" w:lineRule="auto"/>
+              <w:jc w:val="center"/>
+            </w:pPr>
+            <w:r>
+              <w:t>_______________</w:t>
+            </w:r>
+          </w:p>
+        </w:tc>
+        <w:tc>
+          <w:tcPr>
+            <w:tcW w:w="2222" w:type="dxa"/>
+            <w:tcBorders>
+              <w:top w:val="nil"/>
+              <w:left w:val="nil"/>
+              <w:bottom w:val="single" w:sz="8" w:space="0" w:color="auto"/>
+              <w:right w:val="single" w:sz="8" w:space="0" w:color="auto"/>
+            </w:tcBorders>
+            <w:tcMar>
+              <w:top w:w="0" w:type="dxa"/>
+              <w:left w:w="108" w:type="dxa"/>
+              <w:bottom w:w="0" w:type="dxa"/>
+              <w:right w:w="108" w:type="dxa"/>
+            </w:tcMar>
+            <w:vAlign w:val="center"/>
+            <w:hideMark/>
+          </w:tcPr>
+          <w:p>
+            <w:pPr>
+              <w:spacing w:after="0" w:line="240" w:lineRule="auto"/>
+              <w:jc w:val="center"/>
+            </w:pPr>
+            <w:r>
+              <w:t>_______________</w:t>
+            </w:r>
+          </w:p>
+        </w:tc>
+        <w:tc>
+          <w:tcPr>
+            <w:tcW w:w="2222" w:type="dxa"/>
+            <w:tcBorders>
+              <w:top w:val="nil"/>
+              <w:left w:val="nil"/>
+              <w:bottom w:val="single" w:sz="8" w:space="0" w:color="auto"/>
+              <w:right w:val="single" w:sz="8" w:space="0" w:color="auto"/>
+            </w:tcBorders>
+            <w:tcMar>
+              <w:top w:w="0" w:type="dxa"/>
+              <w:left w:w="108" w:type="dxa"/>
+              <w:bottom w:w="0" w:type="dxa"/>
+              <w:right w:w="108" w:type="dxa"/>
+            </w:tcMar>
+            <w:vAlign w:val="center"/>
+            <w:hideMark/>
+          </w:tcPr>
+          <w:p>
+            <w:pPr>
+              <w:spacing w:after="0" w:line="240" w:lineRule="auto"/>
+              <w:jc w:val="center"/>
+            </w:pPr>
+            <w:r>
+              <w:t>_______________</w:t>
+            </w:r>
+          </w:p>
+        </w:tc>
+      </w:tr>
+      <w:tr>
+        <w:trPr>
+          <w:trHeight w:val="365"/>
+          <w:tblCellSpacing w:w="15" w:type="dxa"/>
+        </w:trPr>
+        <w:tc>
+          <w:tcPr>
+            <w:tcW w:w="421" w:type="dxa"/>
+            <w:tcBorders>
+              <w:top w:val="nil"/>
+              <w:left w:val="single" w:sz="8" w:space="0" w:color="auto"/>
+              <w:bottom w:val="single" w:sz="8" w:space="0" w:color="auto"/>
+              <w:right w:val="single" w:sz="8" w:space="0" w:color="auto"/>
+            </w:tcBorders>
+            <w:tcMar>
+              <w:top w:w="0" w:type="dxa"/>
+              <w:left w:w="108" w:type="dxa"/>
+              <w:bottom w:w="0" w:type="dxa"/>
+              <w:right w:w="108" w:type="dxa"/>
+            </w:tcMar>
+            <w:vAlign w:val="center"/>
+            <w:hideMark/>
+          </w:tcPr>
+          <w:p>
+            <w:pPr>
+              <w:spacing w:after="0" w:line="240" w:lineRule="auto"/>
+            </w:pPr>
+            <w:r>
+              <w:t>#</w:t>
+            </w:r>
+          </w:p>
+        </w:tc>
+        <w:tc>
+          <w:tcPr>
+            <w:tcW w:w="10829" w:type="dxa"/>
+            <w:gridSpan w:val="5"/>
+            <w:tcBorders>
+              <w:top w:val="nil"/>
+              <w:left w:val="nil"/>
+              <w:bottom w:val="single" w:sz="8" w:space="0" w:color="auto"/>
+              <w:right w:val="single" w:sz="8" w:space="0" w:color="auto"/>
+            </w:tcBorders>
+            <w:tcMar>
+              <w:top w:w="0" w:type="dxa"/>
+              <w:left w:w="108" w:type="dxa"/>
+              <w:bottom w:w="0" w:type="dxa"/>
+              <w:right w:w="108" w:type="dxa"/>
+            </w:tcMar>
+            <w:vAlign w:val="center"/>
+            <w:hideMark/>
+          </w:tcPr>
+          <w:p>
+            <w:pPr>
+              <w:spacing w:after="0" w:line="240" w:lineRule="auto"/>
+              <w:jc w:val="center"/>
+            </w:pPr>
+            <w:r>
+              <w:rPr>
+                <w:b/>
+                <w:bCs/>
+              </w:rPr>
+              <w:t>ATIVIDADE</w:t>
+            </w:r>
+          </w:p>
+        </w:tc>
+      </w:tr>
+      <w:tr>
+        <w:trPr>
+          <w:trHeight w:val="365"/>
+          <w:tblCellSpacing w:w="15" w:type="dxa"/>
+        </w:trPr>
+        <w:tc>
+          <w:tcPr>
+            <w:tcW w:w="421" w:type="dxa"/>
+            <w:tcBorders>
+              <w:top w:val="nil"/>
+              <w:left w:val="single" w:sz="8" w:space="0" w:color="auto"/>
+              <w:bottom w:val="single" w:sz="8" w:space="0" w:color="auto"/>
+              <w:right w:val="single" w:sz="8" w:space="0" w:color="auto"/>
+            </w:tcBorders>
+            <w:tcMar>
+              <w:top w:w="0" w:type="dxa"/>
+              <w:left w:w="108" w:type="dxa"/>
+              <w:bottom w:w="0" w:type="dxa"/>
+              <w:right w:w="108" w:type="dxa"/>
+            </w:tcMar>
+            <w:vAlign w:val="center"/>
+            <w:hideMark/>
+          </w:tcPr>
+          <w:p>
+            <w:pPr>
+              <w:spacing w:after="0" w:line="240" w:lineRule="auto"/>
+              <w:jc w:val="both"/>
+            </w:pPr>
+            <w:r>
+              <w:t> </w:t>
+            </w:r>
+          </w:p>
+        </w:tc>
+        <w:tc>
+          <w:tcPr>
+            <w:tcW w:w="10829" w:type="dxa"/>
+            <w:gridSpan w:val="5"/>
+            <w:tcBorders>
+              <w:top w:val="nil"/>
+              <w:left w:val="nil"/>
+              <w:bottom w:val="single" w:sz="8" w:space="0" w:color="auto"/>
+              <w:right w:val="single" w:sz="8" w:space="0" w:color="auto"/>
+            </w:tcBorders>
+            <w:tcMar>
+              <w:top w:w="0" w:type="dxa"/>
+              <w:left w:w="108" w:type="dxa"/>
+              <w:bottom w:w="0" w:type="dxa"/>
+              <w:right w:w="108" w:type="dxa"/>
+            </w:tcMar>
+            <w:vAlign w:val="center"/>
+            <w:hideMark/>
+          </w:tcPr>
+          <w:p>
+            <w:pPr>
+              <w:spacing w:after="0" w:line="240" w:lineRule="auto"/>
+              <w:jc w:val="center"/>
+            </w:pPr>
+            <w:r>
+              <w:t> </w:t>
+            </w:r>
+          </w:p>
+        </w:tc>
+      </w:tr>
+      <w:tr>
+        <w:trPr>
+          <w:tblCellSpacing w:w="15" w:type="dxa"/>
+        </w:trPr>
+        <w:tc>
+          <w:tcPr>
+            <w:tcW w:w="421" w:type="dxa"/>
+            <w:tcBorders>
+              <w:top w:val="nil"/>
+              <w:left w:val="nil"/>
+              <w:bottom w:val="nil"/>
+              <w:right w:val="nil"/>
+            </w:tcBorders>
+            <w:vAlign w:val="center"/>
+            <w:hideMark/>
           </w:tcPr>
           <w:p/>
         </w:tc>
         <w:tc>
           <w:tcPr>
-            <w:tcW w:w="1656" w:type="dxa"/>
-            <w:vAlign w:val="center"/>
-          </w:tcPr>
-          <w:p>
-            <w:pPr>
-              <w:jc w:val="center"/>
-            </w:pPr>
-          </w:p>
-        </w:tc>
-        <w:tc>
-          <w:tcPr>
-            <w:tcW w:w="1152" w:type="dxa"/>
-            <w:vAlign w:val="center"/>
-          </w:tcPr>
-          <w:p>
-            <w:pPr>
-              <w:jc w:val="center"/>
-            </w:pPr>
-          </w:p>
-        </w:tc>
-        <w:tc>
-          <w:tcPr>
-            <w:tcW w:w="1152" w:type="dxa"/>
-            <w:vAlign w:val="center"/>
-          </w:tcPr>
-          <w:p>
-            <w:pPr>
-              <w:jc w:val="center"/>
-            </w:pPr>
-          </w:p>
-        </w:tc>
-        <w:tc>
-          <w:tcPr>
-            <w:tcW w:w="1152" w:type="dxa"/>
-            <w:vAlign w:val="center"/>
-          </w:tcPr>
-          <w:p>
-            <w:pPr>
-              <w:jc w:val="center"/>
-            </w:pPr>
-          </w:p>
-        </w:tc>
-        <w:tc>
-          <w:tcPr>
-            <w:tcW w:w="749" w:type="dxa"/>
-            <w:vAlign w:val="center"/>
-          </w:tcPr>
-          <w:p>
-            <w:pPr>
-              <w:jc w:val="center"/>
+            <w:tcW w:w="1098" w:type="dxa"/>
+            <w:tcBorders>
+              <w:top w:val="nil"/>
+              <w:left w:val="nil"/>
+              <w:bottom w:val="nil"/>
+              <w:right w:val="nil"/>
+            </w:tcBorders>
+            <w:vAlign w:val="center"/>
+            <w:hideMark/>
+          </w:tcPr>
+          <w:p>
+            <w:pPr>
+              <w:rPr>
+                <w:sz w:val="24"/>
+                <w:szCs w:val="24"/>
+              </w:rPr>
+            </w:pPr>
+          </w:p>
+        </w:tc>
+        <w:tc>
+          <w:tcPr>
+            <w:tcW w:w="2945" w:type="dxa"/>
+            <w:tcBorders>
+              <w:top w:val="nil"/>
+              <w:left w:val="nil"/>
+              <w:bottom w:val="nil"/>
+              <w:right w:val="nil"/>
+            </w:tcBorders>
+            <w:vAlign w:val="center"/>
+            <w:hideMark/>
+          </w:tcPr>
+          <w:p>
+            <w:pPr>
+              <w:rPr>
+                <w:sz w:val="24"/>
+                <w:szCs w:val="24"/>
+              </w:rPr>
+            </w:pPr>
+          </w:p>
+        </w:tc>
+        <w:tc>
+          <w:tcPr>
+            <w:tcW w:w="2222" w:type="dxa"/>
+            <w:tcBorders>
+              <w:top w:val="nil"/>
+              <w:left w:val="nil"/>
+              <w:bottom w:val="nil"/>
+              <w:right w:val="nil"/>
+            </w:tcBorders>
+            <w:vAlign w:val="center"/>
+            <w:hideMark/>
+          </w:tcPr>
+          <w:p>
+            <w:pPr>
+              <w:rPr>
+                <w:sz w:val="24"/>
+                <w:szCs w:val="24"/>
+              </w:rPr>
+            </w:pPr>
+          </w:p>
+        </w:tc>
+        <w:tc>
+          <w:tcPr>
+            <w:tcW w:w="2222" w:type="dxa"/>
+            <w:tcBorders>
+              <w:top w:val="nil"/>
+              <w:left w:val="nil"/>
+              <w:bottom w:val="nil"/>
+              <w:right w:val="nil"/>
+            </w:tcBorders>
+            <w:vAlign w:val="center"/>
+            <w:hideMark/>
+          </w:tcPr>
+          <w:p>
+            <w:pPr>
+              <w:rPr>
+                <w:sz w:val="24"/>
+                <w:szCs w:val="24"/>
+              </w:rPr>
+            </w:pPr>
+          </w:p>
+        </w:tc>
+        <w:tc>
+          <w:tcPr>
+            <w:tcW w:w="2222" w:type="dxa"/>
+            <w:tcBorders>
+              <w:top w:val="nil"/>
+              <w:left w:val="nil"/>
+              <w:bottom w:val="nil"/>
+              <w:right w:val="nil"/>
+            </w:tcBorders>
+            <w:vAlign w:val="center"/>
+            <w:hideMark/>
+          </w:tcPr>
+          <w:p>
+            <w:pPr>
+              <w:rPr>
+                <w:sz w:val="24"/>
+                <w:szCs w:val="24"/>
+              </w:rPr>
             </w:pPr>
           </w:p>
         </w:tc>
@@ -3699,44 +6602,62 @@
     </w:p>
     <w:tbl>
       <w:tblPr>
-        <w:tblStyle w:val="Tabelacomgrade"/>
-        <w:tblW w:w="11335" w:type="dxa"/>
-        <w:jc w:val="center"/>
-        <w:tblLayout w:type="fixed"/>
+        <w:tblW w:w="11340" w:type="dxa"/>
+        <w:tblCellSpacing w:w="15" w:type="dxa"/>
+        <w:tblCellMar>
+          <w:top w:w="15" w:type="dxa"/>
+          <w:left w:w="15" w:type="dxa"/>
+          <w:bottom w:w="15" w:type="dxa"/>
+          <w:right w:w="15" w:type="dxa"/>
+        </w:tblCellMar>
         <w:tblLook w:val="04A0" w:firstRow="1" w:lastRow="0" w:firstColumn="1" w:lastColumn="0" w:noHBand="0" w:noVBand="1"/>
       </w:tblPr>
       <w:tblGrid>
-        <w:gridCol w:w="236"/>
-        <w:gridCol w:w="5112"/>
-        <w:gridCol w:w="1656"/>
-        <w:gridCol w:w="1152"/>
-        <w:gridCol w:w="1152"/>
-        <w:gridCol w:w="1152"/>
-        <w:gridCol w:w="875"/>
+        <w:gridCol w:w="466"/>
+        <w:gridCol w:w="1128"/>
+        <w:gridCol w:w="2975"/>
+        <w:gridCol w:w="2252"/>
+        <w:gridCol w:w="2252"/>
+        <w:gridCol w:w="2267"/>
       </w:tblGrid>
       <w:tr>
         <w:trPr>
-          <w:jc w:val="center"/>
+          <w:trHeight w:val="365"/>
+          <w:tblCellSpacing w:w="15" w:type="dxa"/>
         </w:trPr>
         <w:tc>
           <w:tcPr>
-            <w:tcW w:w="11335" w:type="dxa"/>
-            <w:gridSpan w:val="7"/>
-            <w:shd w:val="clear" w:color="auto" w:fill="E7E6E6" w:themeFill="background2"/>
-            <w:vAlign w:val="center"/>
-          </w:tcPr>
-          <w:p>
-            <w:pPr>
-              <w:jc w:val="center"/>
-              <w:rPr>
-                <w:b/>
-                <w:bCs/>
-              </w:rPr>
-            </w:pPr>
-            <w:r>
-              <w:rPr>
-                <w:b/>
-                <w:bCs/>
+            <w:tcW w:w="11280" w:type="dxa"/>
+            <w:gridSpan w:val="6"/>
+            <w:tcBorders>
+              <w:top w:val="single" w:sz="8" w:space="0" w:color="auto"/>
+              <w:left w:val="single" w:sz="8" w:space="0" w:color="auto"/>
+              <w:bottom w:val="single" w:sz="8" w:space="0" w:color="auto"/>
+              <w:right w:val="single" w:sz="8" w:space="0" w:color="auto"/>
+            </w:tcBorders>
+            <w:shd w:val="clear" w:color="auto" w:fill="E7E6E6"/>
+            <w:tcMar>
+              <w:top w:w="0" w:type="dxa"/>
+              <w:left w:w="108" w:type="dxa"/>
+              <w:bottom w:w="0" w:type="dxa"/>
+              <w:right w:w="108" w:type="dxa"/>
+            </w:tcMar>
+            <w:vAlign w:val="center"/>
+            <w:hideMark/>
+          </w:tcPr>
+          <w:p>
+            <w:pPr>
+              <w:spacing w:after="0" w:line="240" w:lineRule="auto"/>
+              <w:jc w:val="center"/>
+              <w:rPr>
+                <w:lang w:eastAsia="pt-BR"/>
+              </w:rPr>
+            </w:pPr>
+            <w:r>
+              <w:rPr>
+                <w:b/>
+                <w:bCs/>
+                <w:color w:val="000000"/>
               </w:rPr>
               <w:t xml:space="preserve">PROCESSOS DE PRODUÇÃO </w:t>
             </w:r>
@@ -3746,167 +6667,582 @@
                 <w:bCs/>
                 <w:color w:val="EE0000"/>
               </w:rPr>
-              <w:t>REVESTIMENTO 1:</w:t>
+              <w:t>REVESTIMENTO 2</w:t>
+            </w:r>
+            <w:r>
+              <w:rPr>
+                <w:b/>
+                <w:bCs/>
+                <w:color w:val="000000"/>
+              </w:rPr>
+              <w:t>:</w:t>
             </w:r>
           </w:p>
         </w:tc>
       </w:tr>
       <w:tr>
         <w:trPr>
-          <w:jc w:val="center"/>
+          <w:trHeight w:val="365"/>
+          <w:tblCellSpacing w:w="15" w:type="dxa"/>
         </w:trPr>
         <w:tc>
           <w:tcPr>
-            <w:tcW w:w="236" w:type="dxa"/>
-            <w:vAlign w:val="center"/>
-          </w:tcPr>
-          <w:p>
-            <w:r>
-              <w:t>#</w:t>
-            </w:r>
-          </w:p>
-        </w:tc>
-        <w:tc>
-          <w:tcPr>
-            <w:tcW w:w="5112" w:type="dxa"/>
-            <w:vAlign w:val="center"/>
-          </w:tcPr>
-          <w:p>
-            <w:r>
-              <w:t>ATIVIDADE:</w:t>
-            </w:r>
-          </w:p>
-        </w:tc>
-        <w:tc>
-          <w:tcPr>
-            <w:tcW w:w="1656" w:type="dxa"/>
-            <w:vAlign w:val="center"/>
-          </w:tcPr>
-          <w:p>
-            <w:r>
-              <w:t>RESPONSÁVEL:</w:t>
-            </w:r>
-          </w:p>
-        </w:tc>
-        <w:tc>
-          <w:tcPr>
-            <w:tcW w:w="1152" w:type="dxa"/>
-            <w:vAlign w:val="center"/>
-          </w:tcPr>
-          <w:p>
-            <w:r>
-              <w:t>DATA:</w:t>
-            </w:r>
-          </w:p>
-        </w:tc>
-        <w:tc>
-          <w:tcPr>
-            <w:tcW w:w="1152" w:type="dxa"/>
-            <w:vAlign w:val="center"/>
-          </w:tcPr>
-          <w:p>
-            <w:r>
-              <w:t>INÍCIO:</w:t>
-            </w:r>
-          </w:p>
-        </w:tc>
-        <w:tc>
-          <w:tcPr>
-            <w:tcW w:w="1152" w:type="dxa"/>
-            <w:vAlign w:val="center"/>
-          </w:tcPr>
-          <w:p>
-            <w:r>
-              <w:t>FIM:</w:t>
-            </w:r>
-          </w:p>
-        </w:tc>
-        <w:tc>
-          <w:tcPr>
-            <w:tcW w:w="875" w:type="dxa"/>
-            <w:vAlign w:val="center"/>
-          </w:tcPr>
-          <w:p>
-            <w:r>
-              <w:t>FEITO</w:t>
+            <w:tcW w:w="1549" w:type="dxa"/>
+            <w:gridSpan w:val="2"/>
+            <w:tcBorders>
+              <w:top w:val="nil"/>
+              <w:left w:val="single" w:sz="8" w:space="0" w:color="auto"/>
+              <w:bottom w:val="single" w:sz="8" w:space="0" w:color="auto"/>
+              <w:right w:val="single" w:sz="8" w:space="0" w:color="auto"/>
+            </w:tcBorders>
+            <w:tcMar>
+              <w:top w:w="0" w:type="dxa"/>
+              <w:left w:w="108" w:type="dxa"/>
+              <w:bottom w:w="0" w:type="dxa"/>
+              <w:right w:w="108" w:type="dxa"/>
+            </w:tcMar>
+            <w:vAlign w:val="center"/>
+            <w:hideMark/>
+          </w:tcPr>
+          <w:p>
+            <w:pPr>
+              <w:spacing w:after="0" w:line="240" w:lineRule="auto"/>
+              <w:jc w:val="center"/>
+            </w:pPr>
+            <w:r>
+              <w:rPr>
+                <w:b/>
+                <w:bCs/>
+              </w:rPr>
+              <w:t>OK/NOK</w:t>
+            </w:r>
+          </w:p>
+        </w:tc>
+        <w:tc>
+          <w:tcPr>
+            <w:tcW w:w="2945" w:type="dxa"/>
+            <w:tcBorders>
+              <w:top w:val="nil"/>
+              <w:left w:val="nil"/>
+              <w:bottom w:val="single" w:sz="8" w:space="0" w:color="auto"/>
+              <w:right w:val="single" w:sz="8" w:space="0" w:color="auto"/>
+            </w:tcBorders>
+            <w:tcMar>
+              <w:top w:w="0" w:type="dxa"/>
+              <w:left w:w="108" w:type="dxa"/>
+              <w:bottom w:w="0" w:type="dxa"/>
+              <w:right w:w="108" w:type="dxa"/>
+            </w:tcMar>
+            <w:vAlign w:val="center"/>
+            <w:hideMark/>
+          </w:tcPr>
+          <w:p>
+            <w:pPr>
+              <w:spacing w:after="0" w:line="240" w:lineRule="auto"/>
+              <w:jc w:val="center"/>
+            </w:pPr>
+            <w:r>
+              <w:rPr>
+                <w:b/>
+                <w:bCs/>
+              </w:rPr>
+              <w:t>RESPONSAVEL</w:t>
+            </w:r>
+          </w:p>
+        </w:tc>
+        <w:tc>
+          <w:tcPr>
+            <w:tcW w:w="2222" w:type="dxa"/>
+            <w:tcBorders>
+              <w:top w:val="nil"/>
+              <w:left w:val="nil"/>
+              <w:bottom w:val="single" w:sz="8" w:space="0" w:color="auto"/>
+              <w:right w:val="single" w:sz="8" w:space="0" w:color="auto"/>
+            </w:tcBorders>
+            <w:tcMar>
+              <w:top w:w="0" w:type="dxa"/>
+              <w:left w:w="108" w:type="dxa"/>
+              <w:bottom w:w="0" w:type="dxa"/>
+              <w:right w:w="108" w:type="dxa"/>
+            </w:tcMar>
+            <w:vAlign w:val="center"/>
+            <w:hideMark/>
+          </w:tcPr>
+          <w:p>
+            <w:pPr>
+              <w:spacing w:after="0" w:line="240" w:lineRule="auto"/>
+              <w:jc w:val="center"/>
+            </w:pPr>
+            <w:r>
+              <w:rPr>
+                <w:b/>
+                <w:bCs/>
+              </w:rPr>
+              <w:t>DATA</w:t>
+            </w:r>
+          </w:p>
+        </w:tc>
+        <w:tc>
+          <w:tcPr>
+            <w:tcW w:w="2222" w:type="dxa"/>
+            <w:tcBorders>
+              <w:top w:val="nil"/>
+              <w:left w:val="nil"/>
+              <w:bottom w:val="single" w:sz="8" w:space="0" w:color="auto"/>
+              <w:right w:val="single" w:sz="8" w:space="0" w:color="auto"/>
+            </w:tcBorders>
+            <w:tcMar>
+              <w:top w:w="0" w:type="dxa"/>
+              <w:left w:w="108" w:type="dxa"/>
+              <w:bottom w:w="0" w:type="dxa"/>
+              <w:right w:w="108" w:type="dxa"/>
+            </w:tcMar>
+            <w:vAlign w:val="center"/>
+            <w:hideMark/>
+          </w:tcPr>
+          <w:p>
+            <w:pPr>
+              <w:spacing w:after="0" w:line="240" w:lineRule="auto"/>
+              <w:jc w:val="center"/>
+            </w:pPr>
+            <w:r>
+              <w:rPr>
+                <w:b/>
+                <w:bCs/>
+              </w:rPr>
+              <w:t>HORA INÍCIO</w:t>
+            </w:r>
+          </w:p>
+        </w:tc>
+        <w:tc>
+          <w:tcPr>
+            <w:tcW w:w="2222" w:type="dxa"/>
+            <w:tcBorders>
+              <w:top w:val="nil"/>
+              <w:left w:val="nil"/>
+              <w:bottom w:val="single" w:sz="8" w:space="0" w:color="auto"/>
+              <w:right w:val="single" w:sz="8" w:space="0" w:color="auto"/>
+            </w:tcBorders>
+            <w:tcMar>
+              <w:top w:w="0" w:type="dxa"/>
+              <w:left w:w="108" w:type="dxa"/>
+              <w:bottom w:w="0" w:type="dxa"/>
+              <w:right w:w="108" w:type="dxa"/>
+            </w:tcMar>
+            <w:vAlign w:val="center"/>
+            <w:hideMark/>
+          </w:tcPr>
+          <w:p>
+            <w:pPr>
+              <w:spacing w:after="0" w:line="240" w:lineRule="auto"/>
+              <w:jc w:val="center"/>
+            </w:pPr>
+            <w:r>
+              <w:rPr>
+                <w:b/>
+                <w:bCs/>
+              </w:rPr>
+              <w:t>HORA FIM</w:t>
             </w:r>
           </w:p>
         </w:tc>
       </w:tr>
       <w:tr>
         <w:trPr>
-          <w:jc w:val="center"/>
+          <w:trHeight w:val="365"/>
+          <w:tblCellSpacing w:w="15" w:type="dxa"/>
         </w:trPr>
         <w:tc>
           <w:tcPr>
-            <w:tcW w:w="236" w:type="dxa"/>
-            <w:vAlign w:val="center"/>
-          </w:tcPr>
-          <w:p>
-            <w:pPr>
-              <w:jc w:val="center"/>
-            </w:pPr>
-          </w:p>
-        </w:tc>
-        <w:tc>
-          <w:tcPr>
-            <w:tcW w:w="5112" w:type="dxa"/>
-            <w:vAlign w:val="center"/>
+            <w:tcW w:w="1549" w:type="dxa"/>
+            <w:gridSpan w:val="2"/>
+            <w:tcBorders>
+              <w:top w:val="nil"/>
+              <w:left w:val="single" w:sz="8" w:space="0" w:color="auto"/>
+              <w:bottom w:val="single" w:sz="8" w:space="0" w:color="auto"/>
+              <w:right w:val="single" w:sz="8" w:space="0" w:color="auto"/>
+            </w:tcBorders>
+            <w:tcMar>
+              <w:top w:w="0" w:type="dxa"/>
+              <w:left w:w="108" w:type="dxa"/>
+              <w:bottom w:w="0" w:type="dxa"/>
+              <w:right w:w="108" w:type="dxa"/>
+            </w:tcMar>
+            <w:vAlign w:val="center"/>
+            <w:hideMark/>
+          </w:tcPr>
+          <w:p>
+            <w:pPr>
+              <w:spacing w:after="0" w:line="240" w:lineRule="auto"/>
+              <w:jc w:val="center"/>
+            </w:pPr>
+            <w:r>
+              <w:t>_________</w:t>
+            </w:r>
+          </w:p>
+        </w:tc>
+        <w:tc>
+          <w:tcPr>
+            <w:tcW w:w="2945" w:type="dxa"/>
+            <w:tcBorders>
+              <w:top w:val="nil"/>
+              <w:left w:val="nil"/>
+              <w:bottom w:val="single" w:sz="8" w:space="0" w:color="auto"/>
+              <w:right w:val="single" w:sz="8" w:space="0" w:color="auto"/>
+            </w:tcBorders>
+            <w:tcMar>
+              <w:top w:w="0" w:type="dxa"/>
+              <w:left w:w="108" w:type="dxa"/>
+              <w:bottom w:w="0" w:type="dxa"/>
+              <w:right w:w="108" w:type="dxa"/>
+            </w:tcMar>
+            <w:vAlign w:val="center"/>
+            <w:hideMark/>
+          </w:tcPr>
+          <w:p>
+            <w:pPr>
+              <w:spacing w:after="0" w:line="240" w:lineRule="auto"/>
+              <w:jc w:val="center"/>
+            </w:pPr>
+            <w:r>
+              <w:t>______________________</w:t>
+            </w:r>
+          </w:p>
+        </w:tc>
+        <w:tc>
+          <w:tcPr>
+            <w:tcW w:w="2222" w:type="dxa"/>
+            <w:tcBorders>
+              <w:top w:val="nil"/>
+              <w:left w:val="nil"/>
+              <w:bottom w:val="single" w:sz="8" w:space="0" w:color="auto"/>
+              <w:right w:val="single" w:sz="8" w:space="0" w:color="auto"/>
+            </w:tcBorders>
+            <w:tcMar>
+              <w:top w:w="0" w:type="dxa"/>
+              <w:left w:w="108" w:type="dxa"/>
+              <w:bottom w:w="0" w:type="dxa"/>
+              <w:right w:w="108" w:type="dxa"/>
+            </w:tcMar>
+            <w:vAlign w:val="center"/>
+            <w:hideMark/>
+          </w:tcPr>
+          <w:p>
+            <w:pPr>
+              <w:spacing w:after="0" w:line="240" w:lineRule="auto"/>
+              <w:jc w:val="center"/>
+            </w:pPr>
+            <w:r>
+              <w:t>_______________</w:t>
+            </w:r>
+          </w:p>
+        </w:tc>
+        <w:tc>
+          <w:tcPr>
+            <w:tcW w:w="2222" w:type="dxa"/>
+            <w:tcBorders>
+              <w:top w:val="nil"/>
+              <w:left w:val="nil"/>
+              <w:bottom w:val="single" w:sz="8" w:space="0" w:color="auto"/>
+              <w:right w:val="single" w:sz="8" w:space="0" w:color="auto"/>
+            </w:tcBorders>
+            <w:tcMar>
+              <w:top w:w="0" w:type="dxa"/>
+              <w:left w:w="108" w:type="dxa"/>
+              <w:bottom w:w="0" w:type="dxa"/>
+              <w:right w:w="108" w:type="dxa"/>
+            </w:tcMar>
+            <w:vAlign w:val="center"/>
+            <w:hideMark/>
+          </w:tcPr>
+          <w:p>
+            <w:pPr>
+              <w:spacing w:after="0" w:line="240" w:lineRule="auto"/>
+              <w:jc w:val="center"/>
+            </w:pPr>
+            <w:r>
+              <w:t>_______________</w:t>
+            </w:r>
+          </w:p>
+        </w:tc>
+        <w:tc>
+          <w:tcPr>
+            <w:tcW w:w="2222" w:type="dxa"/>
+            <w:tcBorders>
+              <w:top w:val="nil"/>
+              <w:left w:val="nil"/>
+              <w:bottom w:val="single" w:sz="8" w:space="0" w:color="auto"/>
+              <w:right w:val="single" w:sz="8" w:space="0" w:color="auto"/>
+            </w:tcBorders>
+            <w:tcMar>
+              <w:top w:w="0" w:type="dxa"/>
+              <w:left w:w="108" w:type="dxa"/>
+              <w:bottom w:w="0" w:type="dxa"/>
+              <w:right w:w="108" w:type="dxa"/>
+            </w:tcMar>
+            <w:vAlign w:val="center"/>
+            <w:hideMark/>
+          </w:tcPr>
+          <w:p>
+            <w:pPr>
+              <w:spacing w:after="0" w:line="240" w:lineRule="auto"/>
+              <w:jc w:val="center"/>
+            </w:pPr>
+            <w:r>
+              <w:t>_______________</w:t>
+            </w:r>
+          </w:p>
+        </w:tc>
+      </w:tr>
+      <w:tr>
+        <w:trPr>
+          <w:trHeight w:val="365"/>
+          <w:tblCellSpacing w:w="15" w:type="dxa"/>
+        </w:trPr>
+        <w:tc>
+          <w:tcPr>
+            <w:tcW w:w="421" w:type="dxa"/>
+            <w:tcBorders>
+              <w:top w:val="nil"/>
+              <w:left w:val="single" w:sz="8" w:space="0" w:color="auto"/>
+              <w:bottom w:val="single" w:sz="8" w:space="0" w:color="auto"/>
+              <w:right w:val="single" w:sz="8" w:space="0" w:color="auto"/>
+            </w:tcBorders>
+            <w:tcMar>
+              <w:top w:w="0" w:type="dxa"/>
+              <w:left w:w="108" w:type="dxa"/>
+              <w:bottom w:w="0" w:type="dxa"/>
+              <w:right w:w="108" w:type="dxa"/>
+            </w:tcMar>
+            <w:vAlign w:val="center"/>
+            <w:hideMark/>
+          </w:tcPr>
+          <w:p>
+            <w:pPr>
+              <w:spacing w:after="0" w:line="240" w:lineRule="auto"/>
+            </w:pPr>
+            <w:r>
+              <w:t>#</w:t>
+            </w:r>
+          </w:p>
+        </w:tc>
+        <w:tc>
+          <w:tcPr>
+            <w:tcW w:w="10829" w:type="dxa"/>
+            <w:gridSpan w:val="5"/>
+            <w:tcBorders>
+              <w:top w:val="nil"/>
+              <w:left w:val="nil"/>
+              <w:bottom w:val="single" w:sz="8" w:space="0" w:color="auto"/>
+              <w:right w:val="single" w:sz="8" w:space="0" w:color="auto"/>
+            </w:tcBorders>
+            <w:tcMar>
+              <w:top w:w="0" w:type="dxa"/>
+              <w:left w:w="108" w:type="dxa"/>
+              <w:bottom w:w="0" w:type="dxa"/>
+              <w:right w:w="108" w:type="dxa"/>
+            </w:tcMar>
+            <w:vAlign w:val="center"/>
+            <w:hideMark/>
+          </w:tcPr>
+          <w:p>
+            <w:pPr>
+              <w:spacing w:after="0" w:line="240" w:lineRule="auto"/>
+              <w:jc w:val="center"/>
+            </w:pPr>
+            <w:r>
+              <w:rPr>
+                <w:b/>
+                <w:bCs/>
+              </w:rPr>
+              <w:t>ATIVIDADE</w:t>
+            </w:r>
+          </w:p>
+        </w:tc>
+      </w:tr>
+      <w:tr>
+        <w:trPr>
+          <w:trHeight w:val="365"/>
+          <w:tblCellSpacing w:w="15" w:type="dxa"/>
+        </w:trPr>
+        <w:tc>
+          <w:tcPr>
+            <w:tcW w:w="421" w:type="dxa"/>
+            <w:tcBorders>
+              <w:top w:val="nil"/>
+              <w:left w:val="single" w:sz="8" w:space="0" w:color="auto"/>
+              <w:bottom w:val="single" w:sz="8" w:space="0" w:color="auto"/>
+              <w:right w:val="single" w:sz="8" w:space="0" w:color="auto"/>
+            </w:tcBorders>
+            <w:tcMar>
+              <w:top w:w="0" w:type="dxa"/>
+              <w:left w:w="108" w:type="dxa"/>
+              <w:bottom w:w="0" w:type="dxa"/>
+              <w:right w:w="108" w:type="dxa"/>
+            </w:tcMar>
+            <w:vAlign w:val="center"/>
+            <w:hideMark/>
+          </w:tcPr>
+          <w:p>
+            <w:pPr>
+              <w:spacing w:after="0" w:line="240" w:lineRule="auto"/>
+              <w:jc w:val="both"/>
+            </w:pPr>
+            <w:r>
+              <w:t> </w:t>
+            </w:r>
+          </w:p>
+        </w:tc>
+        <w:tc>
+          <w:tcPr>
+            <w:tcW w:w="10829" w:type="dxa"/>
+            <w:gridSpan w:val="5"/>
+            <w:tcBorders>
+              <w:top w:val="nil"/>
+              <w:left w:val="nil"/>
+              <w:bottom w:val="single" w:sz="8" w:space="0" w:color="auto"/>
+              <w:right w:val="single" w:sz="8" w:space="0" w:color="auto"/>
+            </w:tcBorders>
+            <w:tcMar>
+              <w:top w:w="0" w:type="dxa"/>
+              <w:left w:w="108" w:type="dxa"/>
+              <w:bottom w:w="0" w:type="dxa"/>
+              <w:right w:w="108" w:type="dxa"/>
+            </w:tcMar>
+            <w:vAlign w:val="center"/>
+            <w:hideMark/>
+          </w:tcPr>
+          <w:p>
+            <w:pPr>
+              <w:spacing w:after="0" w:line="240" w:lineRule="auto"/>
+              <w:jc w:val="center"/>
+            </w:pPr>
+            <w:r>
+              <w:t> </w:t>
+            </w:r>
+          </w:p>
+        </w:tc>
+      </w:tr>
+      <w:tr>
+        <w:trPr>
+          <w:tblCellSpacing w:w="15" w:type="dxa"/>
+        </w:trPr>
+        <w:tc>
+          <w:tcPr>
+            <w:tcW w:w="421" w:type="dxa"/>
+            <w:tcBorders>
+              <w:top w:val="nil"/>
+              <w:left w:val="nil"/>
+              <w:bottom w:val="nil"/>
+              <w:right w:val="nil"/>
+            </w:tcBorders>
+            <w:vAlign w:val="center"/>
+            <w:hideMark/>
           </w:tcPr>
           <w:p/>
         </w:tc>
         <w:tc>
           <w:tcPr>
-            <w:tcW w:w="1656" w:type="dxa"/>
-            <w:vAlign w:val="center"/>
-          </w:tcPr>
-          <w:p>
-            <w:pPr>
-              <w:jc w:val="center"/>
-            </w:pPr>
-          </w:p>
-        </w:tc>
-        <w:tc>
-          <w:tcPr>
-            <w:tcW w:w="1152" w:type="dxa"/>
-            <w:vAlign w:val="center"/>
-          </w:tcPr>
-          <w:p>
-            <w:pPr>
-              <w:jc w:val="center"/>
-            </w:pPr>
-          </w:p>
-        </w:tc>
-        <w:tc>
-          <w:tcPr>
-            <w:tcW w:w="1152" w:type="dxa"/>
-            <w:vAlign w:val="center"/>
-          </w:tcPr>
-          <w:p>
-            <w:pPr>
-              <w:jc w:val="center"/>
-            </w:pPr>
-          </w:p>
-        </w:tc>
-        <w:tc>
-          <w:tcPr>
-            <w:tcW w:w="1152" w:type="dxa"/>
-            <w:vAlign w:val="center"/>
-          </w:tcPr>
-          <w:p>
-            <w:pPr>
-              <w:jc w:val="center"/>
-            </w:pPr>
-          </w:p>
-        </w:tc>
-        <w:tc>
-          <w:tcPr>
-            <w:tcW w:w="875" w:type="dxa"/>
-            <w:vAlign w:val="center"/>
-          </w:tcPr>
-          <w:p>
-            <w:pPr>
-              <w:jc w:val="center"/>
+            <w:tcW w:w="1098" w:type="dxa"/>
+            <w:tcBorders>
+              <w:top w:val="nil"/>
+              <w:left w:val="nil"/>
+              <w:bottom w:val="nil"/>
+              <w:right w:val="nil"/>
+            </w:tcBorders>
+            <w:vAlign w:val="center"/>
+            <w:hideMark/>
+          </w:tcPr>
+          <w:p>
+            <w:pPr>
+              <w:rPr>
+                <w:sz w:val="24"/>
+                <w:szCs w:val="24"/>
+              </w:rPr>
+            </w:pPr>
+          </w:p>
+        </w:tc>
+        <w:tc>
+          <w:tcPr>
+            <w:tcW w:w="2945" w:type="dxa"/>
+            <w:tcBorders>
+              <w:top w:val="nil"/>
+              <w:left w:val="nil"/>
+              <w:bottom w:val="nil"/>
+              <w:right w:val="nil"/>
+            </w:tcBorders>
+            <w:vAlign w:val="center"/>
+            <w:hideMark/>
+          </w:tcPr>
+          <w:p>
+            <w:pPr>
+              <w:rPr>
+                <w:sz w:val="24"/>
+                <w:szCs w:val="24"/>
+              </w:rPr>
+            </w:pPr>
+          </w:p>
+        </w:tc>
+        <w:tc>
+          <w:tcPr>
+            <w:tcW w:w="2222" w:type="dxa"/>
+            <w:tcBorders>
+              <w:top w:val="nil"/>
+              <w:left w:val="nil"/>
+              <w:bottom w:val="nil"/>
+              <w:right w:val="nil"/>
+            </w:tcBorders>
+            <w:vAlign w:val="center"/>
+            <w:hideMark/>
+          </w:tcPr>
+          <w:p>
+            <w:pPr>
+              <w:rPr>
+                <w:sz w:val="24"/>
+                <w:szCs w:val="24"/>
+              </w:rPr>
+            </w:pPr>
+          </w:p>
+        </w:tc>
+        <w:tc>
+          <w:tcPr>
+            <w:tcW w:w="2222" w:type="dxa"/>
+            <w:tcBorders>
+              <w:top w:val="nil"/>
+              <w:left w:val="nil"/>
+              <w:bottom w:val="nil"/>
+              <w:right w:val="nil"/>
+            </w:tcBorders>
+            <w:vAlign w:val="center"/>
+            <w:hideMark/>
+          </w:tcPr>
+          <w:p>
+            <w:pPr>
+              <w:rPr>
+                <w:sz w:val="24"/>
+                <w:szCs w:val="24"/>
+              </w:rPr>
+            </w:pPr>
+          </w:p>
+        </w:tc>
+        <w:tc>
+          <w:tcPr>
+            <w:tcW w:w="2222" w:type="dxa"/>
+            <w:tcBorders>
+              <w:top w:val="nil"/>
+              <w:left w:val="nil"/>
+              <w:bottom w:val="nil"/>
+              <w:right w:val="nil"/>
+            </w:tcBorders>
+            <w:vAlign w:val="center"/>
+            <w:hideMark/>
+          </w:tcPr>
+          <w:p>
+            <w:pPr>
+              <w:rPr>
+                <w:sz w:val="24"/>
+                <w:szCs w:val="24"/>
+              </w:rPr>
             </w:pPr>
           </w:p>
         </w:tc>
@@ -3922,46 +7258,64 @@
     </w:p>
     <w:tbl>
       <w:tblPr>
-        <w:tblStyle w:val="Tabelacomgrade"/>
         <w:tblW w:w="11340" w:type="dxa"/>
-        <w:jc w:val="center"/>
-        <w:tblLayout w:type="fixed"/>
+        <w:tblCellSpacing w:w="15" w:type="dxa"/>
+        <w:tblCellMar>
+          <w:top w:w="15" w:type="dxa"/>
+          <w:left w:w="15" w:type="dxa"/>
+          <w:bottom w:w="15" w:type="dxa"/>
+          <w:right w:w="15" w:type="dxa"/>
+        </w:tblCellMar>
         <w:tblLook w:val="04A0" w:firstRow="1" w:lastRow="0" w:firstColumn="1" w:lastColumn="0" w:noHBand="0" w:noVBand="1"/>
       </w:tblPr>
       <w:tblGrid>
-        <w:gridCol w:w="367"/>
-        <w:gridCol w:w="5112"/>
-        <w:gridCol w:w="1656"/>
-        <w:gridCol w:w="1152"/>
-        <w:gridCol w:w="1152"/>
-        <w:gridCol w:w="1152"/>
-        <w:gridCol w:w="749"/>
+        <w:gridCol w:w="466"/>
+        <w:gridCol w:w="1128"/>
+        <w:gridCol w:w="2975"/>
+        <w:gridCol w:w="2252"/>
+        <w:gridCol w:w="2252"/>
+        <w:gridCol w:w="2267"/>
       </w:tblGrid>
       <w:tr>
         <w:trPr>
-          <w:jc w:val="center"/>
+          <w:trHeight w:val="365"/>
+          <w:tblCellSpacing w:w="15" w:type="dxa"/>
         </w:trPr>
         <w:tc>
           <w:tcPr>
-            <w:tcW w:w="11340" w:type="dxa"/>
-            <w:gridSpan w:val="7"/>
-            <w:shd w:val="clear" w:color="auto" w:fill="E7E6E6" w:themeFill="background2"/>
-            <w:vAlign w:val="center"/>
-          </w:tcPr>
-          <w:p>
-            <w:pPr>
-              <w:jc w:val="center"/>
-              <w:rPr>
-                <w:b/>
-                <w:bCs/>
-              </w:rPr>
-            </w:pPr>
-            <w:r>
-              <w:rPr>
-                <w:b/>
-                <w:bCs/>
-              </w:rPr>
-              <w:t xml:space="preserve">PROCESSOS DE </w:t>
+            <w:tcW w:w="11280" w:type="dxa"/>
+            <w:gridSpan w:val="6"/>
+            <w:tcBorders>
+              <w:top w:val="single" w:sz="8" w:space="0" w:color="auto"/>
+              <w:left w:val="single" w:sz="8" w:space="0" w:color="auto"/>
+              <w:bottom w:val="single" w:sz="8" w:space="0" w:color="auto"/>
+              <w:right w:val="single" w:sz="8" w:space="0" w:color="auto"/>
+            </w:tcBorders>
+            <w:shd w:val="clear" w:color="auto" w:fill="E7E6E6"/>
+            <w:tcMar>
+              <w:top w:w="0" w:type="dxa"/>
+              <w:left w:w="108" w:type="dxa"/>
+              <w:bottom w:w="0" w:type="dxa"/>
+              <w:right w:w="108" w:type="dxa"/>
+            </w:tcMar>
+            <w:vAlign w:val="center"/>
+            <w:hideMark/>
+          </w:tcPr>
+          <w:p>
+            <w:pPr>
+              <w:spacing w:after="0" w:line="240" w:lineRule="auto"/>
+              <w:jc w:val="center"/>
+              <w:rPr>
+                <w:lang w:eastAsia="pt-BR"/>
+              </w:rPr>
+            </w:pPr>
+            <w:r>
+              <w:rPr>
+                <w:b/>
+                <w:bCs/>
+                <w:color w:val="000000"/>
+              </w:rPr>
+              <w:t xml:space="preserve">PROCESSOS DE PRODUÇÃO </w:t>
             </w:r>
             <w:r>
               <w:rPr>
@@ -3969,167 +7323,582 @@
                 <w:bCs/>
                 <w:color w:val="EE0000"/>
               </w:rPr>
-              <w:t>PRODUÇÃO REVESTIMENTO 2:</w:t>
+              <w:t>ELÉTRICA 2</w:t>
+            </w:r>
+            <w:r>
+              <w:rPr>
+                <w:b/>
+                <w:bCs/>
+                <w:color w:val="000000"/>
+              </w:rPr>
+              <w:t>:</w:t>
             </w:r>
           </w:p>
         </w:tc>
       </w:tr>
       <w:tr>
         <w:trPr>
-          <w:jc w:val="center"/>
+          <w:trHeight w:val="365"/>
+          <w:tblCellSpacing w:w="15" w:type="dxa"/>
         </w:trPr>
         <w:tc>
           <w:tcPr>
-            <w:tcW w:w="367" w:type="dxa"/>
-            <w:vAlign w:val="center"/>
-          </w:tcPr>
-          <w:p>
-            <w:r>
-              <w:t>#</w:t>
-            </w:r>
-          </w:p>
-        </w:tc>
-        <w:tc>
-          <w:tcPr>
-            <w:tcW w:w="5112" w:type="dxa"/>
-            <w:vAlign w:val="center"/>
-          </w:tcPr>
-          <w:p>
-            <w:r>
-              <w:t>ATIVIDADE:</w:t>
-            </w:r>
-          </w:p>
-        </w:tc>
-        <w:tc>
-          <w:tcPr>
-            <w:tcW w:w="1656" w:type="dxa"/>
-            <w:vAlign w:val="center"/>
-          </w:tcPr>
-          <w:p>
-            <w:r>
-              <w:t>RESPONSÁVEL:</w:t>
-            </w:r>
-          </w:p>
-        </w:tc>
-        <w:tc>
-          <w:tcPr>
-            <w:tcW w:w="1152" w:type="dxa"/>
-            <w:vAlign w:val="center"/>
-          </w:tcPr>
-          <w:p>
-            <w:r>
-              <w:t>DATA:</w:t>
-            </w:r>
-          </w:p>
-        </w:tc>
-        <w:tc>
-          <w:tcPr>
-            <w:tcW w:w="1152" w:type="dxa"/>
-            <w:vAlign w:val="center"/>
-          </w:tcPr>
-          <w:p>
-            <w:r>
-              <w:t>INÍCIO:</w:t>
-            </w:r>
-          </w:p>
-        </w:tc>
-        <w:tc>
-          <w:tcPr>
-            <w:tcW w:w="1152" w:type="dxa"/>
-            <w:vAlign w:val="center"/>
-          </w:tcPr>
-          <w:p>
-            <w:r>
-              <w:t>FIM:</w:t>
-            </w:r>
-          </w:p>
-        </w:tc>
-        <w:tc>
-          <w:tcPr>
-            <w:tcW w:w="749" w:type="dxa"/>
-            <w:vAlign w:val="center"/>
-          </w:tcPr>
-          <w:p>
-            <w:r>
-              <w:t>FEITO</w:t>
+            <w:tcW w:w="1549" w:type="dxa"/>
+            <w:gridSpan w:val="2"/>
+            <w:tcBorders>
+              <w:top w:val="nil"/>
+              <w:left w:val="single" w:sz="8" w:space="0" w:color="auto"/>
+              <w:bottom w:val="single" w:sz="8" w:space="0" w:color="auto"/>
+              <w:right w:val="single" w:sz="8" w:space="0" w:color="auto"/>
+            </w:tcBorders>
+            <w:tcMar>
+              <w:top w:w="0" w:type="dxa"/>
+              <w:left w:w="108" w:type="dxa"/>
+              <w:bottom w:w="0" w:type="dxa"/>
+              <w:right w:w="108" w:type="dxa"/>
+            </w:tcMar>
+            <w:vAlign w:val="center"/>
+            <w:hideMark/>
+          </w:tcPr>
+          <w:p>
+            <w:pPr>
+              <w:spacing w:after="0" w:line="240" w:lineRule="auto"/>
+              <w:jc w:val="center"/>
+            </w:pPr>
+            <w:r>
+              <w:rPr>
+                <w:b/>
+                <w:bCs/>
+              </w:rPr>
+              <w:t>OK/NOK</w:t>
+            </w:r>
+          </w:p>
+        </w:tc>
+        <w:tc>
+          <w:tcPr>
+            <w:tcW w:w="2945" w:type="dxa"/>
+            <w:tcBorders>
+              <w:top w:val="nil"/>
+              <w:left w:val="nil"/>
+              <w:bottom w:val="single" w:sz="8" w:space="0" w:color="auto"/>
+              <w:right w:val="single" w:sz="8" w:space="0" w:color="auto"/>
+            </w:tcBorders>
+            <w:tcMar>
+              <w:top w:w="0" w:type="dxa"/>
+              <w:left w:w="108" w:type="dxa"/>
+              <w:bottom w:w="0" w:type="dxa"/>
+              <w:right w:w="108" w:type="dxa"/>
+            </w:tcMar>
+            <w:vAlign w:val="center"/>
+            <w:hideMark/>
+          </w:tcPr>
+          <w:p>
+            <w:pPr>
+              <w:spacing w:after="0" w:line="240" w:lineRule="auto"/>
+              <w:jc w:val="center"/>
+            </w:pPr>
+            <w:r>
+              <w:rPr>
+                <w:b/>
+                <w:bCs/>
+              </w:rPr>
+              <w:t>RESPONSAVEL</w:t>
+            </w:r>
+          </w:p>
+        </w:tc>
+        <w:tc>
+          <w:tcPr>
+            <w:tcW w:w="2222" w:type="dxa"/>
+            <w:tcBorders>
+              <w:top w:val="nil"/>
+              <w:left w:val="nil"/>
+              <w:bottom w:val="single" w:sz="8" w:space="0" w:color="auto"/>
+              <w:right w:val="single" w:sz="8" w:space="0" w:color="auto"/>
+            </w:tcBorders>
+            <w:tcMar>
+              <w:top w:w="0" w:type="dxa"/>
+              <w:left w:w="108" w:type="dxa"/>
+              <w:bottom w:w="0" w:type="dxa"/>
+              <w:right w:w="108" w:type="dxa"/>
+            </w:tcMar>
+            <w:vAlign w:val="center"/>
+            <w:hideMark/>
+          </w:tcPr>
+          <w:p>
+            <w:pPr>
+              <w:spacing w:after="0" w:line="240" w:lineRule="auto"/>
+              <w:jc w:val="center"/>
+            </w:pPr>
+            <w:r>
+              <w:rPr>
+                <w:b/>
+                <w:bCs/>
+              </w:rPr>
+              <w:t>DATA</w:t>
+            </w:r>
+          </w:p>
+        </w:tc>
+        <w:tc>
+          <w:tcPr>
+            <w:tcW w:w="2222" w:type="dxa"/>
+            <w:tcBorders>
+              <w:top w:val="nil"/>
+              <w:left w:val="nil"/>
+              <w:bottom w:val="single" w:sz="8" w:space="0" w:color="auto"/>
+              <w:right w:val="single" w:sz="8" w:space="0" w:color="auto"/>
+            </w:tcBorders>
+            <w:tcMar>
+              <w:top w:w="0" w:type="dxa"/>
+              <w:left w:w="108" w:type="dxa"/>
+              <w:bottom w:w="0" w:type="dxa"/>
+              <w:right w:w="108" w:type="dxa"/>
+            </w:tcMar>
+            <w:vAlign w:val="center"/>
+            <w:hideMark/>
+          </w:tcPr>
+          <w:p>
+            <w:pPr>
+              <w:spacing w:after="0" w:line="240" w:lineRule="auto"/>
+              <w:jc w:val="center"/>
+            </w:pPr>
+            <w:r>
+              <w:rPr>
+                <w:b/>
+                <w:bCs/>
+              </w:rPr>
+              <w:t>HORA INÍCIO</w:t>
+            </w:r>
+          </w:p>
+        </w:tc>
+        <w:tc>
+          <w:tcPr>
+            <w:tcW w:w="2222" w:type="dxa"/>
+            <w:tcBorders>
+              <w:top w:val="nil"/>
+              <w:left w:val="nil"/>
+              <w:bottom w:val="single" w:sz="8" w:space="0" w:color="auto"/>
+              <w:right w:val="single" w:sz="8" w:space="0" w:color="auto"/>
+            </w:tcBorders>
+            <w:tcMar>
+              <w:top w:w="0" w:type="dxa"/>
+              <w:left w:w="108" w:type="dxa"/>
+              <w:bottom w:w="0" w:type="dxa"/>
+              <w:right w:w="108" w:type="dxa"/>
+            </w:tcMar>
+            <w:vAlign w:val="center"/>
+            <w:hideMark/>
+          </w:tcPr>
+          <w:p>
+            <w:pPr>
+              <w:spacing w:after="0" w:line="240" w:lineRule="auto"/>
+              <w:jc w:val="center"/>
+            </w:pPr>
+            <w:r>
+              <w:rPr>
+                <w:b/>
+                <w:bCs/>
+              </w:rPr>
+              <w:t>HORA FIM</w:t>
             </w:r>
           </w:p>
         </w:tc>
       </w:tr>
       <w:tr>
         <w:trPr>
-          <w:jc w:val="center"/>
+          <w:trHeight w:val="365"/>
+          <w:tblCellSpacing w:w="15" w:type="dxa"/>
         </w:trPr>
         <w:tc>
           <w:tcPr>
-            <w:tcW w:w="367" w:type="dxa"/>
-            <w:vAlign w:val="center"/>
-          </w:tcPr>
-          <w:p>
-            <w:pPr>
-              <w:jc w:val="center"/>
-            </w:pPr>
-          </w:p>
-        </w:tc>
-        <w:tc>
-          <w:tcPr>
-            <w:tcW w:w="5112" w:type="dxa"/>
-            <w:vAlign w:val="center"/>
+            <w:tcW w:w="1549" w:type="dxa"/>
+            <w:gridSpan w:val="2"/>
+            <w:tcBorders>
+              <w:top w:val="nil"/>
+              <w:left w:val="single" w:sz="8" w:space="0" w:color="auto"/>
+              <w:bottom w:val="single" w:sz="8" w:space="0" w:color="auto"/>
+              <w:right w:val="single" w:sz="8" w:space="0" w:color="auto"/>
+            </w:tcBorders>
+            <w:tcMar>
+              <w:top w:w="0" w:type="dxa"/>
+              <w:left w:w="108" w:type="dxa"/>
+              <w:bottom w:w="0" w:type="dxa"/>
+              <w:right w:w="108" w:type="dxa"/>
+            </w:tcMar>
+            <w:vAlign w:val="center"/>
+            <w:hideMark/>
+          </w:tcPr>
+          <w:p>
+            <w:pPr>
+              <w:spacing w:after="0" w:line="240" w:lineRule="auto"/>
+              <w:jc w:val="center"/>
+            </w:pPr>
+            <w:r>
+              <w:t>_________</w:t>
+            </w:r>
+          </w:p>
+        </w:tc>
+        <w:tc>
+          <w:tcPr>
+            <w:tcW w:w="2945" w:type="dxa"/>
+            <w:tcBorders>
+              <w:top w:val="nil"/>
+              <w:left w:val="nil"/>
+              <w:bottom w:val="single" w:sz="8" w:space="0" w:color="auto"/>
+              <w:right w:val="single" w:sz="8" w:space="0" w:color="auto"/>
+            </w:tcBorders>
+            <w:tcMar>
+              <w:top w:w="0" w:type="dxa"/>
+              <w:left w:w="108" w:type="dxa"/>
+              <w:bottom w:w="0" w:type="dxa"/>
+              <w:right w:w="108" w:type="dxa"/>
+            </w:tcMar>
+            <w:vAlign w:val="center"/>
+            <w:hideMark/>
+          </w:tcPr>
+          <w:p>
+            <w:pPr>
+              <w:spacing w:after="0" w:line="240" w:lineRule="auto"/>
+              <w:jc w:val="center"/>
+            </w:pPr>
+            <w:r>
+              <w:t>______________________</w:t>
+            </w:r>
+          </w:p>
+        </w:tc>
+        <w:tc>
+          <w:tcPr>
+            <w:tcW w:w="2222" w:type="dxa"/>
+            <w:tcBorders>
+              <w:top w:val="nil"/>
+              <w:left w:val="nil"/>
+              <w:bottom w:val="single" w:sz="8" w:space="0" w:color="auto"/>
+              <w:right w:val="single" w:sz="8" w:space="0" w:color="auto"/>
+            </w:tcBorders>
+            <w:tcMar>
+              <w:top w:w="0" w:type="dxa"/>
+              <w:left w:w="108" w:type="dxa"/>
+              <w:bottom w:w="0" w:type="dxa"/>
+              <w:right w:w="108" w:type="dxa"/>
+            </w:tcMar>
+            <w:vAlign w:val="center"/>
+            <w:hideMark/>
+          </w:tcPr>
+          <w:p>
+            <w:pPr>
+              <w:spacing w:after="0" w:line="240" w:lineRule="auto"/>
+              <w:jc w:val="center"/>
+            </w:pPr>
+            <w:r>
+              <w:t>_______________</w:t>
+            </w:r>
+          </w:p>
+        </w:tc>
+        <w:tc>
+          <w:tcPr>
+            <w:tcW w:w="2222" w:type="dxa"/>
+            <w:tcBorders>
+              <w:top w:val="nil"/>
+              <w:left w:val="nil"/>
+              <w:bottom w:val="single" w:sz="8" w:space="0" w:color="auto"/>
+              <w:right w:val="single" w:sz="8" w:space="0" w:color="auto"/>
+            </w:tcBorders>
+            <w:tcMar>
+              <w:top w:w="0" w:type="dxa"/>
+              <w:left w:w="108" w:type="dxa"/>
+              <w:bottom w:w="0" w:type="dxa"/>
+              <w:right w:w="108" w:type="dxa"/>
+            </w:tcMar>
+            <w:vAlign w:val="center"/>
+            <w:hideMark/>
+          </w:tcPr>
+          <w:p>
+            <w:pPr>
+              <w:spacing w:after="0" w:line="240" w:lineRule="auto"/>
+              <w:jc w:val="center"/>
+            </w:pPr>
+            <w:r>
+              <w:t>_______________</w:t>
+            </w:r>
+          </w:p>
+        </w:tc>
+        <w:tc>
+          <w:tcPr>
+            <w:tcW w:w="2222" w:type="dxa"/>
+            <w:tcBorders>
+              <w:top w:val="nil"/>
+              <w:left w:val="nil"/>
+              <w:bottom w:val="single" w:sz="8" w:space="0" w:color="auto"/>
+              <w:right w:val="single" w:sz="8" w:space="0" w:color="auto"/>
+            </w:tcBorders>
+            <w:tcMar>
+              <w:top w:w="0" w:type="dxa"/>
+              <w:left w:w="108" w:type="dxa"/>
+              <w:bottom w:w="0" w:type="dxa"/>
+              <w:right w:w="108" w:type="dxa"/>
+            </w:tcMar>
+            <w:vAlign w:val="center"/>
+            <w:hideMark/>
+          </w:tcPr>
+          <w:p>
+            <w:pPr>
+              <w:spacing w:after="0" w:line="240" w:lineRule="auto"/>
+              <w:jc w:val="center"/>
+            </w:pPr>
+            <w:r>
+              <w:t>_______________</w:t>
+            </w:r>
+          </w:p>
+        </w:tc>
+      </w:tr>
+      <w:tr>
+        <w:trPr>
+          <w:trHeight w:val="365"/>
+          <w:tblCellSpacing w:w="15" w:type="dxa"/>
+        </w:trPr>
+        <w:tc>
+          <w:tcPr>
+            <w:tcW w:w="421" w:type="dxa"/>
+            <w:tcBorders>
+              <w:top w:val="nil"/>
+              <w:left w:val="single" w:sz="8" w:space="0" w:color="auto"/>
+              <w:bottom w:val="single" w:sz="8" w:space="0" w:color="auto"/>
+              <w:right w:val="single" w:sz="8" w:space="0" w:color="auto"/>
+            </w:tcBorders>
+            <w:tcMar>
+              <w:top w:w="0" w:type="dxa"/>
+              <w:left w:w="108" w:type="dxa"/>
+              <w:bottom w:w="0" w:type="dxa"/>
+              <w:right w:w="108" w:type="dxa"/>
+            </w:tcMar>
+            <w:vAlign w:val="center"/>
+            <w:hideMark/>
+          </w:tcPr>
+          <w:p>
+            <w:pPr>
+              <w:spacing w:after="0" w:line="240" w:lineRule="auto"/>
+            </w:pPr>
+            <w:r>
+              <w:t>#</w:t>
+            </w:r>
+          </w:p>
+        </w:tc>
+        <w:tc>
+          <w:tcPr>
+            <w:tcW w:w="10829" w:type="dxa"/>
+            <w:gridSpan w:val="5"/>
+            <w:tcBorders>
+              <w:top w:val="nil"/>
+              <w:left w:val="nil"/>
+              <w:bottom w:val="single" w:sz="8" w:space="0" w:color="auto"/>
+              <w:right w:val="single" w:sz="8" w:space="0" w:color="auto"/>
+            </w:tcBorders>
+            <w:tcMar>
+              <w:top w:w="0" w:type="dxa"/>
+              <w:left w:w="108" w:type="dxa"/>
+              <w:bottom w:w="0" w:type="dxa"/>
+              <w:right w:w="108" w:type="dxa"/>
+            </w:tcMar>
+            <w:vAlign w:val="center"/>
+            <w:hideMark/>
+          </w:tcPr>
+          <w:p>
+            <w:pPr>
+              <w:spacing w:after="0" w:line="240" w:lineRule="auto"/>
+              <w:jc w:val="center"/>
+            </w:pPr>
+            <w:r>
+              <w:rPr>
+                <w:b/>
+                <w:bCs/>
+              </w:rPr>
+              <w:t>ATIVIDADE</w:t>
+            </w:r>
+          </w:p>
+        </w:tc>
+      </w:tr>
+      <w:tr>
+        <w:trPr>
+          <w:trHeight w:val="365"/>
+          <w:tblCellSpacing w:w="15" w:type="dxa"/>
+        </w:trPr>
+        <w:tc>
+          <w:tcPr>
+            <w:tcW w:w="421" w:type="dxa"/>
+            <w:tcBorders>
+              <w:top w:val="nil"/>
+              <w:left w:val="single" w:sz="8" w:space="0" w:color="auto"/>
+              <w:bottom w:val="single" w:sz="8" w:space="0" w:color="auto"/>
+              <w:right w:val="single" w:sz="8" w:space="0" w:color="auto"/>
+            </w:tcBorders>
+            <w:tcMar>
+              <w:top w:w="0" w:type="dxa"/>
+              <w:left w:w="108" w:type="dxa"/>
+              <w:bottom w:w="0" w:type="dxa"/>
+              <w:right w:w="108" w:type="dxa"/>
+            </w:tcMar>
+            <w:vAlign w:val="center"/>
+            <w:hideMark/>
+          </w:tcPr>
+          <w:p>
+            <w:pPr>
+              <w:spacing w:after="0" w:line="240" w:lineRule="auto"/>
+              <w:jc w:val="both"/>
+            </w:pPr>
+            <w:r>
+              <w:t> </w:t>
+            </w:r>
+          </w:p>
+        </w:tc>
+        <w:tc>
+          <w:tcPr>
+            <w:tcW w:w="10829" w:type="dxa"/>
+            <w:gridSpan w:val="5"/>
+            <w:tcBorders>
+              <w:top w:val="nil"/>
+              <w:left w:val="nil"/>
+              <w:bottom w:val="single" w:sz="8" w:space="0" w:color="auto"/>
+              <w:right w:val="single" w:sz="8" w:space="0" w:color="auto"/>
+            </w:tcBorders>
+            <w:tcMar>
+              <w:top w:w="0" w:type="dxa"/>
+              <w:left w:w="108" w:type="dxa"/>
+              <w:bottom w:w="0" w:type="dxa"/>
+              <w:right w:w="108" w:type="dxa"/>
+            </w:tcMar>
+            <w:vAlign w:val="center"/>
+            <w:hideMark/>
+          </w:tcPr>
+          <w:p>
+            <w:pPr>
+              <w:spacing w:after="0" w:line="240" w:lineRule="auto"/>
+              <w:jc w:val="center"/>
+            </w:pPr>
+            <w:r>
+              <w:t> </w:t>
+            </w:r>
+          </w:p>
+        </w:tc>
+      </w:tr>
+      <w:tr>
+        <w:trPr>
+          <w:tblCellSpacing w:w="15" w:type="dxa"/>
+        </w:trPr>
+        <w:tc>
+          <w:tcPr>
+            <w:tcW w:w="421" w:type="dxa"/>
+            <w:tcBorders>
+              <w:top w:val="nil"/>
+              <w:left w:val="nil"/>
+              <w:bottom w:val="nil"/>
+              <w:right w:val="nil"/>
+            </w:tcBorders>
+            <w:vAlign w:val="center"/>
+            <w:hideMark/>
           </w:tcPr>
           <w:p/>
         </w:tc>
         <w:tc>
           <w:tcPr>
-            <w:tcW w:w="1656" w:type="dxa"/>
-            <w:vAlign w:val="center"/>
-          </w:tcPr>
-          <w:p>
-            <w:pPr>
-              <w:jc w:val="center"/>
-            </w:pPr>
-          </w:p>
-        </w:tc>
-        <w:tc>
-          <w:tcPr>
-            <w:tcW w:w="1152" w:type="dxa"/>
-            <w:vAlign w:val="center"/>
-          </w:tcPr>
-          <w:p>
-            <w:pPr>
-              <w:jc w:val="center"/>
-            </w:pPr>
-          </w:p>
-        </w:tc>
-        <w:tc>
-          <w:tcPr>
-            <w:tcW w:w="1152" w:type="dxa"/>
-            <w:vAlign w:val="center"/>
-          </w:tcPr>
-          <w:p>
-            <w:pPr>
-              <w:jc w:val="center"/>
-            </w:pPr>
-          </w:p>
-        </w:tc>
-        <w:tc>
-          <w:tcPr>
-            <w:tcW w:w="1152" w:type="dxa"/>
-            <w:vAlign w:val="center"/>
-          </w:tcPr>
-          <w:p>
-            <w:pPr>
-              <w:jc w:val="center"/>
-            </w:pPr>
-          </w:p>
-        </w:tc>
-        <w:tc>
-          <w:tcPr>
-            <w:tcW w:w="749" w:type="dxa"/>
-            <w:vAlign w:val="center"/>
-          </w:tcPr>
-          <w:p>
-            <w:pPr>
-              <w:jc w:val="center"/>
+            <w:tcW w:w="1098" w:type="dxa"/>
+            <w:tcBorders>
+              <w:top w:val="nil"/>
+              <w:left w:val="nil"/>
+              <w:bottom w:val="nil"/>
+              <w:right w:val="nil"/>
+            </w:tcBorders>
+            <w:vAlign w:val="center"/>
+            <w:hideMark/>
+          </w:tcPr>
+          <w:p>
+            <w:pPr>
+              <w:rPr>
+                <w:sz w:val="24"/>
+                <w:szCs w:val="24"/>
+              </w:rPr>
+            </w:pPr>
+          </w:p>
+        </w:tc>
+        <w:tc>
+          <w:tcPr>
+            <w:tcW w:w="2945" w:type="dxa"/>
+            <w:tcBorders>
+              <w:top w:val="nil"/>
+              <w:left w:val="nil"/>
+              <w:bottom w:val="nil"/>
+              <w:right w:val="nil"/>
+            </w:tcBorders>
+            <w:vAlign w:val="center"/>
+            <w:hideMark/>
+          </w:tcPr>
+          <w:p>
+            <w:pPr>
+              <w:rPr>
+                <w:sz w:val="24"/>
+                <w:szCs w:val="24"/>
+              </w:rPr>
+            </w:pPr>
+          </w:p>
+        </w:tc>
+        <w:tc>
+          <w:tcPr>
+            <w:tcW w:w="2222" w:type="dxa"/>
+            <w:tcBorders>
+              <w:top w:val="nil"/>
+              <w:left w:val="nil"/>
+              <w:bottom w:val="nil"/>
+              <w:right w:val="nil"/>
+            </w:tcBorders>
+            <w:vAlign w:val="center"/>
+            <w:hideMark/>
+          </w:tcPr>
+          <w:p>
+            <w:pPr>
+              <w:rPr>
+                <w:sz w:val="24"/>
+                <w:szCs w:val="24"/>
+              </w:rPr>
+            </w:pPr>
+          </w:p>
+        </w:tc>
+        <w:tc>
+          <w:tcPr>
+            <w:tcW w:w="2222" w:type="dxa"/>
+            <w:tcBorders>
+              <w:top w:val="nil"/>
+              <w:left w:val="nil"/>
+              <w:bottom w:val="nil"/>
+              <w:right w:val="nil"/>
+            </w:tcBorders>
+            <w:vAlign w:val="center"/>
+            <w:hideMark/>
+          </w:tcPr>
+          <w:p>
+            <w:pPr>
+              <w:rPr>
+                <w:sz w:val="24"/>
+                <w:szCs w:val="24"/>
+              </w:rPr>
+            </w:pPr>
+          </w:p>
+        </w:tc>
+        <w:tc>
+          <w:tcPr>
+            <w:tcW w:w="2222" w:type="dxa"/>
+            <w:tcBorders>
+              <w:top w:val="nil"/>
+              <w:left w:val="nil"/>
+              <w:bottom w:val="nil"/>
+              <w:right w:val="nil"/>
+            </w:tcBorders>
+            <w:vAlign w:val="center"/>
+            <w:hideMark/>
+          </w:tcPr>
+          <w:p>
+            <w:pPr>
+              <w:rPr>
+                <w:sz w:val="24"/>
+                <w:szCs w:val="24"/>
+              </w:rPr>
             </w:pPr>
           </w:p>
         </w:tc>
@@ -4145,46 +7914,64 @@
     </w:p>
     <w:tbl>
       <w:tblPr>
-        <w:tblStyle w:val="Tabelacomgrade"/>
-        <w:tblW w:w="11335" w:type="dxa"/>
-        <w:jc w:val="center"/>
-        <w:tblLayout w:type="fixed"/>
+        <w:tblW w:w="11340" w:type="dxa"/>
+        <w:tblCellSpacing w:w="15" w:type="dxa"/>
+        <w:tblCellMar>
+          <w:top w:w="15" w:type="dxa"/>
+          <w:left w:w="15" w:type="dxa"/>
+          <w:bottom w:w="15" w:type="dxa"/>
+          <w:right w:w="15" w:type="dxa"/>
+        </w:tblCellMar>
         <w:tblLook w:val="04A0" w:firstRow="1" w:lastRow="0" w:firstColumn="1" w:lastColumn="0" w:noHBand="0" w:noVBand="1"/>
       </w:tblPr>
       <w:tblGrid>
-        <w:gridCol w:w="236"/>
-        <w:gridCol w:w="5112"/>
-        <w:gridCol w:w="1656"/>
-        <w:gridCol w:w="1152"/>
-        <w:gridCol w:w="1152"/>
-        <w:gridCol w:w="1152"/>
-        <w:gridCol w:w="875"/>
+        <w:gridCol w:w="466"/>
+        <w:gridCol w:w="1128"/>
+        <w:gridCol w:w="2975"/>
+        <w:gridCol w:w="2252"/>
+        <w:gridCol w:w="2252"/>
+        <w:gridCol w:w="2267"/>
       </w:tblGrid>
       <w:tr>
         <w:trPr>
-          <w:jc w:val="center"/>
+          <w:trHeight w:val="365"/>
+          <w:tblCellSpacing w:w="15" w:type="dxa"/>
         </w:trPr>
         <w:tc>
           <w:tcPr>
-            <w:tcW w:w="11335" w:type="dxa"/>
-            <w:gridSpan w:val="7"/>
-            <w:shd w:val="clear" w:color="auto" w:fill="E7E6E6" w:themeFill="background2"/>
-            <w:vAlign w:val="center"/>
-          </w:tcPr>
-          <w:p>
-            <w:pPr>
-              <w:jc w:val="center"/>
-              <w:rPr>
-                <w:b/>
-                <w:bCs/>
-              </w:rPr>
-            </w:pPr>
-            <w:r>
-              <w:rPr>
-                <w:b/>
-                <w:bCs/>
-              </w:rPr>
-              <w:t xml:space="preserve">PROCESSOS DE </w:t>
+            <w:tcW w:w="11280" w:type="dxa"/>
+            <w:gridSpan w:val="6"/>
+            <w:tcBorders>
+              <w:top w:val="single" w:sz="8" w:space="0" w:color="auto"/>
+              <w:left w:val="single" w:sz="8" w:space="0" w:color="auto"/>
+              <w:bottom w:val="single" w:sz="8" w:space="0" w:color="auto"/>
+              <w:right w:val="single" w:sz="8" w:space="0" w:color="auto"/>
+            </w:tcBorders>
+            <w:shd w:val="clear" w:color="auto" w:fill="E7E6E6"/>
+            <w:tcMar>
+              <w:top w:w="0" w:type="dxa"/>
+              <w:left w:w="108" w:type="dxa"/>
+              <w:bottom w:w="0" w:type="dxa"/>
+              <w:right w:w="108" w:type="dxa"/>
+            </w:tcMar>
+            <w:vAlign w:val="center"/>
+            <w:hideMark/>
+          </w:tcPr>
+          <w:p>
+            <w:pPr>
+              <w:spacing w:after="0" w:line="240" w:lineRule="auto"/>
+              <w:jc w:val="center"/>
+              <w:rPr>
+                <w:lang w:eastAsia="pt-BR"/>
+              </w:rPr>
+            </w:pPr>
+            <w:r>
+              <w:rPr>
+                <w:b/>
+                <w:bCs/>
+                <w:color w:val="000000"/>
+              </w:rPr>
+              <w:t xml:space="preserve">PROCESSOS DE PRODUÇÃO </w:t>
             </w:r>
             <w:r>
               <w:rPr>
@@ -4192,12 +7979,13 @@
                 <w:bCs/>
                 <w:color w:val="EE0000"/>
               </w:rPr>
-              <w:t>PRODUÇÃO ELÉTRICA 2</w:t>
-            </w:r>
-            <w:r>
-              <w:rPr>
-                <w:b/>
-                <w:bCs/>
+              <w:t>BANCOS</w:t>
+            </w:r>
+            <w:r>
+              <w:rPr>
+                <w:b/>
+                <w:bCs/>
+                <w:color w:val="000000"/>
               </w:rPr>
               <w:t>:</w:t>
             </w:r>
@@ -4206,161 +7994,567 @@
       </w:tr>
       <w:tr>
         <w:trPr>
-          <w:trHeight w:val="440"/>
-          <w:jc w:val="center"/>
+          <w:trHeight w:val="365"/>
+          <w:tblCellSpacing w:w="15" w:type="dxa"/>
         </w:trPr>
         <w:tc>
           <w:tcPr>
-            <w:tcW w:w="236" w:type="dxa"/>
-            <w:vAlign w:val="center"/>
-          </w:tcPr>
-          <w:p>
-            <w:r>
-              <w:t>#</w:t>
-            </w:r>
-          </w:p>
-        </w:tc>
-        <w:tc>
-          <w:tcPr>
-            <w:tcW w:w="5112" w:type="dxa"/>
-            <w:vAlign w:val="center"/>
-          </w:tcPr>
-          <w:p>
-            <w:r>
-              <w:t>ATIVIDADE:</w:t>
-            </w:r>
-          </w:p>
-        </w:tc>
-        <w:tc>
-          <w:tcPr>
-            <w:tcW w:w="1656" w:type="dxa"/>
-            <w:vAlign w:val="center"/>
-          </w:tcPr>
-          <w:p>
-            <w:r>
-              <w:t>RESPONSÁVEL:</w:t>
-            </w:r>
-          </w:p>
-        </w:tc>
-        <w:tc>
-          <w:tcPr>
-            <w:tcW w:w="1152" w:type="dxa"/>
-            <w:vAlign w:val="center"/>
-          </w:tcPr>
-          <w:p>
-            <w:r>
-              <w:t>DATA:</w:t>
-            </w:r>
-          </w:p>
-        </w:tc>
-        <w:tc>
-          <w:tcPr>
-            <w:tcW w:w="1152" w:type="dxa"/>
-            <w:vAlign w:val="center"/>
-          </w:tcPr>
-          <w:p>
-            <w:r>
-              <w:t>INÍCIO:</w:t>
-            </w:r>
-          </w:p>
-        </w:tc>
-        <w:tc>
-          <w:tcPr>
-            <w:tcW w:w="1152" w:type="dxa"/>
-            <w:vAlign w:val="center"/>
-          </w:tcPr>
-          <w:p>
-            <w:r>
-              <w:t>FIM:</w:t>
-            </w:r>
-          </w:p>
-        </w:tc>
-        <w:tc>
-          <w:tcPr>
-            <w:tcW w:w="875" w:type="dxa"/>
-            <w:vAlign w:val="center"/>
-          </w:tcPr>
-          <w:p>
-            <w:r>
-              <w:t>FEITO</w:t>
+            <w:tcW w:w="1549" w:type="dxa"/>
+            <w:gridSpan w:val="2"/>
+            <w:tcBorders>
+              <w:top w:val="nil"/>
+              <w:left w:val="single" w:sz="8" w:space="0" w:color="auto"/>
+              <w:bottom w:val="single" w:sz="8" w:space="0" w:color="auto"/>
+              <w:right w:val="single" w:sz="8" w:space="0" w:color="auto"/>
+            </w:tcBorders>
+            <w:tcMar>
+              <w:top w:w="0" w:type="dxa"/>
+              <w:left w:w="108" w:type="dxa"/>
+              <w:bottom w:w="0" w:type="dxa"/>
+              <w:right w:w="108" w:type="dxa"/>
+            </w:tcMar>
+            <w:vAlign w:val="center"/>
+            <w:hideMark/>
+          </w:tcPr>
+          <w:p>
+            <w:pPr>
+              <w:spacing w:after="0" w:line="240" w:lineRule="auto"/>
+              <w:jc w:val="center"/>
+            </w:pPr>
+            <w:r>
+              <w:rPr>
+                <w:b/>
+                <w:bCs/>
+              </w:rPr>
+              <w:t>OK/NOK</w:t>
+            </w:r>
+          </w:p>
+        </w:tc>
+        <w:tc>
+          <w:tcPr>
+            <w:tcW w:w="2945" w:type="dxa"/>
+            <w:tcBorders>
+              <w:top w:val="nil"/>
+              <w:left w:val="nil"/>
+              <w:bottom w:val="single" w:sz="8" w:space="0" w:color="auto"/>
+              <w:right w:val="single" w:sz="8" w:space="0" w:color="auto"/>
+            </w:tcBorders>
+            <w:tcMar>
+              <w:top w:w="0" w:type="dxa"/>
+              <w:left w:w="108" w:type="dxa"/>
+              <w:bottom w:w="0" w:type="dxa"/>
+              <w:right w:w="108" w:type="dxa"/>
+            </w:tcMar>
+            <w:vAlign w:val="center"/>
+            <w:hideMark/>
+          </w:tcPr>
+          <w:p>
+            <w:pPr>
+              <w:spacing w:after="0" w:line="240" w:lineRule="auto"/>
+              <w:jc w:val="center"/>
+            </w:pPr>
+            <w:r>
+              <w:rPr>
+                <w:b/>
+                <w:bCs/>
+              </w:rPr>
+              <w:t>RESPONSAVEL</w:t>
+            </w:r>
+          </w:p>
+        </w:tc>
+        <w:tc>
+          <w:tcPr>
+            <w:tcW w:w="2222" w:type="dxa"/>
+            <w:tcBorders>
+              <w:top w:val="nil"/>
+              <w:left w:val="nil"/>
+              <w:bottom w:val="single" w:sz="8" w:space="0" w:color="auto"/>
+              <w:right w:val="single" w:sz="8" w:space="0" w:color="auto"/>
+            </w:tcBorders>
+            <w:tcMar>
+              <w:top w:w="0" w:type="dxa"/>
+              <w:left w:w="108" w:type="dxa"/>
+              <w:bottom w:w="0" w:type="dxa"/>
+              <w:right w:w="108" w:type="dxa"/>
+            </w:tcMar>
+            <w:vAlign w:val="center"/>
+            <w:hideMark/>
+          </w:tcPr>
+          <w:p>
+            <w:pPr>
+              <w:spacing w:after="0" w:line="240" w:lineRule="auto"/>
+              <w:jc w:val="center"/>
+            </w:pPr>
+            <w:r>
+              <w:rPr>
+                <w:b/>
+                <w:bCs/>
+              </w:rPr>
+              <w:t>DATA</w:t>
+            </w:r>
+          </w:p>
+        </w:tc>
+        <w:tc>
+          <w:tcPr>
+            <w:tcW w:w="2222" w:type="dxa"/>
+            <w:tcBorders>
+              <w:top w:val="nil"/>
+              <w:left w:val="nil"/>
+              <w:bottom w:val="single" w:sz="8" w:space="0" w:color="auto"/>
+              <w:right w:val="single" w:sz="8" w:space="0" w:color="auto"/>
+            </w:tcBorders>
+            <w:tcMar>
+              <w:top w:w="0" w:type="dxa"/>
+              <w:left w:w="108" w:type="dxa"/>
+              <w:bottom w:w="0" w:type="dxa"/>
+              <w:right w:w="108" w:type="dxa"/>
+            </w:tcMar>
+            <w:vAlign w:val="center"/>
+            <w:hideMark/>
+          </w:tcPr>
+          <w:p>
+            <w:pPr>
+              <w:spacing w:after="0" w:line="240" w:lineRule="auto"/>
+              <w:jc w:val="center"/>
+            </w:pPr>
+            <w:r>
+              <w:rPr>
+                <w:b/>
+                <w:bCs/>
+              </w:rPr>
+              <w:t>HORA INÍCIO</w:t>
+            </w:r>
+          </w:p>
+        </w:tc>
+        <w:tc>
+          <w:tcPr>
+            <w:tcW w:w="2222" w:type="dxa"/>
+            <w:tcBorders>
+              <w:top w:val="nil"/>
+              <w:left w:val="nil"/>
+              <w:bottom w:val="single" w:sz="8" w:space="0" w:color="auto"/>
+              <w:right w:val="single" w:sz="8" w:space="0" w:color="auto"/>
+            </w:tcBorders>
+            <w:tcMar>
+              <w:top w:w="0" w:type="dxa"/>
+              <w:left w:w="108" w:type="dxa"/>
+              <w:bottom w:w="0" w:type="dxa"/>
+              <w:right w:w="108" w:type="dxa"/>
+            </w:tcMar>
+            <w:vAlign w:val="center"/>
+            <w:hideMark/>
+          </w:tcPr>
+          <w:p>
+            <w:pPr>
+              <w:spacing w:after="0" w:line="240" w:lineRule="auto"/>
+              <w:jc w:val="center"/>
+            </w:pPr>
+            <w:r>
+              <w:rPr>
+                <w:b/>
+                <w:bCs/>
+              </w:rPr>
+              <w:t>HORA FIM</w:t>
             </w:r>
           </w:p>
         </w:tc>
       </w:tr>
       <w:tr>
         <w:trPr>
-          <w:jc w:val="center"/>
+          <w:trHeight w:val="365"/>
+          <w:tblCellSpacing w:w="15" w:type="dxa"/>
         </w:trPr>
         <w:tc>
           <w:tcPr>
-            <w:tcW w:w="236" w:type="dxa"/>
-            <w:vAlign w:val="center"/>
-          </w:tcPr>
-          <w:p>
-            <w:pPr>
-              <w:jc w:val="center"/>
-            </w:pPr>
-          </w:p>
-        </w:tc>
-        <w:tc>
-          <w:tcPr>
-            <w:tcW w:w="5112" w:type="dxa"/>
-            <w:vAlign w:val="center"/>
+            <w:tcW w:w="1549" w:type="dxa"/>
+            <w:gridSpan w:val="2"/>
+            <w:tcBorders>
+              <w:top w:val="nil"/>
+              <w:left w:val="single" w:sz="8" w:space="0" w:color="auto"/>
+              <w:bottom w:val="single" w:sz="8" w:space="0" w:color="auto"/>
+              <w:right w:val="single" w:sz="8" w:space="0" w:color="auto"/>
+            </w:tcBorders>
+            <w:tcMar>
+              <w:top w:w="0" w:type="dxa"/>
+              <w:left w:w="108" w:type="dxa"/>
+              <w:bottom w:w="0" w:type="dxa"/>
+              <w:right w:w="108" w:type="dxa"/>
+            </w:tcMar>
+            <w:vAlign w:val="center"/>
+            <w:hideMark/>
+          </w:tcPr>
+          <w:p>
+            <w:pPr>
+              <w:spacing w:after="0" w:line="240" w:lineRule="auto"/>
+              <w:jc w:val="center"/>
+            </w:pPr>
+            <w:r>
+              <w:t>_________</w:t>
+            </w:r>
+          </w:p>
+        </w:tc>
+        <w:tc>
+          <w:tcPr>
+            <w:tcW w:w="2945" w:type="dxa"/>
+            <w:tcBorders>
+              <w:top w:val="nil"/>
+              <w:left w:val="nil"/>
+              <w:bottom w:val="single" w:sz="8" w:space="0" w:color="auto"/>
+              <w:right w:val="single" w:sz="8" w:space="0" w:color="auto"/>
+            </w:tcBorders>
+            <w:tcMar>
+              <w:top w:w="0" w:type="dxa"/>
+              <w:left w:w="108" w:type="dxa"/>
+              <w:bottom w:w="0" w:type="dxa"/>
+              <w:right w:w="108" w:type="dxa"/>
+            </w:tcMar>
+            <w:vAlign w:val="center"/>
+            <w:hideMark/>
+          </w:tcPr>
+          <w:p>
+            <w:pPr>
+              <w:spacing w:after="0" w:line="240" w:lineRule="auto"/>
+              <w:jc w:val="center"/>
+            </w:pPr>
+            <w:r>
+              <w:t>______________________</w:t>
+            </w:r>
+          </w:p>
+        </w:tc>
+        <w:tc>
+          <w:tcPr>
+            <w:tcW w:w="2222" w:type="dxa"/>
+            <w:tcBorders>
+              <w:top w:val="nil"/>
+              <w:left w:val="nil"/>
+              <w:bottom w:val="single" w:sz="8" w:space="0" w:color="auto"/>
+              <w:right w:val="single" w:sz="8" w:space="0" w:color="auto"/>
+            </w:tcBorders>
+            <w:tcMar>
+              <w:top w:w="0" w:type="dxa"/>
+              <w:left w:w="108" w:type="dxa"/>
+              <w:bottom w:w="0" w:type="dxa"/>
+              <w:right w:w="108" w:type="dxa"/>
+            </w:tcMar>
+            <w:vAlign w:val="center"/>
+            <w:hideMark/>
+          </w:tcPr>
+          <w:p>
+            <w:pPr>
+              <w:spacing w:after="0" w:line="240" w:lineRule="auto"/>
+              <w:jc w:val="center"/>
+            </w:pPr>
+            <w:r>
+              <w:t>_______________</w:t>
+            </w:r>
+          </w:p>
+        </w:tc>
+        <w:tc>
+          <w:tcPr>
+            <w:tcW w:w="2222" w:type="dxa"/>
+            <w:tcBorders>
+              <w:top w:val="nil"/>
+              <w:left w:val="nil"/>
+              <w:bottom w:val="single" w:sz="8" w:space="0" w:color="auto"/>
+              <w:right w:val="single" w:sz="8" w:space="0" w:color="auto"/>
+            </w:tcBorders>
+            <w:tcMar>
+              <w:top w:w="0" w:type="dxa"/>
+              <w:left w:w="108" w:type="dxa"/>
+              <w:bottom w:w="0" w:type="dxa"/>
+              <w:right w:w="108" w:type="dxa"/>
+            </w:tcMar>
+            <w:vAlign w:val="center"/>
+            <w:hideMark/>
+          </w:tcPr>
+          <w:p>
+            <w:pPr>
+              <w:spacing w:after="0" w:line="240" w:lineRule="auto"/>
+              <w:jc w:val="center"/>
+            </w:pPr>
+            <w:r>
+              <w:t>_______________</w:t>
+            </w:r>
+          </w:p>
+        </w:tc>
+        <w:tc>
+          <w:tcPr>
+            <w:tcW w:w="2222" w:type="dxa"/>
+            <w:tcBorders>
+              <w:top w:val="nil"/>
+              <w:left w:val="nil"/>
+              <w:bottom w:val="single" w:sz="8" w:space="0" w:color="auto"/>
+              <w:right w:val="single" w:sz="8" w:space="0" w:color="auto"/>
+            </w:tcBorders>
+            <w:tcMar>
+              <w:top w:w="0" w:type="dxa"/>
+              <w:left w:w="108" w:type="dxa"/>
+              <w:bottom w:w="0" w:type="dxa"/>
+              <w:right w:w="108" w:type="dxa"/>
+            </w:tcMar>
+            <w:vAlign w:val="center"/>
+            <w:hideMark/>
+          </w:tcPr>
+          <w:p>
+            <w:pPr>
+              <w:spacing w:after="0" w:line="240" w:lineRule="auto"/>
+              <w:jc w:val="center"/>
+            </w:pPr>
+            <w:r>
+              <w:t>_______________</w:t>
+            </w:r>
+          </w:p>
+        </w:tc>
+      </w:tr>
+      <w:tr>
+        <w:trPr>
+          <w:trHeight w:val="365"/>
+          <w:tblCellSpacing w:w="15" w:type="dxa"/>
+        </w:trPr>
+        <w:tc>
+          <w:tcPr>
+            <w:tcW w:w="421" w:type="dxa"/>
+            <w:tcBorders>
+              <w:top w:val="nil"/>
+              <w:left w:val="single" w:sz="8" w:space="0" w:color="auto"/>
+              <w:bottom w:val="single" w:sz="8" w:space="0" w:color="auto"/>
+              <w:right w:val="single" w:sz="8" w:space="0" w:color="auto"/>
+            </w:tcBorders>
+            <w:tcMar>
+              <w:top w:w="0" w:type="dxa"/>
+              <w:left w:w="108" w:type="dxa"/>
+              <w:bottom w:w="0" w:type="dxa"/>
+              <w:right w:w="108" w:type="dxa"/>
+            </w:tcMar>
+            <w:vAlign w:val="center"/>
+            <w:hideMark/>
+          </w:tcPr>
+          <w:p>
+            <w:pPr>
+              <w:spacing w:after="0" w:line="240" w:lineRule="auto"/>
+            </w:pPr>
+            <w:r>
+              <w:t>#</w:t>
+            </w:r>
+          </w:p>
+        </w:tc>
+        <w:tc>
+          <w:tcPr>
+            <w:tcW w:w="10829" w:type="dxa"/>
+            <w:gridSpan w:val="5"/>
+            <w:tcBorders>
+              <w:top w:val="nil"/>
+              <w:left w:val="nil"/>
+              <w:bottom w:val="single" w:sz="8" w:space="0" w:color="auto"/>
+              <w:right w:val="single" w:sz="8" w:space="0" w:color="auto"/>
+            </w:tcBorders>
+            <w:tcMar>
+              <w:top w:w="0" w:type="dxa"/>
+              <w:left w:w="108" w:type="dxa"/>
+              <w:bottom w:w="0" w:type="dxa"/>
+              <w:right w:w="108" w:type="dxa"/>
+            </w:tcMar>
+            <w:vAlign w:val="center"/>
+            <w:hideMark/>
+          </w:tcPr>
+          <w:p>
+            <w:pPr>
+              <w:spacing w:after="0" w:line="240" w:lineRule="auto"/>
+              <w:jc w:val="center"/>
+            </w:pPr>
+            <w:r>
+              <w:rPr>
+                <w:b/>
+                <w:bCs/>
+              </w:rPr>
+              <w:t>ATIVIDADE</w:t>
+            </w:r>
+          </w:p>
+        </w:tc>
+      </w:tr>
+      <w:tr>
+        <w:trPr>
+          <w:trHeight w:val="365"/>
+          <w:tblCellSpacing w:w="15" w:type="dxa"/>
+        </w:trPr>
+        <w:tc>
+          <w:tcPr>
+            <w:tcW w:w="421" w:type="dxa"/>
+            <w:tcBorders>
+              <w:top w:val="nil"/>
+              <w:left w:val="single" w:sz="8" w:space="0" w:color="auto"/>
+              <w:bottom w:val="single" w:sz="8" w:space="0" w:color="auto"/>
+              <w:right w:val="single" w:sz="8" w:space="0" w:color="auto"/>
+            </w:tcBorders>
+            <w:tcMar>
+              <w:top w:w="0" w:type="dxa"/>
+              <w:left w:w="108" w:type="dxa"/>
+              <w:bottom w:w="0" w:type="dxa"/>
+              <w:right w:w="108" w:type="dxa"/>
+            </w:tcMar>
+            <w:vAlign w:val="center"/>
+            <w:hideMark/>
+          </w:tcPr>
+          <w:p>
+            <w:pPr>
+              <w:spacing w:after="0" w:line="240" w:lineRule="auto"/>
+              <w:jc w:val="both"/>
+            </w:pPr>
+            <w:r>
+              <w:t> </w:t>
+            </w:r>
+          </w:p>
+        </w:tc>
+        <w:tc>
+          <w:tcPr>
+            <w:tcW w:w="10829" w:type="dxa"/>
+            <w:gridSpan w:val="5"/>
+            <w:tcBorders>
+              <w:top w:val="nil"/>
+              <w:left w:val="nil"/>
+              <w:bottom w:val="single" w:sz="8" w:space="0" w:color="auto"/>
+              <w:right w:val="single" w:sz="8" w:space="0" w:color="auto"/>
+            </w:tcBorders>
+            <w:tcMar>
+              <w:top w:w="0" w:type="dxa"/>
+              <w:left w:w="108" w:type="dxa"/>
+              <w:bottom w:w="0" w:type="dxa"/>
+              <w:right w:w="108" w:type="dxa"/>
+            </w:tcMar>
+            <w:vAlign w:val="center"/>
+            <w:hideMark/>
+          </w:tcPr>
+          <w:p>
+            <w:pPr>
+              <w:spacing w:after="0" w:line="240" w:lineRule="auto"/>
+              <w:jc w:val="center"/>
+            </w:pPr>
+            <w:r>
+              <w:t> </w:t>
+            </w:r>
+          </w:p>
+        </w:tc>
+      </w:tr>
+      <w:tr>
+        <w:trPr>
+          <w:tblCellSpacing w:w="15" w:type="dxa"/>
+        </w:trPr>
+        <w:tc>
+          <w:tcPr>
+            <w:tcW w:w="421" w:type="dxa"/>
+            <w:tcBorders>
+              <w:top w:val="nil"/>
+              <w:left w:val="nil"/>
+              <w:bottom w:val="nil"/>
+              <w:right w:val="nil"/>
+            </w:tcBorders>
+            <w:vAlign w:val="center"/>
+            <w:hideMark/>
           </w:tcPr>
           <w:p/>
         </w:tc>
         <w:tc>
           <w:tcPr>
-            <w:tcW w:w="1656" w:type="dxa"/>
-            <w:vAlign w:val="center"/>
-          </w:tcPr>
-          <w:p>
-            <w:pPr>
-              <w:jc w:val="center"/>
-            </w:pPr>
-          </w:p>
-        </w:tc>
-        <w:tc>
-          <w:tcPr>
-            <w:tcW w:w="1152" w:type="dxa"/>
-            <w:vAlign w:val="center"/>
-          </w:tcPr>
-          <w:p>
-            <w:pPr>
-              <w:jc w:val="center"/>
-            </w:pPr>
-          </w:p>
-        </w:tc>
-        <w:tc>
-          <w:tcPr>
-            <w:tcW w:w="1152" w:type="dxa"/>
-            <w:vAlign w:val="center"/>
-          </w:tcPr>
-          <w:p>
-            <w:pPr>
-              <w:jc w:val="center"/>
-            </w:pPr>
-          </w:p>
-        </w:tc>
-        <w:tc>
-          <w:tcPr>
-            <w:tcW w:w="1152" w:type="dxa"/>
-            <w:vAlign w:val="center"/>
-          </w:tcPr>
-          <w:p>
-            <w:pPr>
-              <w:jc w:val="center"/>
-            </w:pPr>
-          </w:p>
-        </w:tc>
-        <w:tc>
-          <w:tcPr>
-            <w:tcW w:w="875" w:type="dxa"/>
-            <w:vAlign w:val="center"/>
-          </w:tcPr>
-          <w:p>
-            <w:pPr>
-              <w:jc w:val="center"/>
+            <w:tcW w:w="1098" w:type="dxa"/>
+            <w:tcBorders>
+              <w:top w:val="nil"/>
+              <w:left w:val="nil"/>
+              <w:bottom w:val="nil"/>
+              <w:right w:val="nil"/>
+            </w:tcBorders>
+            <w:vAlign w:val="center"/>
+            <w:hideMark/>
+          </w:tcPr>
+          <w:p>
+            <w:pPr>
+              <w:rPr>
+                <w:sz w:val="24"/>
+                <w:szCs w:val="24"/>
+              </w:rPr>
+            </w:pPr>
+          </w:p>
+        </w:tc>
+        <w:tc>
+          <w:tcPr>
+            <w:tcW w:w="2945" w:type="dxa"/>
+            <w:tcBorders>
+              <w:top w:val="nil"/>
+              <w:left w:val="nil"/>
+              <w:bottom w:val="nil"/>
+              <w:right w:val="nil"/>
+            </w:tcBorders>
+            <w:vAlign w:val="center"/>
+            <w:hideMark/>
+          </w:tcPr>
+          <w:p>
+            <w:pPr>
+              <w:rPr>
+                <w:sz w:val="24"/>
+                <w:szCs w:val="24"/>
+              </w:rPr>
+            </w:pPr>
+          </w:p>
+        </w:tc>
+        <w:tc>
+          <w:tcPr>
+            <w:tcW w:w="2222" w:type="dxa"/>
+            <w:tcBorders>
+              <w:top w:val="nil"/>
+              <w:left w:val="nil"/>
+              <w:bottom w:val="nil"/>
+              <w:right w:val="nil"/>
+            </w:tcBorders>
+            <w:vAlign w:val="center"/>
+            <w:hideMark/>
+          </w:tcPr>
+          <w:p>
+            <w:pPr>
+              <w:rPr>
+                <w:sz w:val="24"/>
+                <w:szCs w:val="24"/>
+              </w:rPr>
+            </w:pPr>
+          </w:p>
+        </w:tc>
+        <w:tc>
+          <w:tcPr>
+            <w:tcW w:w="2222" w:type="dxa"/>
+            <w:tcBorders>
+              <w:top w:val="nil"/>
+              <w:left w:val="nil"/>
+              <w:bottom w:val="nil"/>
+              <w:right w:val="nil"/>
+            </w:tcBorders>
+            <w:vAlign w:val="center"/>
+            <w:hideMark/>
+          </w:tcPr>
+          <w:p>
+            <w:pPr>
+              <w:rPr>
+                <w:sz w:val="24"/>
+                <w:szCs w:val="24"/>
+              </w:rPr>
+            </w:pPr>
+          </w:p>
+        </w:tc>
+        <w:tc>
+          <w:tcPr>
+            <w:tcW w:w="2222" w:type="dxa"/>
+            <w:tcBorders>
+              <w:top w:val="nil"/>
+              <w:left w:val="nil"/>
+              <w:bottom w:val="nil"/>
+              <w:right w:val="nil"/>
+            </w:tcBorders>
+            <w:vAlign w:val="center"/>
+            <w:hideMark/>
+          </w:tcPr>
+          <w:p>
+            <w:pPr>
+              <w:rPr>
+                <w:sz w:val="24"/>
+                <w:szCs w:val="24"/>
+              </w:rPr>
             </w:pPr>
           </w:p>
         </w:tc>
@@ -4376,46 +8570,64 @@
     </w:p>
     <w:tbl>
       <w:tblPr>
-        <w:tblStyle w:val="Tabelacomgrade"/>
-        <w:tblW w:w="11341" w:type="dxa"/>
-        <w:jc w:val="center"/>
-        <w:tblLayout w:type="fixed"/>
+        <w:tblW w:w="11340" w:type="dxa"/>
+        <w:tblCellSpacing w:w="15" w:type="dxa"/>
+        <w:tblCellMar>
+          <w:top w:w="15" w:type="dxa"/>
+          <w:left w:w="15" w:type="dxa"/>
+          <w:bottom w:w="15" w:type="dxa"/>
+          <w:right w:w="15" w:type="dxa"/>
+        </w:tblCellMar>
         <w:tblLook w:val="04A0" w:firstRow="1" w:lastRow="0" w:firstColumn="1" w:lastColumn="0" w:noHBand="0" w:noVBand="1"/>
       </w:tblPr>
       <w:tblGrid>
-        <w:gridCol w:w="383"/>
-        <w:gridCol w:w="5112"/>
-        <w:gridCol w:w="1656"/>
-        <w:gridCol w:w="1152"/>
-        <w:gridCol w:w="1152"/>
-        <w:gridCol w:w="1152"/>
-        <w:gridCol w:w="734"/>
+        <w:gridCol w:w="466"/>
+        <w:gridCol w:w="1128"/>
+        <w:gridCol w:w="2975"/>
+        <w:gridCol w:w="2252"/>
+        <w:gridCol w:w="2252"/>
+        <w:gridCol w:w="2267"/>
       </w:tblGrid>
       <w:tr>
         <w:trPr>
-          <w:jc w:val="center"/>
+          <w:trHeight w:val="365"/>
+          <w:tblCellSpacing w:w="15" w:type="dxa"/>
         </w:trPr>
         <w:tc>
           <w:tcPr>
-            <w:tcW w:w="11341" w:type="dxa"/>
-            <w:gridSpan w:val="7"/>
-            <w:shd w:val="clear" w:color="auto" w:fill="E7E6E6" w:themeFill="background2"/>
-            <w:vAlign w:val="center"/>
-          </w:tcPr>
-          <w:p>
-            <w:pPr>
-              <w:jc w:val="center"/>
-              <w:rPr>
-                <w:b/>
-                <w:bCs/>
-              </w:rPr>
-            </w:pPr>
-            <w:r>
-              <w:rPr>
-                <w:b/>
-                <w:bCs/>
-              </w:rPr>
-              <w:t xml:space="preserve">PROCESSOS DE </w:t>
+            <w:tcW w:w="11280" w:type="dxa"/>
+            <w:gridSpan w:val="6"/>
+            <w:tcBorders>
+              <w:top w:val="single" w:sz="8" w:space="0" w:color="auto"/>
+              <w:left w:val="single" w:sz="8" w:space="0" w:color="auto"/>
+              <w:bottom w:val="single" w:sz="8" w:space="0" w:color="auto"/>
+              <w:right w:val="single" w:sz="8" w:space="0" w:color="auto"/>
+            </w:tcBorders>
+            <w:shd w:val="clear" w:color="auto" w:fill="E7E6E6"/>
+            <w:tcMar>
+              <w:top w:w="0" w:type="dxa"/>
+              <w:left w:w="108" w:type="dxa"/>
+              <w:bottom w:w="0" w:type="dxa"/>
+              <w:right w:w="108" w:type="dxa"/>
+            </w:tcMar>
+            <w:vAlign w:val="center"/>
+            <w:hideMark/>
+          </w:tcPr>
+          <w:p>
+            <w:pPr>
+              <w:spacing w:after="0" w:line="240" w:lineRule="auto"/>
+              <w:jc w:val="center"/>
+              <w:rPr>
+                <w:lang w:eastAsia="pt-BR"/>
+              </w:rPr>
+            </w:pPr>
+            <w:r>
+              <w:rPr>
+                <w:b/>
+                <w:bCs/>
+                <w:color w:val="000000"/>
+              </w:rPr>
+              <w:t xml:space="preserve">PROCESSOS DE PRODUÇÃO </w:t>
             </w:r>
             <w:r>
               <w:rPr>
@@ -4423,12 +8635,13 @@
                 <w:bCs/>
                 <w:color w:val="EE0000"/>
               </w:rPr>
-              <w:t>PRODUÇÃO BANCOS</w:t>
-            </w:r>
-            <w:r>
-              <w:rPr>
-                <w:b/>
-                <w:bCs/>
+              <w:t>LIMPEZA/LIBERAÇÃO</w:t>
+            </w:r>
+            <w:r>
+              <w:rPr>
+                <w:b/>
+                <w:bCs/>
+                <w:color w:val="000000"/>
               </w:rPr>
               <w:t>:</w:t>
             </w:r>
@@ -4437,160 +8650,567 @@
       </w:tr>
       <w:tr>
         <w:trPr>
-          <w:jc w:val="center"/>
+          <w:trHeight w:val="365"/>
+          <w:tblCellSpacing w:w="15" w:type="dxa"/>
         </w:trPr>
         <w:tc>
           <w:tcPr>
-            <w:tcW w:w="383" w:type="dxa"/>
-            <w:vAlign w:val="center"/>
-          </w:tcPr>
-          <w:p>
-            <w:r>
-              <w:t>#</w:t>
-            </w:r>
-          </w:p>
-        </w:tc>
-        <w:tc>
-          <w:tcPr>
-            <w:tcW w:w="5112" w:type="dxa"/>
-            <w:vAlign w:val="center"/>
-          </w:tcPr>
-          <w:p>
-            <w:r>
-              <w:t>ATIVIDADE:</w:t>
-            </w:r>
-          </w:p>
-        </w:tc>
-        <w:tc>
-          <w:tcPr>
-            <w:tcW w:w="1656" w:type="dxa"/>
-            <w:vAlign w:val="center"/>
-          </w:tcPr>
-          <w:p>
-            <w:r>
-              <w:t>RESPONSÁVEL:</w:t>
-            </w:r>
-          </w:p>
-        </w:tc>
-        <w:tc>
-          <w:tcPr>
-            <w:tcW w:w="1152" w:type="dxa"/>
-            <w:vAlign w:val="center"/>
-          </w:tcPr>
-          <w:p>
-            <w:r>
-              <w:t>DATA:</w:t>
-            </w:r>
-          </w:p>
-        </w:tc>
-        <w:tc>
-          <w:tcPr>
-            <w:tcW w:w="1152" w:type="dxa"/>
-            <w:vAlign w:val="center"/>
-          </w:tcPr>
-          <w:p>
-            <w:r>
-              <w:t>INÍCIO:</w:t>
-            </w:r>
-          </w:p>
-        </w:tc>
-        <w:tc>
-          <w:tcPr>
-            <w:tcW w:w="1152" w:type="dxa"/>
-            <w:vAlign w:val="center"/>
-          </w:tcPr>
-          <w:p>
-            <w:r>
-              <w:t>FIM:</w:t>
-            </w:r>
-          </w:p>
-        </w:tc>
-        <w:tc>
-          <w:tcPr>
-            <w:tcW w:w="734" w:type="dxa"/>
-            <w:vAlign w:val="center"/>
-          </w:tcPr>
-          <w:p>
-            <w:r>
-              <w:t>FEITO</w:t>
+            <w:tcW w:w="1549" w:type="dxa"/>
+            <w:gridSpan w:val="2"/>
+            <w:tcBorders>
+              <w:top w:val="nil"/>
+              <w:left w:val="single" w:sz="8" w:space="0" w:color="auto"/>
+              <w:bottom w:val="single" w:sz="8" w:space="0" w:color="auto"/>
+              <w:right w:val="single" w:sz="8" w:space="0" w:color="auto"/>
+            </w:tcBorders>
+            <w:tcMar>
+              <w:top w:w="0" w:type="dxa"/>
+              <w:left w:w="108" w:type="dxa"/>
+              <w:bottom w:w="0" w:type="dxa"/>
+              <w:right w:w="108" w:type="dxa"/>
+            </w:tcMar>
+            <w:vAlign w:val="center"/>
+            <w:hideMark/>
+          </w:tcPr>
+          <w:p>
+            <w:pPr>
+              <w:spacing w:after="0" w:line="240" w:lineRule="auto"/>
+              <w:jc w:val="center"/>
+            </w:pPr>
+            <w:r>
+              <w:rPr>
+                <w:b/>
+                <w:bCs/>
+              </w:rPr>
+              <w:t>OK/NOK</w:t>
+            </w:r>
+          </w:p>
+        </w:tc>
+        <w:tc>
+          <w:tcPr>
+            <w:tcW w:w="2945" w:type="dxa"/>
+            <w:tcBorders>
+              <w:top w:val="nil"/>
+              <w:left w:val="nil"/>
+              <w:bottom w:val="single" w:sz="8" w:space="0" w:color="auto"/>
+              <w:right w:val="single" w:sz="8" w:space="0" w:color="auto"/>
+            </w:tcBorders>
+            <w:tcMar>
+              <w:top w:w="0" w:type="dxa"/>
+              <w:left w:w="108" w:type="dxa"/>
+              <w:bottom w:w="0" w:type="dxa"/>
+              <w:right w:w="108" w:type="dxa"/>
+            </w:tcMar>
+            <w:vAlign w:val="center"/>
+            <w:hideMark/>
+          </w:tcPr>
+          <w:p>
+            <w:pPr>
+              <w:spacing w:after="0" w:line="240" w:lineRule="auto"/>
+              <w:jc w:val="center"/>
+            </w:pPr>
+            <w:r>
+              <w:rPr>
+                <w:b/>
+                <w:bCs/>
+              </w:rPr>
+              <w:t>RESPONSAVEL</w:t>
+            </w:r>
+          </w:p>
+        </w:tc>
+        <w:tc>
+          <w:tcPr>
+            <w:tcW w:w="2222" w:type="dxa"/>
+            <w:tcBorders>
+              <w:top w:val="nil"/>
+              <w:left w:val="nil"/>
+              <w:bottom w:val="single" w:sz="8" w:space="0" w:color="auto"/>
+              <w:right w:val="single" w:sz="8" w:space="0" w:color="auto"/>
+            </w:tcBorders>
+            <w:tcMar>
+              <w:top w:w="0" w:type="dxa"/>
+              <w:left w:w="108" w:type="dxa"/>
+              <w:bottom w:w="0" w:type="dxa"/>
+              <w:right w:w="108" w:type="dxa"/>
+            </w:tcMar>
+            <w:vAlign w:val="center"/>
+            <w:hideMark/>
+          </w:tcPr>
+          <w:p>
+            <w:pPr>
+              <w:spacing w:after="0" w:line="240" w:lineRule="auto"/>
+              <w:jc w:val="center"/>
+            </w:pPr>
+            <w:r>
+              <w:rPr>
+                <w:b/>
+                <w:bCs/>
+              </w:rPr>
+              <w:t>DATA</w:t>
+            </w:r>
+          </w:p>
+        </w:tc>
+        <w:tc>
+          <w:tcPr>
+            <w:tcW w:w="2222" w:type="dxa"/>
+            <w:tcBorders>
+              <w:top w:val="nil"/>
+              <w:left w:val="nil"/>
+              <w:bottom w:val="single" w:sz="8" w:space="0" w:color="auto"/>
+              <w:right w:val="single" w:sz="8" w:space="0" w:color="auto"/>
+            </w:tcBorders>
+            <w:tcMar>
+              <w:top w:w="0" w:type="dxa"/>
+              <w:left w:w="108" w:type="dxa"/>
+              <w:bottom w:w="0" w:type="dxa"/>
+              <w:right w:w="108" w:type="dxa"/>
+            </w:tcMar>
+            <w:vAlign w:val="center"/>
+            <w:hideMark/>
+          </w:tcPr>
+          <w:p>
+            <w:pPr>
+              <w:spacing w:after="0" w:line="240" w:lineRule="auto"/>
+              <w:jc w:val="center"/>
+            </w:pPr>
+            <w:r>
+              <w:rPr>
+                <w:b/>
+                <w:bCs/>
+              </w:rPr>
+              <w:t>HORA INÍCIO</w:t>
+            </w:r>
+          </w:p>
+        </w:tc>
+        <w:tc>
+          <w:tcPr>
+            <w:tcW w:w="2222" w:type="dxa"/>
+            <w:tcBorders>
+              <w:top w:val="nil"/>
+              <w:left w:val="nil"/>
+              <w:bottom w:val="single" w:sz="8" w:space="0" w:color="auto"/>
+              <w:right w:val="single" w:sz="8" w:space="0" w:color="auto"/>
+            </w:tcBorders>
+            <w:tcMar>
+              <w:top w:w="0" w:type="dxa"/>
+              <w:left w:w="108" w:type="dxa"/>
+              <w:bottom w:w="0" w:type="dxa"/>
+              <w:right w:w="108" w:type="dxa"/>
+            </w:tcMar>
+            <w:vAlign w:val="center"/>
+            <w:hideMark/>
+          </w:tcPr>
+          <w:p>
+            <w:pPr>
+              <w:spacing w:after="0" w:line="240" w:lineRule="auto"/>
+              <w:jc w:val="center"/>
+            </w:pPr>
+            <w:r>
+              <w:rPr>
+                <w:b/>
+                <w:bCs/>
+              </w:rPr>
+              <w:t>HORA FIM</w:t>
             </w:r>
           </w:p>
         </w:tc>
       </w:tr>
       <w:tr>
         <w:trPr>
-          <w:jc w:val="center"/>
+          <w:trHeight w:val="365"/>
+          <w:tblCellSpacing w:w="15" w:type="dxa"/>
         </w:trPr>
         <w:tc>
           <w:tcPr>
-            <w:tcW w:w="383" w:type="dxa"/>
-            <w:vAlign w:val="center"/>
-          </w:tcPr>
-          <w:p>
-            <w:pPr>
-              <w:jc w:val="center"/>
-            </w:pPr>
-          </w:p>
-        </w:tc>
-        <w:tc>
-          <w:tcPr>
-            <w:tcW w:w="5112" w:type="dxa"/>
-            <w:vAlign w:val="center"/>
+            <w:tcW w:w="1549" w:type="dxa"/>
+            <w:gridSpan w:val="2"/>
+            <w:tcBorders>
+              <w:top w:val="nil"/>
+              <w:left w:val="single" w:sz="8" w:space="0" w:color="auto"/>
+              <w:bottom w:val="single" w:sz="8" w:space="0" w:color="auto"/>
+              <w:right w:val="single" w:sz="8" w:space="0" w:color="auto"/>
+            </w:tcBorders>
+            <w:tcMar>
+              <w:top w:w="0" w:type="dxa"/>
+              <w:left w:w="108" w:type="dxa"/>
+              <w:bottom w:w="0" w:type="dxa"/>
+              <w:right w:w="108" w:type="dxa"/>
+            </w:tcMar>
+            <w:vAlign w:val="center"/>
+            <w:hideMark/>
+          </w:tcPr>
+          <w:p>
+            <w:pPr>
+              <w:spacing w:after="0" w:line="240" w:lineRule="auto"/>
+              <w:jc w:val="center"/>
+            </w:pPr>
+            <w:r>
+              <w:t>_________</w:t>
+            </w:r>
+          </w:p>
+        </w:tc>
+        <w:tc>
+          <w:tcPr>
+            <w:tcW w:w="2945" w:type="dxa"/>
+            <w:tcBorders>
+              <w:top w:val="nil"/>
+              <w:left w:val="nil"/>
+              <w:bottom w:val="single" w:sz="8" w:space="0" w:color="auto"/>
+              <w:right w:val="single" w:sz="8" w:space="0" w:color="auto"/>
+            </w:tcBorders>
+            <w:tcMar>
+              <w:top w:w="0" w:type="dxa"/>
+              <w:left w:w="108" w:type="dxa"/>
+              <w:bottom w:w="0" w:type="dxa"/>
+              <w:right w:w="108" w:type="dxa"/>
+            </w:tcMar>
+            <w:vAlign w:val="center"/>
+            <w:hideMark/>
+          </w:tcPr>
+          <w:p>
+            <w:pPr>
+              <w:spacing w:after="0" w:line="240" w:lineRule="auto"/>
+              <w:jc w:val="center"/>
+            </w:pPr>
+            <w:r>
+              <w:t>______________________</w:t>
+            </w:r>
+          </w:p>
+        </w:tc>
+        <w:tc>
+          <w:tcPr>
+            <w:tcW w:w="2222" w:type="dxa"/>
+            <w:tcBorders>
+              <w:top w:val="nil"/>
+              <w:left w:val="nil"/>
+              <w:bottom w:val="single" w:sz="8" w:space="0" w:color="auto"/>
+              <w:right w:val="single" w:sz="8" w:space="0" w:color="auto"/>
+            </w:tcBorders>
+            <w:tcMar>
+              <w:top w:w="0" w:type="dxa"/>
+              <w:left w:w="108" w:type="dxa"/>
+              <w:bottom w:w="0" w:type="dxa"/>
+              <w:right w:w="108" w:type="dxa"/>
+            </w:tcMar>
+            <w:vAlign w:val="center"/>
+            <w:hideMark/>
+          </w:tcPr>
+          <w:p>
+            <w:pPr>
+              <w:spacing w:after="0" w:line="240" w:lineRule="auto"/>
+              <w:jc w:val="center"/>
+            </w:pPr>
+            <w:r>
+              <w:t>_______________</w:t>
+            </w:r>
+          </w:p>
+        </w:tc>
+        <w:tc>
+          <w:tcPr>
+            <w:tcW w:w="2222" w:type="dxa"/>
+            <w:tcBorders>
+              <w:top w:val="nil"/>
+              <w:left w:val="nil"/>
+              <w:bottom w:val="single" w:sz="8" w:space="0" w:color="auto"/>
+              <w:right w:val="single" w:sz="8" w:space="0" w:color="auto"/>
+            </w:tcBorders>
+            <w:tcMar>
+              <w:top w:w="0" w:type="dxa"/>
+              <w:left w:w="108" w:type="dxa"/>
+              <w:bottom w:w="0" w:type="dxa"/>
+              <w:right w:w="108" w:type="dxa"/>
+            </w:tcMar>
+            <w:vAlign w:val="center"/>
+            <w:hideMark/>
+          </w:tcPr>
+          <w:p>
+            <w:pPr>
+              <w:spacing w:after="0" w:line="240" w:lineRule="auto"/>
+              <w:jc w:val="center"/>
+            </w:pPr>
+            <w:r>
+              <w:t>_______________</w:t>
+            </w:r>
+          </w:p>
+        </w:tc>
+        <w:tc>
+          <w:tcPr>
+            <w:tcW w:w="2222" w:type="dxa"/>
+            <w:tcBorders>
+              <w:top w:val="nil"/>
+              <w:left w:val="nil"/>
+              <w:bottom w:val="single" w:sz="8" w:space="0" w:color="auto"/>
+              <w:right w:val="single" w:sz="8" w:space="0" w:color="auto"/>
+            </w:tcBorders>
+            <w:tcMar>
+              <w:top w:w="0" w:type="dxa"/>
+              <w:left w:w="108" w:type="dxa"/>
+              <w:bottom w:w="0" w:type="dxa"/>
+              <w:right w:w="108" w:type="dxa"/>
+            </w:tcMar>
+            <w:vAlign w:val="center"/>
+            <w:hideMark/>
+          </w:tcPr>
+          <w:p>
+            <w:pPr>
+              <w:spacing w:after="0" w:line="240" w:lineRule="auto"/>
+              <w:jc w:val="center"/>
+            </w:pPr>
+            <w:r>
+              <w:t>_______________</w:t>
+            </w:r>
+          </w:p>
+        </w:tc>
+      </w:tr>
+      <w:tr>
+        <w:trPr>
+          <w:trHeight w:val="365"/>
+          <w:tblCellSpacing w:w="15" w:type="dxa"/>
+        </w:trPr>
+        <w:tc>
+          <w:tcPr>
+            <w:tcW w:w="421" w:type="dxa"/>
+            <w:tcBorders>
+              <w:top w:val="nil"/>
+              <w:left w:val="single" w:sz="8" w:space="0" w:color="auto"/>
+              <w:bottom w:val="single" w:sz="8" w:space="0" w:color="auto"/>
+              <w:right w:val="single" w:sz="8" w:space="0" w:color="auto"/>
+            </w:tcBorders>
+            <w:tcMar>
+              <w:top w:w="0" w:type="dxa"/>
+              <w:left w:w="108" w:type="dxa"/>
+              <w:bottom w:w="0" w:type="dxa"/>
+              <w:right w:w="108" w:type="dxa"/>
+            </w:tcMar>
+            <w:vAlign w:val="center"/>
+            <w:hideMark/>
+          </w:tcPr>
+          <w:p>
+            <w:pPr>
+              <w:spacing w:after="0" w:line="240" w:lineRule="auto"/>
+            </w:pPr>
+            <w:r>
+              <w:t>#</w:t>
+            </w:r>
+          </w:p>
+        </w:tc>
+        <w:tc>
+          <w:tcPr>
+            <w:tcW w:w="10829" w:type="dxa"/>
+            <w:gridSpan w:val="5"/>
+            <w:tcBorders>
+              <w:top w:val="nil"/>
+              <w:left w:val="nil"/>
+              <w:bottom w:val="single" w:sz="8" w:space="0" w:color="auto"/>
+              <w:right w:val="single" w:sz="8" w:space="0" w:color="auto"/>
+            </w:tcBorders>
+            <w:tcMar>
+              <w:top w:w="0" w:type="dxa"/>
+              <w:left w:w="108" w:type="dxa"/>
+              <w:bottom w:w="0" w:type="dxa"/>
+              <w:right w:w="108" w:type="dxa"/>
+            </w:tcMar>
+            <w:vAlign w:val="center"/>
+            <w:hideMark/>
+          </w:tcPr>
+          <w:p>
+            <w:pPr>
+              <w:spacing w:after="0" w:line="240" w:lineRule="auto"/>
+              <w:jc w:val="center"/>
+            </w:pPr>
+            <w:r>
+              <w:rPr>
+                <w:b/>
+                <w:bCs/>
+              </w:rPr>
+              <w:t>ATIVIDADE</w:t>
+            </w:r>
+          </w:p>
+        </w:tc>
+      </w:tr>
+      <w:tr>
+        <w:trPr>
+          <w:trHeight w:val="365"/>
+          <w:tblCellSpacing w:w="15" w:type="dxa"/>
+        </w:trPr>
+        <w:tc>
+          <w:tcPr>
+            <w:tcW w:w="421" w:type="dxa"/>
+            <w:tcBorders>
+              <w:top w:val="nil"/>
+              <w:left w:val="single" w:sz="8" w:space="0" w:color="auto"/>
+              <w:bottom w:val="single" w:sz="8" w:space="0" w:color="auto"/>
+              <w:right w:val="single" w:sz="8" w:space="0" w:color="auto"/>
+            </w:tcBorders>
+            <w:tcMar>
+              <w:top w:w="0" w:type="dxa"/>
+              <w:left w:w="108" w:type="dxa"/>
+              <w:bottom w:w="0" w:type="dxa"/>
+              <w:right w:w="108" w:type="dxa"/>
+            </w:tcMar>
+            <w:vAlign w:val="center"/>
+            <w:hideMark/>
+          </w:tcPr>
+          <w:p>
+            <w:pPr>
+              <w:spacing w:after="0" w:line="240" w:lineRule="auto"/>
+              <w:jc w:val="both"/>
+            </w:pPr>
+            <w:r>
+              <w:t> </w:t>
+            </w:r>
+          </w:p>
+        </w:tc>
+        <w:tc>
+          <w:tcPr>
+            <w:tcW w:w="10829" w:type="dxa"/>
+            <w:gridSpan w:val="5"/>
+            <w:tcBorders>
+              <w:top w:val="nil"/>
+              <w:left w:val="nil"/>
+              <w:bottom w:val="single" w:sz="8" w:space="0" w:color="auto"/>
+              <w:right w:val="single" w:sz="8" w:space="0" w:color="auto"/>
+            </w:tcBorders>
+            <w:tcMar>
+              <w:top w:w="0" w:type="dxa"/>
+              <w:left w:w="108" w:type="dxa"/>
+              <w:bottom w:w="0" w:type="dxa"/>
+              <w:right w:w="108" w:type="dxa"/>
+            </w:tcMar>
+            <w:vAlign w:val="center"/>
+            <w:hideMark/>
+          </w:tcPr>
+          <w:p>
+            <w:pPr>
+              <w:spacing w:after="0" w:line="240" w:lineRule="auto"/>
+              <w:jc w:val="center"/>
+            </w:pPr>
+            <w:r>
+              <w:t> </w:t>
+            </w:r>
+          </w:p>
+        </w:tc>
+      </w:tr>
+      <w:tr>
+        <w:trPr>
+          <w:tblCellSpacing w:w="15" w:type="dxa"/>
+        </w:trPr>
+        <w:tc>
+          <w:tcPr>
+            <w:tcW w:w="421" w:type="dxa"/>
+            <w:tcBorders>
+              <w:top w:val="nil"/>
+              <w:left w:val="nil"/>
+              <w:bottom w:val="nil"/>
+              <w:right w:val="nil"/>
+            </w:tcBorders>
+            <w:vAlign w:val="center"/>
+            <w:hideMark/>
           </w:tcPr>
           <w:p/>
         </w:tc>
         <w:tc>
           <w:tcPr>
-            <w:tcW w:w="1656" w:type="dxa"/>
-            <w:vAlign w:val="center"/>
-          </w:tcPr>
-          <w:p>
-            <w:pPr>
-              <w:jc w:val="center"/>
-            </w:pPr>
-          </w:p>
-        </w:tc>
-        <w:tc>
-          <w:tcPr>
-            <w:tcW w:w="1152" w:type="dxa"/>
-            <w:vAlign w:val="center"/>
-          </w:tcPr>
-          <w:p>
-            <w:pPr>
-              <w:jc w:val="center"/>
-            </w:pPr>
-          </w:p>
-        </w:tc>
-        <w:tc>
-          <w:tcPr>
-            <w:tcW w:w="1152" w:type="dxa"/>
-            <w:vAlign w:val="center"/>
-          </w:tcPr>
-          <w:p>
-            <w:pPr>
-              <w:jc w:val="center"/>
-            </w:pPr>
-          </w:p>
-        </w:tc>
-        <w:tc>
-          <w:tcPr>
-            <w:tcW w:w="1152" w:type="dxa"/>
-            <w:vAlign w:val="center"/>
-          </w:tcPr>
-          <w:p>
-            <w:pPr>
-              <w:jc w:val="center"/>
-            </w:pPr>
-          </w:p>
-        </w:tc>
-        <w:tc>
-          <w:tcPr>
-            <w:tcW w:w="734" w:type="dxa"/>
-            <w:vAlign w:val="center"/>
-          </w:tcPr>
-          <w:p>
-            <w:pPr>
-              <w:jc w:val="center"/>
+            <w:tcW w:w="1098" w:type="dxa"/>
+            <w:tcBorders>
+              <w:top w:val="nil"/>
+              <w:left w:val="nil"/>
+              <w:bottom w:val="nil"/>
+              <w:right w:val="nil"/>
+            </w:tcBorders>
+            <w:vAlign w:val="center"/>
+            <w:hideMark/>
+          </w:tcPr>
+          <w:p>
+            <w:pPr>
+              <w:rPr>
+                <w:sz w:val="24"/>
+                <w:szCs w:val="24"/>
+              </w:rPr>
+            </w:pPr>
+          </w:p>
+        </w:tc>
+        <w:tc>
+          <w:tcPr>
+            <w:tcW w:w="2945" w:type="dxa"/>
+            <w:tcBorders>
+              <w:top w:val="nil"/>
+              <w:left w:val="nil"/>
+              <w:bottom w:val="nil"/>
+              <w:right w:val="nil"/>
+            </w:tcBorders>
+            <w:vAlign w:val="center"/>
+            <w:hideMark/>
+          </w:tcPr>
+          <w:p>
+            <w:pPr>
+              <w:rPr>
+                <w:sz w:val="24"/>
+                <w:szCs w:val="24"/>
+              </w:rPr>
+            </w:pPr>
+          </w:p>
+        </w:tc>
+        <w:tc>
+          <w:tcPr>
+            <w:tcW w:w="2222" w:type="dxa"/>
+            <w:tcBorders>
+              <w:top w:val="nil"/>
+              <w:left w:val="nil"/>
+              <w:bottom w:val="nil"/>
+              <w:right w:val="nil"/>
+            </w:tcBorders>
+            <w:vAlign w:val="center"/>
+            <w:hideMark/>
+          </w:tcPr>
+          <w:p>
+            <w:pPr>
+              <w:rPr>
+                <w:sz w:val="24"/>
+                <w:szCs w:val="24"/>
+              </w:rPr>
+            </w:pPr>
+          </w:p>
+        </w:tc>
+        <w:tc>
+          <w:tcPr>
+            <w:tcW w:w="2222" w:type="dxa"/>
+            <w:tcBorders>
+              <w:top w:val="nil"/>
+              <w:left w:val="nil"/>
+              <w:bottom w:val="nil"/>
+              <w:right w:val="nil"/>
+            </w:tcBorders>
+            <w:vAlign w:val="center"/>
+            <w:hideMark/>
+          </w:tcPr>
+          <w:p>
+            <w:pPr>
+              <w:rPr>
+                <w:sz w:val="24"/>
+                <w:szCs w:val="24"/>
+              </w:rPr>
+            </w:pPr>
+          </w:p>
+        </w:tc>
+        <w:tc>
+          <w:tcPr>
+            <w:tcW w:w="2222" w:type="dxa"/>
+            <w:tcBorders>
+              <w:top w:val="nil"/>
+              <w:left w:val="nil"/>
+              <w:bottom w:val="nil"/>
+              <w:right w:val="nil"/>
+            </w:tcBorders>
+            <w:vAlign w:val="center"/>
+            <w:hideMark/>
+          </w:tcPr>
+          <w:p>
+            <w:pPr>
+              <w:rPr>
+                <w:sz w:val="24"/>
+                <w:szCs w:val="24"/>
+              </w:rPr>
             </w:pPr>
           </w:p>
         </w:tc>
@@ -4599,51 +9219,75 @@
     <w:p>
       <w:pPr>
         <w:rPr>
+          <w:lang w:eastAsia="pt-BR"/>
+        </w:rPr>
+      </w:pPr>
+      <w:r>
+        <w:rPr>
           <w:sz w:val="10"/>
           <w:szCs w:val="10"/>
         </w:rPr>
-      </w:pPr>
+        <w:t> </w:t>
+      </w:r>
     </w:p>
     <w:tbl>
       <w:tblPr>
-        <w:tblStyle w:val="Tabelacomgrade"/>
-        <w:tblW w:w="11335" w:type="dxa"/>
-        <w:jc w:val="center"/>
-        <w:tblLayout w:type="fixed"/>
+        <w:tblW w:w="11340" w:type="dxa"/>
+        <w:tblCellSpacing w:w="15" w:type="dxa"/>
+        <w:tblCellMar>
+          <w:top w:w="15" w:type="dxa"/>
+          <w:left w:w="15" w:type="dxa"/>
+          <w:bottom w:w="15" w:type="dxa"/>
+          <w:right w:w="15" w:type="dxa"/>
+        </w:tblCellMar>
         <w:tblLook w:val="04A0" w:firstRow="1" w:lastRow="0" w:firstColumn="1" w:lastColumn="0" w:noHBand="0" w:noVBand="1"/>
       </w:tblPr>
       <w:tblGrid>
-        <w:gridCol w:w="367"/>
-        <w:gridCol w:w="5112"/>
-        <w:gridCol w:w="1656"/>
-        <w:gridCol w:w="1152"/>
-        <w:gridCol w:w="1152"/>
-        <w:gridCol w:w="1152"/>
-        <w:gridCol w:w="744"/>
+        <w:gridCol w:w="466"/>
+        <w:gridCol w:w="1128"/>
+        <w:gridCol w:w="2975"/>
+        <w:gridCol w:w="2252"/>
+        <w:gridCol w:w="2252"/>
+        <w:gridCol w:w="2267"/>
       </w:tblGrid>
       <w:tr>
         <w:trPr>
-          <w:jc w:val="center"/>
+          <w:trHeight w:val="365"/>
+          <w:tblCellSpacing w:w="15" w:type="dxa"/>
         </w:trPr>
         <w:tc>
           <w:tcPr>
-            <w:tcW w:w="11335" w:type="dxa"/>
-            <w:gridSpan w:val="7"/>
-            <w:shd w:val="clear" w:color="auto" w:fill="E7E6E6" w:themeFill="background2"/>
-            <w:vAlign w:val="center"/>
-          </w:tcPr>
-          <w:p>
-            <w:pPr>
-              <w:jc w:val="center"/>
-              <w:rPr>
-                <w:b/>
-                <w:bCs/>
-              </w:rPr>
-            </w:pPr>
-            <w:r>
-              <w:rPr>
-                <w:b/>
-                <w:bCs/>
+            <w:tcW w:w="11280" w:type="dxa"/>
+            <w:gridSpan w:val="6"/>
+            <w:tcBorders>
+              <w:top w:val="single" w:sz="8" w:space="0" w:color="auto"/>
+              <w:left w:val="single" w:sz="8" w:space="0" w:color="auto"/>
+              <w:bottom w:val="single" w:sz="8" w:space="0" w:color="auto"/>
+              <w:right w:val="single" w:sz="8" w:space="0" w:color="auto"/>
+            </w:tcBorders>
+            <w:shd w:val="clear" w:color="auto" w:fill="E7E6E6"/>
+            <w:tcMar>
+              <w:top w:w="0" w:type="dxa"/>
+              <w:left w:w="108" w:type="dxa"/>
+              <w:bottom w:w="0" w:type="dxa"/>
+              <w:right w:w="108" w:type="dxa"/>
+            </w:tcMar>
+            <w:vAlign w:val="center"/>
+            <w:hideMark/>
+          </w:tcPr>
+          <w:p>
+            <w:pPr>
+              <w:spacing w:after="0" w:line="240" w:lineRule="auto"/>
+              <w:jc w:val="center"/>
+              <w:rPr>
+                <w:lang w:eastAsia="pt-BR"/>
+              </w:rPr>
+            </w:pPr>
+            <w:r>
+              <w:rPr>
+                <w:b/>
+                <w:bCs/>
+                <w:color w:val="000000"/>
               </w:rPr>
               <w:t xml:space="preserve">PROCESSOS DE PRODUÇÃO </w:t>
             </w:r>
@@ -4653,12 +9297,13 @@
                 <w:bCs/>
                 <w:color w:val="EE0000"/>
               </w:rPr>
-              <w:t>LIMPEZA/LIBERAÇÃO</w:t>
-            </w:r>
-            <w:r>
-              <w:rPr>
-                <w:b/>
-                <w:bCs/>
+              <w:t>ACESSÓRIOS</w:t>
+            </w:r>
+            <w:r>
+              <w:rPr>
+                <w:b/>
+                <w:bCs/>
+                <w:color w:val="000000"/>
               </w:rPr>
               <w:t>:</w:t>
             </w:r>
@@ -4667,161 +9312,537 @@
       </w:tr>
       <w:tr>
         <w:trPr>
-          <w:jc w:val="center"/>
+          <w:trHeight w:val="365"/>
+          <w:tblCellSpacing w:w="15" w:type="dxa"/>
         </w:trPr>
         <w:tc>
           <w:tcPr>
-            <w:tcW w:w="367" w:type="dxa"/>
-            <w:vAlign w:val="center"/>
-          </w:tcPr>
-          <w:p/>
-        </w:tc>
-        <w:tc>
-          <w:tcPr>
-            <w:tcW w:w="5112" w:type="dxa"/>
-            <w:vAlign w:val="center"/>
-          </w:tcPr>
-          <w:p>
-            <w:r>
-              <w:t>ATIVIDADE:</w:t>
-            </w:r>
-          </w:p>
-        </w:tc>
-        <w:tc>
-          <w:tcPr>
-            <w:tcW w:w="1656" w:type="dxa"/>
-            <w:vAlign w:val="center"/>
-          </w:tcPr>
-          <w:p>
-            <w:r>
-              <w:t>RESPONSÁVEL:</w:t>
-            </w:r>
-          </w:p>
-        </w:tc>
-        <w:tc>
-          <w:tcPr>
-            <w:tcW w:w="1152" w:type="dxa"/>
-            <w:vAlign w:val="center"/>
-          </w:tcPr>
-          <w:p>
-            <w:r>
-              <w:t>DATA:</w:t>
-            </w:r>
-          </w:p>
-        </w:tc>
-        <w:tc>
-          <w:tcPr>
-            <w:tcW w:w="1152" w:type="dxa"/>
-            <w:vAlign w:val="center"/>
-          </w:tcPr>
-          <w:p>
-            <w:r>
-              <w:t>INÍCIO:</w:t>
-            </w:r>
-          </w:p>
-        </w:tc>
-        <w:tc>
-          <w:tcPr>
-            <w:tcW w:w="1152" w:type="dxa"/>
-            <w:vAlign w:val="center"/>
-          </w:tcPr>
-          <w:p>
-            <w:r>
-              <w:t>FIM:</w:t>
-            </w:r>
-          </w:p>
-        </w:tc>
-        <w:tc>
-          <w:tcPr>
-            <w:tcW w:w="744" w:type="dxa"/>
-            <w:vAlign w:val="center"/>
-          </w:tcPr>
-          <w:p>
-            <w:r>
-              <w:t>FEITO</w:t>
+            <w:tcW w:w="1549" w:type="dxa"/>
+            <w:gridSpan w:val="2"/>
+            <w:tcBorders>
+              <w:top w:val="nil"/>
+              <w:left w:val="single" w:sz="8" w:space="0" w:color="auto"/>
+              <w:bottom w:val="single" w:sz="8" w:space="0" w:color="auto"/>
+              <w:right w:val="single" w:sz="8" w:space="0" w:color="auto"/>
+            </w:tcBorders>
+            <w:tcMar>
+              <w:top w:w="0" w:type="dxa"/>
+              <w:left w:w="108" w:type="dxa"/>
+              <w:bottom w:w="0" w:type="dxa"/>
+              <w:right w:w="108" w:type="dxa"/>
+            </w:tcMar>
+            <w:vAlign w:val="center"/>
+            <w:hideMark/>
+          </w:tcPr>
+          <w:p>
+            <w:pPr>
+              <w:spacing w:after="0" w:line="240" w:lineRule="auto"/>
+              <w:jc w:val="center"/>
+            </w:pPr>
+            <w:r>
+              <w:rPr>
+                <w:b/>
+                <w:bCs/>
+              </w:rPr>
+              <w:t>OK/NOK</w:t>
+            </w:r>
+          </w:p>
+        </w:tc>
+        <w:tc>
+          <w:tcPr>
+            <w:tcW w:w="2945" w:type="dxa"/>
+            <w:tcBorders>
+              <w:top w:val="nil"/>
+              <w:left w:val="nil"/>
+              <w:bottom w:val="single" w:sz="8" w:space="0" w:color="auto"/>
+              <w:right w:val="single" w:sz="8" w:space="0" w:color="auto"/>
+            </w:tcBorders>
+            <w:tcMar>
+              <w:top w:w="0" w:type="dxa"/>
+              <w:left w:w="108" w:type="dxa"/>
+              <w:bottom w:w="0" w:type="dxa"/>
+              <w:right w:w="108" w:type="dxa"/>
+            </w:tcMar>
+            <w:vAlign w:val="center"/>
+            <w:hideMark/>
+          </w:tcPr>
+          <w:p>
+            <w:pPr>
+              <w:spacing w:after="0" w:line="240" w:lineRule="auto"/>
+              <w:jc w:val="center"/>
+            </w:pPr>
+            <w:r>
+              <w:rPr>
+                <w:b/>
+                <w:bCs/>
+              </w:rPr>
+              <w:t>RESPONSAVEL</w:t>
+            </w:r>
+          </w:p>
+        </w:tc>
+        <w:tc>
+          <w:tcPr>
+            <w:tcW w:w="2222" w:type="dxa"/>
+            <w:tcBorders>
+              <w:top w:val="nil"/>
+              <w:left w:val="nil"/>
+              <w:bottom w:val="single" w:sz="8" w:space="0" w:color="auto"/>
+              <w:right w:val="single" w:sz="8" w:space="0" w:color="auto"/>
+            </w:tcBorders>
+            <w:tcMar>
+              <w:top w:w="0" w:type="dxa"/>
+              <w:left w:w="108" w:type="dxa"/>
+              <w:bottom w:w="0" w:type="dxa"/>
+              <w:right w:w="108" w:type="dxa"/>
+            </w:tcMar>
+            <w:vAlign w:val="center"/>
+            <w:hideMark/>
+          </w:tcPr>
+          <w:p>
+            <w:pPr>
+              <w:spacing w:after="0" w:line="240" w:lineRule="auto"/>
+              <w:jc w:val="center"/>
+            </w:pPr>
+            <w:r>
+              <w:rPr>
+                <w:b/>
+                <w:bCs/>
+              </w:rPr>
+              <w:t>DATA</w:t>
+            </w:r>
+          </w:p>
+        </w:tc>
+        <w:tc>
+          <w:tcPr>
+            <w:tcW w:w="2222" w:type="dxa"/>
+            <w:tcBorders>
+              <w:top w:val="nil"/>
+              <w:left w:val="nil"/>
+              <w:bottom w:val="single" w:sz="8" w:space="0" w:color="auto"/>
+              <w:right w:val="single" w:sz="8" w:space="0" w:color="auto"/>
+            </w:tcBorders>
+            <w:tcMar>
+              <w:top w:w="0" w:type="dxa"/>
+              <w:left w:w="108" w:type="dxa"/>
+              <w:bottom w:w="0" w:type="dxa"/>
+              <w:right w:w="108" w:type="dxa"/>
+            </w:tcMar>
+            <w:vAlign w:val="center"/>
+            <w:hideMark/>
+          </w:tcPr>
+          <w:p>
+            <w:pPr>
+              <w:spacing w:after="0" w:line="240" w:lineRule="auto"/>
+              <w:jc w:val="center"/>
+            </w:pPr>
+            <w:r>
+              <w:rPr>
+                <w:b/>
+                <w:bCs/>
+              </w:rPr>
+              <w:t>HORA INÍCIO</w:t>
+            </w:r>
+          </w:p>
+        </w:tc>
+        <w:tc>
+          <w:tcPr>
+            <w:tcW w:w="2222" w:type="dxa"/>
+            <w:tcBorders>
+              <w:top w:val="nil"/>
+              <w:left w:val="nil"/>
+              <w:bottom w:val="single" w:sz="8" w:space="0" w:color="auto"/>
+              <w:right w:val="single" w:sz="8" w:space="0" w:color="auto"/>
+            </w:tcBorders>
+            <w:tcMar>
+              <w:top w:w="0" w:type="dxa"/>
+              <w:left w:w="108" w:type="dxa"/>
+              <w:bottom w:w="0" w:type="dxa"/>
+              <w:right w:w="108" w:type="dxa"/>
+            </w:tcMar>
+            <w:vAlign w:val="center"/>
+            <w:hideMark/>
+          </w:tcPr>
+          <w:p>
+            <w:pPr>
+              <w:spacing w:after="0" w:line="240" w:lineRule="auto"/>
+              <w:jc w:val="center"/>
+            </w:pPr>
+            <w:r>
+              <w:rPr>
+                <w:b/>
+                <w:bCs/>
+              </w:rPr>
+              <w:t>HORA FIM</w:t>
             </w:r>
           </w:p>
         </w:tc>
       </w:tr>
       <w:tr>
         <w:trPr>
-          <w:jc w:val="center"/>
+          <w:trHeight w:val="365"/>
+          <w:tblCellSpacing w:w="15" w:type="dxa"/>
         </w:trPr>
         <w:tc>
           <w:tcPr>
-            <w:tcW w:w="367" w:type="dxa"/>
-            <w:vAlign w:val="center"/>
-          </w:tcPr>
-          <w:p>
-            <w:pPr>
-              <w:jc w:val="center"/>
-            </w:pPr>
-          </w:p>
-        </w:tc>
-        <w:tc>
-          <w:tcPr>
-            <w:tcW w:w="5112" w:type="dxa"/>
-            <w:vAlign w:val="center"/>
+            <w:tcW w:w="1549" w:type="dxa"/>
+            <w:gridSpan w:val="2"/>
+            <w:tcBorders>
+              <w:top w:val="nil"/>
+              <w:left w:val="single" w:sz="8" w:space="0" w:color="auto"/>
+              <w:bottom w:val="single" w:sz="8" w:space="0" w:color="auto"/>
+              <w:right w:val="single" w:sz="8" w:space="0" w:color="auto"/>
+            </w:tcBorders>
+            <w:tcMar>
+              <w:top w:w="0" w:type="dxa"/>
+              <w:left w:w="108" w:type="dxa"/>
+              <w:bottom w:w="0" w:type="dxa"/>
+              <w:right w:w="108" w:type="dxa"/>
+            </w:tcMar>
+            <w:vAlign w:val="center"/>
+            <w:hideMark/>
+          </w:tcPr>
+          <w:p>
+            <w:pPr>
+              <w:spacing w:after="0" w:line="240" w:lineRule="auto"/>
+              <w:jc w:val="center"/>
+            </w:pPr>
+            <w:r>
+              <w:t>_________</w:t>
+            </w:r>
+          </w:p>
+        </w:tc>
+        <w:tc>
+          <w:tcPr>
+            <w:tcW w:w="2945" w:type="dxa"/>
+            <w:tcBorders>
+              <w:top w:val="nil"/>
+              <w:left w:val="nil"/>
+              <w:bottom w:val="single" w:sz="8" w:space="0" w:color="auto"/>
+              <w:right w:val="single" w:sz="8" w:space="0" w:color="auto"/>
+            </w:tcBorders>
+            <w:tcMar>
+              <w:top w:w="0" w:type="dxa"/>
+              <w:left w:w="108" w:type="dxa"/>
+              <w:bottom w:w="0" w:type="dxa"/>
+              <w:right w:w="108" w:type="dxa"/>
+            </w:tcMar>
+            <w:vAlign w:val="center"/>
+            <w:hideMark/>
+          </w:tcPr>
+          <w:p>
+            <w:pPr>
+              <w:spacing w:after="0" w:line="240" w:lineRule="auto"/>
+              <w:jc w:val="center"/>
+            </w:pPr>
+            <w:r>
+              <w:t>______________________</w:t>
+            </w:r>
+          </w:p>
+        </w:tc>
+        <w:tc>
+          <w:tcPr>
+            <w:tcW w:w="2222" w:type="dxa"/>
+            <w:tcBorders>
+              <w:top w:val="nil"/>
+              <w:left w:val="nil"/>
+              <w:bottom w:val="single" w:sz="8" w:space="0" w:color="auto"/>
+              <w:right w:val="single" w:sz="8" w:space="0" w:color="auto"/>
+            </w:tcBorders>
+            <w:tcMar>
+              <w:top w:w="0" w:type="dxa"/>
+              <w:left w:w="108" w:type="dxa"/>
+              <w:bottom w:w="0" w:type="dxa"/>
+              <w:right w:w="108" w:type="dxa"/>
+            </w:tcMar>
+            <w:vAlign w:val="center"/>
+            <w:hideMark/>
+          </w:tcPr>
+          <w:p>
+            <w:pPr>
+              <w:spacing w:after="0" w:line="240" w:lineRule="auto"/>
+              <w:jc w:val="center"/>
+            </w:pPr>
+            <w:r>
+              <w:t>_______________</w:t>
+            </w:r>
+          </w:p>
+        </w:tc>
+        <w:tc>
+          <w:tcPr>
+            <w:tcW w:w="2222" w:type="dxa"/>
+            <w:tcBorders>
+              <w:top w:val="nil"/>
+              <w:left w:val="nil"/>
+              <w:bottom w:val="single" w:sz="8" w:space="0" w:color="auto"/>
+              <w:right w:val="single" w:sz="8" w:space="0" w:color="auto"/>
+            </w:tcBorders>
+            <w:tcMar>
+              <w:top w:w="0" w:type="dxa"/>
+              <w:left w:w="108" w:type="dxa"/>
+              <w:bottom w:w="0" w:type="dxa"/>
+              <w:right w:w="108" w:type="dxa"/>
+            </w:tcMar>
+            <w:vAlign w:val="center"/>
+            <w:hideMark/>
+          </w:tcPr>
+          <w:p>
+            <w:pPr>
+              <w:spacing w:after="0" w:line="240" w:lineRule="auto"/>
+              <w:jc w:val="center"/>
+            </w:pPr>
+            <w:r>
+              <w:t>_______________</w:t>
+            </w:r>
+          </w:p>
+        </w:tc>
+        <w:tc>
+          <w:tcPr>
+            <w:tcW w:w="2222" w:type="dxa"/>
+            <w:tcBorders>
+              <w:top w:val="nil"/>
+              <w:left w:val="nil"/>
+              <w:bottom w:val="single" w:sz="8" w:space="0" w:color="auto"/>
+              <w:right w:val="single" w:sz="8" w:space="0" w:color="auto"/>
+            </w:tcBorders>
+            <w:tcMar>
+              <w:top w:w="0" w:type="dxa"/>
+              <w:left w:w="108" w:type="dxa"/>
+              <w:bottom w:w="0" w:type="dxa"/>
+              <w:right w:w="108" w:type="dxa"/>
+            </w:tcMar>
+            <w:vAlign w:val="center"/>
+            <w:hideMark/>
+          </w:tcPr>
+          <w:p>
+            <w:pPr>
+              <w:spacing w:after="0" w:line="240" w:lineRule="auto"/>
+              <w:jc w:val="center"/>
+            </w:pPr>
+            <w:r>
+              <w:t>_______________</w:t>
+            </w:r>
+          </w:p>
+        </w:tc>
+      </w:tr>
+      <w:tr>
+        <w:trPr>
+          <w:trHeight w:val="365"/>
+          <w:tblCellSpacing w:w="15" w:type="dxa"/>
+        </w:trPr>
+        <w:tc>
+          <w:tcPr>
+            <w:tcW w:w="421" w:type="dxa"/>
+            <w:tcBorders>
+              <w:top w:val="nil"/>
+              <w:left w:val="single" w:sz="8" w:space="0" w:color="auto"/>
+              <w:bottom w:val="single" w:sz="8" w:space="0" w:color="auto"/>
+              <w:right w:val="single" w:sz="8" w:space="0" w:color="auto"/>
+            </w:tcBorders>
+            <w:tcMar>
+              <w:top w:w="0" w:type="dxa"/>
+              <w:left w:w="108" w:type="dxa"/>
+              <w:bottom w:w="0" w:type="dxa"/>
+              <w:right w:w="108" w:type="dxa"/>
+            </w:tcMar>
+            <w:vAlign w:val="center"/>
+            <w:hideMark/>
+          </w:tcPr>
+          <w:p>
+            <w:pPr>
+              <w:spacing w:after="0" w:line="240" w:lineRule="auto"/>
+            </w:pPr>
+            <w:r>
+              <w:t>#</w:t>
+            </w:r>
+          </w:p>
+        </w:tc>
+        <w:tc>
+          <w:tcPr>
+            <w:tcW w:w="10829" w:type="dxa"/>
+            <w:gridSpan w:val="5"/>
+            <w:tcBorders>
+              <w:top w:val="nil"/>
+              <w:left w:val="nil"/>
+              <w:bottom w:val="single" w:sz="8" w:space="0" w:color="auto"/>
+              <w:right w:val="single" w:sz="8" w:space="0" w:color="auto"/>
+            </w:tcBorders>
+            <w:tcMar>
+              <w:top w:w="0" w:type="dxa"/>
+              <w:left w:w="108" w:type="dxa"/>
+              <w:bottom w:w="0" w:type="dxa"/>
+              <w:right w:w="108" w:type="dxa"/>
+            </w:tcMar>
+            <w:vAlign w:val="center"/>
+            <w:hideMark/>
+          </w:tcPr>
+          <w:p>
+            <w:pPr>
+              <w:spacing w:after="0" w:line="240" w:lineRule="auto"/>
+              <w:jc w:val="center"/>
+            </w:pPr>
+            <w:r>
+              <w:rPr>
+                <w:b/>
+                <w:bCs/>
+              </w:rPr>
+              <w:t>ATIVIDADE</w:t>
+            </w:r>
+          </w:p>
+        </w:tc>
+      </w:tr>
+      <w:tr>
+        <w:trPr>
+          <w:trHeight w:val="365"/>
+          <w:tblCellSpacing w:w="15" w:type="dxa"/>
+        </w:trPr>
+        <w:tc>
+          <w:tcPr>
+            <w:tcW w:w="421" w:type="dxa"/>
+            <w:tcBorders>
+              <w:top w:val="nil"/>
+              <w:left w:val="single" w:sz="8" w:space="0" w:color="auto"/>
+              <w:bottom w:val="single" w:sz="8" w:space="0" w:color="auto"/>
+              <w:right w:val="single" w:sz="8" w:space="0" w:color="auto"/>
+            </w:tcBorders>
+            <w:tcMar>
+              <w:top w:w="0" w:type="dxa"/>
+              <w:left w:w="108" w:type="dxa"/>
+              <w:bottom w:w="0" w:type="dxa"/>
+              <w:right w:w="108" w:type="dxa"/>
+            </w:tcMar>
+            <w:vAlign w:val="center"/>
+            <w:hideMark/>
+          </w:tcPr>
+          <w:p>
+            <w:pPr>
+              <w:spacing w:after="0" w:line="240" w:lineRule="auto"/>
+              <w:jc w:val="both"/>
+            </w:pPr>
+            <w:r>
+              <w:t> </w:t>
+            </w:r>
+          </w:p>
+        </w:tc>
+        <w:tc>
+          <w:tcPr>
+            <w:tcW w:w="10829" w:type="dxa"/>
+            <w:gridSpan w:val="5"/>
+            <w:tcBorders>
+              <w:top w:val="nil"/>
+              <w:left w:val="nil"/>
+              <w:bottom w:val="single" w:sz="8" w:space="0" w:color="auto"/>
+              <w:right w:val="single" w:sz="8" w:space="0" w:color="auto"/>
+            </w:tcBorders>
+            <w:tcMar>
+              <w:top w:w="0" w:type="dxa"/>
+              <w:left w:w="108" w:type="dxa"/>
+              <w:bottom w:w="0" w:type="dxa"/>
+              <w:right w:w="108" w:type="dxa"/>
+            </w:tcMar>
+            <w:vAlign w:val="center"/>
+            <w:hideMark/>
+          </w:tcPr>
+          <w:p>
+            <w:pPr>
+              <w:spacing w:after="0" w:line="240" w:lineRule="auto"/>
+              <w:jc w:val="center"/>
+            </w:pPr>
+            <w:r>
+              <w:t> </w:t>
+            </w:r>
+          </w:p>
+        </w:tc>
+      </w:tr>
+      <w:tr>
+        <w:trPr>
+          <w:tblCellSpacing w:w="15" w:type="dxa"/>
+        </w:trPr>
+        <w:tc>
+          <w:tcPr>
+            <w:tcW w:w="421" w:type="dxa"/>
+            <w:vAlign w:val="center"/>
+            <w:hideMark/>
           </w:tcPr>
           <w:p/>
         </w:tc>
         <w:tc>
           <w:tcPr>
-            <w:tcW w:w="1656" w:type="dxa"/>
-            <w:vAlign w:val="center"/>
-          </w:tcPr>
-          <w:p>
-            <w:pPr>
-              <w:jc w:val="center"/>
-            </w:pPr>
-          </w:p>
-        </w:tc>
-        <w:tc>
-          <w:tcPr>
-            <w:tcW w:w="1152" w:type="dxa"/>
-            <w:vAlign w:val="center"/>
-          </w:tcPr>
-          <w:p>
-            <w:pPr>
-              <w:jc w:val="center"/>
-            </w:pPr>
-          </w:p>
-        </w:tc>
-        <w:tc>
-          <w:tcPr>
-            <w:tcW w:w="1152" w:type="dxa"/>
-            <w:vAlign w:val="center"/>
-          </w:tcPr>
-          <w:p>
-            <w:pPr>
-              <w:jc w:val="center"/>
-            </w:pPr>
-          </w:p>
-        </w:tc>
-        <w:tc>
-          <w:tcPr>
-            <w:tcW w:w="1152" w:type="dxa"/>
-            <w:vAlign w:val="center"/>
-          </w:tcPr>
-          <w:p>
-            <w:pPr>
-              <w:jc w:val="center"/>
-            </w:pPr>
-          </w:p>
-        </w:tc>
-        <w:tc>
-          <w:tcPr>
-            <w:tcW w:w="744" w:type="dxa"/>
-            <w:vAlign w:val="center"/>
-          </w:tcPr>
-          <w:p>
-            <w:pPr>
-              <w:jc w:val="center"/>
+            <w:tcW w:w="1098" w:type="dxa"/>
+            <w:vAlign w:val="center"/>
+            <w:hideMark/>
+          </w:tcPr>
+          <w:p>
+            <w:pPr>
+              <w:rPr>
+                <w:sz w:val="24"/>
+                <w:szCs w:val="24"/>
+              </w:rPr>
+            </w:pPr>
+          </w:p>
+        </w:tc>
+        <w:tc>
+          <w:tcPr>
+            <w:tcW w:w="2945" w:type="dxa"/>
+            <w:vAlign w:val="center"/>
+            <w:hideMark/>
+          </w:tcPr>
+          <w:p>
+            <w:pPr>
+              <w:rPr>
+                <w:sz w:val="24"/>
+                <w:szCs w:val="24"/>
+              </w:rPr>
+            </w:pPr>
+          </w:p>
+        </w:tc>
+        <w:tc>
+          <w:tcPr>
+            <w:tcW w:w="2222" w:type="dxa"/>
+            <w:vAlign w:val="center"/>
+            <w:hideMark/>
+          </w:tcPr>
+          <w:p>
+            <w:pPr>
+              <w:rPr>
+                <w:sz w:val="24"/>
+                <w:szCs w:val="24"/>
+              </w:rPr>
+            </w:pPr>
+          </w:p>
+        </w:tc>
+        <w:tc>
+          <w:tcPr>
+            <w:tcW w:w="2222" w:type="dxa"/>
+            <w:vAlign w:val="center"/>
+            <w:hideMark/>
+          </w:tcPr>
+          <w:p>
+            <w:pPr>
+              <w:rPr>
+                <w:sz w:val="24"/>
+                <w:szCs w:val="24"/>
+              </w:rPr>
+            </w:pPr>
+          </w:p>
+        </w:tc>
+        <w:tc>
+          <w:tcPr>
+            <w:tcW w:w="2222" w:type="dxa"/>
+            <w:vAlign w:val="center"/>
+            <w:hideMark/>
+          </w:tcPr>
+          <w:p>
+            <w:pPr>
+              <w:rPr>
+                <w:sz w:val="24"/>
+                <w:szCs w:val="24"/>
+              </w:rPr>
             </w:pPr>
           </w:p>
         </w:tc>
       </w:tr>
     </w:tbl>
+    <w:p/>
     <w:p/>
     <w:p/>
     <w:p/>
@@ -4873,8 +9894,19 @@
                 <w:sz w:val="24"/>
                 <w:szCs w:val="24"/>
               </w:rPr>
-              <w:t>LAYOUT DO VEICULO</w:t>
-            </w:r>
+              <w:t xml:space="preserve">LAYOUT DO </w:t>
+            </w:r>
+            <w:proofErr w:type="gramStart"/>
+            <w:r>
+              <w:rPr>
+                <w:b/>
+                <w:bCs/>
+                <w:sz w:val="24"/>
+                <w:szCs w:val="24"/>
+              </w:rPr>
+              <w:t>VEICULO</w:t>
+            </w:r>
+            <w:proofErr w:type="gramEnd"/>
           </w:p>
         </w:tc>
       </w:tr>
@@ -5000,6 +10032,7 @@
         <w:docPartUnique/>
       </w:docPartObj>
     </w:sdtPr>
+    <w:sdtEndPr/>
     <w:sdtContent>
       <w:sdt>
         <w:sdtPr>
@@ -5009,6 +10042,7 @@
             <w:docPartUnique/>
           </w:docPartObj>
         </w:sdtPr>
+        <w:sdtEndPr/>
         <w:sdtContent>
           <w:p>
             <w:pPr>
@@ -6089,21 +11123,15 @@
 </file>
 
 <file path=customXml/item1.xml><?xml version="1.0" encoding="utf-8"?>
-<p:properties xmlns:p="http://schemas.microsoft.com/office/2006/metadata/properties" xmlns:xsi="http://www.w3.org/2001/XMLSchema-instance" xmlns:pc="http://schemas.microsoft.com/office/infopath/2007/PartnerControls">
-  <documentManagement>
-    <TaxCatchAll xmlns="8c682f9c-d79f-4273-8849-b252e99a5411" xsi:nil="true"/>
-    <lcf76f155ced4ddcb4097134ff3c332f xmlns="a499b1f2-fa12-4683-ae9e-9e5194a0160f">
-      <Terms xmlns="http://schemas.microsoft.com/office/infopath/2007/PartnerControls"/>
-    </lcf76f155ced4ddcb4097134ff3c332f>
-  </documentManagement>
-</p:properties>
+<?mso-contentType ?>
+<FormTemplates xmlns="http://schemas.microsoft.com/sharepoint/v3/contenttype/forms">
+  <Display>DocumentLibraryForm</Display>
+  <Edit>DocumentLibraryForm</Edit>
+  <New>DocumentLibraryForm</New>
+</FormTemplates>
 </file>
 
 <file path=customXml/item2.xml><?xml version="1.0" encoding="utf-8"?>
-<b:Sources xmlns:b="http://schemas.openxmlformats.org/officeDocument/2006/bibliography" xmlns="http://schemas.openxmlformats.org/officeDocument/2006/bibliography" SelectedStyle="\APASixthEditionOfficeOnline.xsl" StyleName="APA" Version="6"/>
-</file>
-
-<file path=customXml/item3.xml><?xml version="1.0" encoding="utf-8"?>
 <ct:contentTypeSchema xmlns:ct="http://schemas.microsoft.com/office/2006/metadata/contentType" xmlns:ma="http://schemas.microsoft.com/office/2006/metadata/properties/metaAttributes" ct:_="" ma:_="" ma:contentTypeName="Document" ma:contentTypeID="0x0101009FC1B36EE202B84B8A4466F95043FEF1" ma:contentTypeVersion="13" ma:contentTypeDescription="Create a new document." ma:contentTypeScope="" ma:versionID="94654d10eb261000564602d187c1b165">
   <xsd:schema xmlns:xsd="http://www.w3.org/2001/XMLSchema" xmlns:xs="http://www.w3.org/2001/XMLSchema" xmlns:p="http://schemas.microsoft.com/office/2006/metadata/properties" xmlns:ns2="a499b1f2-fa12-4683-ae9e-9e5194a0160f" xmlns:ns3="8c682f9c-d79f-4273-8849-b252e99a5411" targetNamespace="http://schemas.microsoft.com/office/2006/metadata/properties" ma:root="true" ma:fieldsID="230499911662e64cebf30eb38ea4dec8" ns2:_="" ns3:_="">
     <xsd:import namespace="a499b1f2-fa12-4683-ae9e-9e5194a0160f"/>
@@ -6310,35 +11338,30 @@
 </ct:contentTypeSchema>
 </file>
 
+<file path=customXml/item3.xml><?xml version="1.0" encoding="utf-8"?>
+<b:Sources xmlns:b="http://schemas.openxmlformats.org/officeDocument/2006/bibliography" xmlns="http://schemas.openxmlformats.org/officeDocument/2006/bibliography" SelectedStyle="\APASixthEditionOfficeOnline.xsl" StyleName="APA" Version="6"/>
+</file>
+
 <file path=customXml/item4.xml><?xml version="1.0" encoding="utf-8"?>
-<?mso-contentType ?>
-<FormTemplates xmlns="http://schemas.microsoft.com/sharepoint/v3/contenttype/forms">
-  <Display>DocumentLibraryForm</Display>
-  <Edit>DocumentLibraryForm</Edit>
-  <New>DocumentLibraryForm</New>
-</FormTemplates>
+<p:properties xmlns:p="http://schemas.microsoft.com/office/2006/metadata/properties" xmlns:xsi="http://www.w3.org/2001/XMLSchema-instance" xmlns:pc="http://schemas.microsoft.com/office/infopath/2007/PartnerControls">
+  <documentManagement>
+    <TaxCatchAll xmlns="8c682f9c-d79f-4273-8849-b252e99a5411" xsi:nil="true"/>
+    <lcf76f155ced4ddcb4097134ff3c332f xmlns="a499b1f2-fa12-4683-ae9e-9e5194a0160f">
+      <Terms xmlns="http://schemas.microsoft.com/office/infopath/2007/PartnerControls"/>
+    </lcf76f155ced4ddcb4097134ff3c332f>
+  </documentManagement>
+</p:properties>
 </file>
 
 <file path=customXml/itemProps1.xml><?xml version="1.0" encoding="utf-8"?>
-<ds:datastoreItem xmlns:ds="http://schemas.openxmlformats.org/officeDocument/2006/customXml" ds:itemID="{7DD17EEE-9B6B-422F-8AB9-425A9BFA536C}">
+<ds:datastoreItem xmlns:ds="http://schemas.openxmlformats.org/officeDocument/2006/customXml" ds:itemID="{BC77B0B8-12C7-428F-A909-BE817616E521}">
   <ds:schemaRefs>
-    <ds:schemaRef ds:uri="http://schemas.microsoft.com/office/2006/metadata/properties"/>
-    <ds:schemaRef ds:uri="http://schemas.microsoft.com/office/infopath/2007/PartnerControls"/>
-    <ds:schemaRef ds:uri="8c682f9c-d79f-4273-8849-b252e99a5411"/>
-    <ds:schemaRef ds:uri="a499b1f2-fa12-4683-ae9e-9e5194a0160f"/>
+    <ds:schemaRef ds:uri="http://schemas.microsoft.com/sharepoint/v3/contenttype/forms"/>
   </ds:schemaRefs>
 </ds:datastoreItem>
 </file>
 
 <file path=customXml/itemProps2.xml><?xml version="1.0" encoding="utf-8"?>
-<ds:datastoreItem xmlns:ds="http://schemas.openxmlformats.org/officeDocument/2006/customXml" ds:itemID="{F214E576-0A01-4106-81B8-31FDB3298B23}">
-  <ds:schemaRefs>
-    <ds:schemaRef ds:uri="http://schemas.openxmlformats.org/officeDocument/2006/bibliography"/>
-  </ds:schemaRefs>
-</ds:datastoreItem>
-</file>
-
-<file path=customXml/itemProps3.xml><?xml version="1.0" encoding="utf-8"?>
 <ds:datastoreItem xmlns:ds="http://schemas.openxmlformats.org/officeDocument/2006/customXml" ds:itemID="{27437197-2C64-4B95-8F9C-A239D5441B42}">
   <ds:schemaRefs>
     <ds:schemaRef ds:uri="http://schemas.microsoft.com/office/2006/metadata/contentType"/>
@@ -6357,10 +11380,21 @@
 </ds:datastoreItem>
 </file>
 
+<file path=customXml/itemProps3.xml><?xml version="1.0" encoding="utf-8"?>
+<ds:datastoreItem xmlns:ds="http://schemas.openxmlformats.org/officeDocument/2006/customXml" ds:itemID="{F214E576-0A01-4106-81B8-31FDB3298B23}">
+  <ds:schemaRefs>
+    <ds:schemaRef ds:uri="http://schemas.openxmlformats.org/officeDocument/2006/bibliography"/>
+  </ds:schemaRefs>
+</ds:datastoreItem>
+</file>
+
 <file path=customXml/itemProps4.xml><?xml version="1.0" encoding="utf-8"?>
-<ds:datastoreItem xmlns:ds="http://schemas.openxmlformats.org/officeDocument/2006/customXml" ds:itemID="{BC77B0B8-12C7-428F-A909-BE817616E521}">
+<ds:datastoreItem xmlns:ds="http://schemas.openxmlformats.org/officeDocument/2006/customXml" ds:itemID="{7DD17EEE-9B6B-422F-8AB9-425A9BFA536C}">
   <ds:schemaRefs>
-    <ds:schemaRef ds:uri="http://schemas.microsoft.com/sharepoint/v3/contenttype/forms"/>
+    <ds:schemaRef ds:uri="http://schemas.microsoft.com/office/2006/metadata/properties"/>
+    <ds:schemaRef ds:uri="http://schemas.microsoft.com/office/infopath/2007/PartnerControls"/>
+    <ds:schemaRef ds:uri="8c682f9c-d79f-4273-8849-b252e99a5411"/>
+    <ds:schemaRef ds:uri="a499b1f2-fa12-4683-ae9e-9e5194a0160f"/>
   </ds:schemaRefs>
 </ds:datastoreItem>
 </file>